--- a/Speaker-Notes-Lesson-04-AM.docx
+++ b/Speaker-Notes-Lesson-04-AM.docx
@@ -17,39 +17,57 @@
     </w:p>
     <w:p>
       <w:pPr>
-        <w:pStyle w:val="Subtitle"/>
+        <w:spacing w:after="50" w:line="254" w:lineRule="auto"/>
         <w:jc w:val="right"/>
         <w:bidi/>
       </w:pPr>
       <w:r>
         <w:rPr>
-          <w:rtl/>
+          <w:rFonts w:ascii="Arial" w:hAnsi="Arial" w:cs="Arial"/>
+          <w:b/>
+          <w:color w:val="08758C"/>
+          <w:sz w:val="34"/>
         </w:rPr>
         <w:t>אפנון תנופה AM ומשדר</w:t>
       </w:r>
     </w:p>
     <w:p>
       <w:pPr>
+        <w:spacing w:after="50" w:line="254" w:lineRule="auto"/>
         <w:jc w:val="right"/>
         <w:bidi/>
       </w:pPr>
       <w:r>
         <w:rPr>
-          <w:rtl/>
-        </w:rPr>
-        <w:t>מטרת השיעור היא להסביר כיצד אות מידע בתדר נמוך עובר לאות שניתן לשדר, ולעקוב אחרי התוצאות בזמן, בתדר ובהספק.</w:t>
+          <w:rFonts w:ascii="Arial" w:hAnsi="Arial" w:cs="Arial"/>
+          <w:b w:val="0"/>
+          <w:sz w:val="24"/>
+        </w:rPr>
+        <w:t>מדריך מרצה עשיר בהסברים ובהקשרים | משך השיעור: 130 דקות</w:t>
       </w:r>
     </w:p>
     <w:p>
       <w:pPr>
+        <w:pStyle w:val="Heading1"/>
+      </w:pPr>
+      <w:r>
+        <w:t>הרעיון שמחזיק את השיעור</w:t>
+      </w:r>
+    </w:p>
+    <w:p>
+      <w:pPr>
+        <w:spacing w:after="50" w:line="254" w:lineRule="auto"/>
         <w:jc w:val="right"/>
         <w:bidi/>
-      </w:pPr>
-      <w:r>
-        <w:rPr>
-          <w:rtl/>
-        </w:rPr>
-        <w:t>משך מתוכנן: 130 דקות. שש דקות קוצרו מהחזרה, מהסימולטור ומגזירת הזהות הטריגונומטרית; זמן התרגול נשמר.</w:t>
+        <w:shd w:fill="EAF6F8"/>
+      </w:pPr>
+      <w:r>
+        <w:rPr>
+          <w:rFonts w:ascii="Arial" w:hAnsi="Arial" w:cs="Arial"/>
+          <w:b w:val="0"/>
+          <w:sz w:val="26"/>
+        </w:rPr>
+        <w:t>אפנון AM מעביר אות מידע לתחום תדרים שמתאים לשידור. המחיר הוא רוחב פס והספק רב שנשאר בגל הנושא.</w:t>
       </w:r>
     </w:p>
     <w:p>
@@ -57,4852 +75,5206 @@
         <w:pStyle w:val="Heading1"/>
       </w:pPr>
       <w:r>
-        <w:t>מסר מרכזי ופתיחה</w:t>
+        <w:t>פתיחה</w:t>
       </w:r>
     </w:p>
     <w:p>
       <w:pPr>
+        <w:spacing w:after="50" w:line="254" w:lineRule="auto"/>
         <w:jc w:val="right"/>
         <w:bidi/>
       </w:pPr>
       <w:r>
         <w:rPr>
-          <w:rtl/>
-        </w:rPr>
-        <w:t>הרעיון המרכזי: אפנון AM מעביר אות מידע לתחום תדרים שמתאים לשידור, אך דורש רוחב פס ומשאיר חלק גדול מההספק בגל הנושא.</w:t>
+          <w:rFonts w:ascii="Arial" w:hAnsi="Arial" w:cs="Arial"/>
+          <w:b/>
+          <w:sz w:val="28"/>
+        </w:rPr>
+        <w:t>איך קול בתדר נמוך יכול לצאת מאנטנה מעשית ולהגיע למקלט רחוק?</w:t>
       </w:r>
     </w:p>
     <w:p>
       <w:pPr>
+        <w:spacing w:after="50" w:line="254" w:lineRule="auto"/>
         <w:jc w:val="right"/>
         <w:bidi/>
       </w:pPr>
       <w:r>
         <w:rPr>
-          <w:rtl/>
-        </w:rPr>
-        <w:t>משפט פתיחה: איך קול בתדר נמוך יכול לצאת מאנטנה מעשית ולהגיע למקלט רחוק?</w:t>
+          <w:rFonts w:ascii="Arial" w:hAnsi="Arial" w:cs="Arial"/>
+          <w:b w:val="0"/>
+          <w:color w:val="5A646E"/>
+          <w:sz w:val="20"/>
+        </w:rPr>
+        <w:t>משך השקפים המקורי הוא 136 דקות. התוכנית כאן היא 130 דקות: קיצור של דקה בכל אחד משקפים 2, 3 ו־22, שתי דקות בשקף 24, ודקה בשקף 5. זמן התרגול העצמי נשמר.</w:t>
       </w:r>
     </w:p>
     <w:p>
-      <w:pPr>
+      <w:r>
+        <w:br w:type="page"/>
+      </w:r>
+    </w:p>
+    <w:p>
+      <w:pPr>
+        <w:spacing w:after="40"/>
         <w:jc w:val="right"/>
         <w:bidi/>
       </w:pPr>
       <w:r>
         <w:rPr>
-          <w:rtl/>
-        </w:rPr>
-        <w:t>גבולות: הנוטס נשענים על תוכן המצגת בלבד.</w:t>
+          <w:b/>
+          <w:color w:val="737D87"/>
+          <w:sz w:val="18"/>
+        </w:rPr>
+        <w:t>פתיחה וחזרה</w:t>
       </w:r>
     </w:p>
     <w:p>
       <w:pPr>
-        <w:pStyle w:val="Heading1"/>
-      </w:pPr>
-      <w:r>
-        <w:t>מהלך השיעור</w:t>
+        <w:pStyle w:val="Heading2"/>
+        <w:spacing w:before="20" w:after="80"/>
+        <w:jc w:val="right"/>
+        <w:keepNext/>
+        <w:bidi/>
+      </w:pPr>
+      <w:r>
+        <w:rPr>
+          <w:b/>
+        </w:rPr>
+        <w:t>01  אפנון תנופה AM ומשדר</w:t>
+      </w:r>
+      <w:r>
+        <w:rPr>
+          <w:color w:val="5F6973"/>
+          <w:sz w:val="20"/>
+        </w:rPr>
+        <w:t xml:space="preserve">   |   2 דקות</w:t>
       </w:r>
     </w:p>
     <w:p>
       <w:pPr>
-        <w:pStyle w:val="Heading2"/>
-      </w:pPr>
-      <w:r>
-        <w:t>1. אפנון תנופהAM ומשדר (2 דקות)</w:t>
+        <w:spacing w:after="50" w:line="254" w:lineRule="auto"/>
+        <w:jc w:val="right"/>
+        <w:bidi/>
+        <w:shd w:fill="F1F7F8"/>
+      </w:pPr>
+      <w:r>
+        <w:rPr>
+          <w:rFonts w:ascii="Arial" w:hAnsi="Arial" w:cs="Arial"/>
+          <w:b/>
+          <w:color w:val="08758C"/>
+          <w:sz w:val="21"/>
+        </w:rPr>
+        <w:t xml:space="preserve">המסר  </w:t>
+      </w:r>
+      <w:r>
+        <w:rPr>
+          <w:rFonts w:ascii="Arial" w:hAnsi="Arial" w:cs="Arial"/>
+          <w:b w:val="0"/>
+          <w:sz w:val="21"/>
+        </w:rPr>
+        <w:t>בסוף השיעור נוכל להסביר מה AM עושה למידע בזמן, בתדר ובהספק.</w:t>
       </w:r>
     </w:p>
     <w:p>
       <w:pPr>
+        <w:spacing w:after="50" w:line="254" w:lineRule="auto"/>
         <w:jc w:val="right"/>
         <w:bidi/>
-      </w:pPr>
-      <w:r>
-        <w:rPr>
+        <w:shd w:fill="EAF6F8"/>
+      </w:pPr>
+      <w:r>
+        <w:rPr>
+          <w:rFonts w:ascii="Arial" w:hAnsi="Arial" w:cs="Arial"/>
           <w:b/>
-          <w:rtl/>
-        </w:rPr>
-        <w:t>הנקודה:</w:t>
-      </w:r>
-      <w:r>
-        <w:rPr>
-          <w:rtl/>
-        </w:rPr>
-        <w:t xml:space="preserve"> בסוף השיעור נוכל להסביר מה AM עושה למידע בזמן, בתדר ובהספק.</w:t>
+          <w:color w:val="08758C"/>
+          <w:sz w:val="21"/>
+        </w:rPr>
+        <w:t xml:space="preserve">הסבר והקשר  </w:t>
+      </w:r>
+      <w:r>
+        <w:rPr>
+          <w:rFonts w:ascii="Arial" w:hAnsi="Arial" w:cs="Arial"/>
+          <w:b w:val="0"/>
+          <w:sz w:val="21"/>
+        </w:rPr>
+        <w:t>פתחו בשאלה ולא בהגדרת AM: איך קול בתדר נמוך יוצא מאנטנה מעשית? אבקש מכם שתי השערות שונות, למשל אורך האנטנה או עוצמת האות. אל תאשרו עדיין תשובה. נציג את מסלול השיעור: נבין את הצורך, נסתכל על האות בזמן ובתדר, נחשב הספק, ואז נפתור תרגיל. הבטיחו רק את התהליך שמופיע במצגת.</w:t>
       </w:r>
     </w:p>
     <w:p>
       <w:pPr>
+        <w:spacing w:after="50" w:line="254" w:lineRule="auto"/>
         <w:jc w:val="right"/>
         <w:bidi/>
       </w:pPr>
       <w:r>
         <w:rPr>
-          <w:b/>
-          <w:rtl/>
-        </w:rPr>
-        <w:t>מה לומר:</w:t>
-      </w:r>
-      <w:r>
-        <w:rPr>
-          <w:rtl/>
-        </w:rPr>
-        <w:t xml:space="preserve"> איך קול בתדר נמוך יכול לצאת מאנטנה מעשית ולהגיע למקלט רחוק? נעקוב אחרי האות עד השידור ונפתור תרגיל מלא.</w:t>
+          <w:rFonts w:ascii="Arial" w:hAnsi="Arial" w:cs="Arial"/>
+          <w:b w:val="0"/>
+          <w:sz w:val="19"/>
+        </w:rPr>
+        <w:t>בדיקת הבנה: שאלת הפתיחה ותשובות הסטודנטים.</w:t>
       </w:r>
     </w:p>
     <w:p>
       <w:pPr>
+        <w:spacing w:after="50" w:line="254" w:lineRule="auto"/>
         <w:jc w:val="right"/>
         <w:bidi/>
       </w:pPr>
       <w:r>
         <w:rPr>
-          <w:b/>
-          <w:rtl/>
-        </w:rPr>
-        <w:t>הנחיה/פעילות:</w:t>
-      </w:r>
-      <w:r>
-        <w:rPr>
-          <w:rtl/>
-        </w:rPr>
-        <w:t xml:space="preserve"> שאלת פתיחה; השהו את הצגת הנוסחה.</w:t>
+          <w:rFonts w:ascii="Arial" w:hAnsi="Arial" w:cs="Arial"/>
+          <w:b w:val="0"/>
+          <w:color w:val="505A64"/>
+          <w:sz w:val="19"/>
+        </w:rPr>
+        <w:t>מעבר: נתחיל ברענון קצר של מערכת התקשורת.</w:t>
       </w:r>
     </w:p>
     <w:p>
       <w:pPr>
+        <w:pStyle w:val="Heading2"/>
+        <w:spacing w:before="20" w:after="80"/>
+        <w:jc w:val="right"/>
+        <w:keepNext/>
+        <w:bidi/>
+      </w:pPr>
+      <w:r>
+        <w:rPr>
+          <w:b/>
+        </w:rPr>
+        <w:t>02  מפת המושגים: מערכת תקשורת</w:t>
+      </w:r>
+      <w:r>
+        <w:rPr>
+          <w:color w:val="5F6973"/>
+          <w:sz w:val="20"/>
+        </w:rPr>
+        <w:t xml:space="preserve">   |   2 דקות</w:t>
+      </w:r>
+    </w:p>
+    <w:p>
+      <w:pPr>
+        <w:spacing w:after="50" w:line="254" w:lineRule="auto"/>
         <w:jc w:val="right"/>
         <w:bidi/>
-      </w:pPr>
-      <w:r>
-        <w:rPr>
+        <w:shd w:fill="F1F7F8"/>
+      </w:pPr>
+      <w:r>
+        <w:rPr>
+          <w:rFonts w:ascii="Arial" w:hAnsi="Arial" w:cs="Arial"/>
           <w:b/>
-          <w:rtl/>
-        </w:rPr>
-        <w:t>ראיה ללמידה:</w:t>
-      </w:r>
-      <w:r>
-        <w:rPr>
-          <w:rtl/>
-        </w:rPr>
-        <w:t xml:space="preserve"> שאלת הפתיחה ותשובות הסטודנטים.</w:t>
+          <w:color w:val="08758C"/>
+          <w:sz w:val="21"/>
+        </w:rPr>
+        <w:t xml:space="preserve">המסר  </w:t>
+      </w:r>
+      <w:r>
+        <w:rPr>
+          <w:rFonts w:ascii="Arial" w:hAnsi="Arial" w:cs="Arial"/>
+          <w:b w:val="0"/>
+          <w:sz w:val="21"/>
+        </w:rPr>
+        <w:t>אות עובר ממקור ליעד דרך משדר, ערוץ ומקלט, והערוץ עלול להוסיף רעש.</w:t>
       </w:r>
     </w:p>
     <w:p>
       <w:pPr>
+        <w:spacing w:after="50" w:line="254" w:lineRule="auto"/>
         <w:jc w:val="right"/>
         <w:bidi/>
-      </w:pPr>
-      <w:r>
-        <w:rPr>
+        <w:shd w:fill="EAF6F8"/>
+      </w:pPr>
+      <w:r>
+        <w:rPr>
+          <w:rFonts w:ascii="Arial" w:hAnsi="Arial" w:cs="Arial"/>
           <w:b/>
-          <w:rtl/>
-        </w:rPr>
-        <w:t>גשר:</w:t>
-      </w:r>
-      <w:r>
-        <w:rPr>
-          <w:rtl/>
-        </w:rPr>
-        <w:t xml:space="preserve"> נתחיל ברענון קצר של מערכת התקשורת.</w:t>
+          <w:color w:val="08758C"/>
+          <w:sz w:val="21"/>
+        </w:rPr>
+        <w:t xml:space="preserve">הסבר והקשר  </w:t>
+      </w:r>
+      <w:r>
+        <w:rPr>
+          <w:rFonts w:ascii="Arial" w:hAnsi="Arial" w:cs="Arial"/>
+          <w:b w:val="0"/>
+          <w:sz w:val="21"/>
+        </w:rPr>
+        <w:t>נסתכל על המקור, המשדר, הערוץ והמקלט. נאמר: המקור יוצר הודעה, המשדר מתאים אותה לערוץ, והמקלט מנסה לשחזר אותה. אבקש מכם מהסטודנטים לתת דוגמה מוכרת. נוסיף רעש לתמונה: הערוץ אינו מושלם. אשאל אתכם היכן רעש יכול להיכנס ומה המקלט צריך לעשות. נעבור במהירות על כל הסימונים, בלי ללמד מחדש את השיעור הקודם.</w:t>
       </w:r>
     </w:p>
     <w:p>
       <w:pPr>
-        <w:pStyle w:val="Heading2"/>
-      </w:pPr>
-      <w:r>
-        <w:t>2. מפת המושגים: מערכת תקשורת (2 דקות)</w:t>
+        <w:spacing w:after="50" w:line="254" w:lineRule="auto"/>
+        <w:jc w:val="right"/>
+        <w:bidi/>
+      </w:pPr>
+      <w:r>
+        <w:rPr>
+          <w:rFonts w:ascii="Arial" w:hAnsi="Arial" w:cs="Arial"/>
+          <w:b w:val="0"/>
+          <w:sz w:val="19"/>
+        </w:rPr>
+        <w:t>בדיקת הבנה: זיהוי מקור, משדר, ערוץ, רעש ומקלט.</w:t>
       </w:r>
     </w:p>
     <w:p>
       <w:pPr>
+        <w:spacing w:after="50" w:line="254" w:lineRule="auto"/>
         <w:jc w:val="right"/>
         <w:bidi/>
       </w:pPr>
       <w:r>
         <w:rPr>
-          <w:b/>
-          <w:rtl/>
-        </w:rPr>
-        <w:t>הנקודה:</w:t>
-      </w:r>
-      <w:r>
-        <w:rPr>
-          <w:rtl/>
-        </w:rPr>
-        <w:t xml:space="preserve"> אות עובר ממקור ליעד דרך משדר, ערוץ ומקלט, והערוץ עלול להוסיף רעש.</w:t>
+          <w:rFonts w:ascii="Arial" w:hAnsi="Arial" w:cs="Arial"/>
+          <w:b w:val="0"/>
+          <w:color w:val="505A64"/>
+          <w:sz w:val="19"/>
+        </w:rPr>
+        <w:t>מעבר: נרענן את שפת האותות והתדרים.</w:t>
       </w:r>
     </w:p>
     <w:p>
       <w:pPr>
+        <w:pStyle w:val="Heading2"/>
+        <w:spacing w:before="20" w:after="80"/>
+        <w:jc w:val="right"/>
+        <w:keepNext/>
+        <w:bidi/>
+      </w:pPr>
+      <w:r>
+        <w:rPr>
+          <w:b/>
+        </w:rPr>
+        <w:t>03  מפת המושגים: אות ותדר</w:t>
+      </w:r>
+      <w:r>
+        <w:rPr>
+          <w:color w:val="5F6973"/>
+          <w:sz w:val="20"/>
+        </w:rPr>
+        <w:t xml:space="preserve">   |   2 דקות</w:t>
+      </w:r>
+    </w:p>
+    <w:p>
+      <w:pPr>
+        <w:spacing w:after="50" w:line="254" w:lineRule="auto"/>
         <w:jc w:val="right"/>
         <w:bidi/>
-      </w:pPr>
-      <w:r>
-        <w:rPr>
+        <w:shd w:fill="F1F7F8"/>
+      </w:pPr>
+      <w:r>
+        <w:rPr>
+          <w:rFonts w:ascii="Arial" w:hAnsi="Arial" w:cs="Arial"/>
           <w:b/>
-          <w:rtl/>
-        </w:rPr>
-        <w:t>מה לומר:</w:t>
-      </w:r>
-      <w:r>
-        <w:rPr>
-          <w:rtl/>
-        </w:rPr>
-        <w:t xml:space="preserve"> המקור יוצר מידע, המשדר מכין אותו, והערוץ מעביר אותו. רעש עשוי להתווסף בדרך. המקלט מנסה לשחזר את המידע.</w:t>
+          <w:color w:val="08758C"/>
+          <w:sz w:val="21"/>
+        </w:rPr>
+        <w:t xml:space="preserve">המסר  </w:t>
+      </w:r>
+      <w:r>
+        <w:rPr>
+          <w:rFonts w:ascii="Arial" w:hAnsi="Arial" w:cs="Arial"/>
+          <w:b w:val="0"/>
+          <w:sz w:val="21"/>
+        </w:rPr>
+        <w:t>המתנד יוצר אות מחזורי שישמש כגל נושא.</w:t>
       </w:r>
     </w:p>
     <w:p>
       <w:pPr>
+        <w:spacing w:after="50" w:line="254" w:lineRule="auto"/>
         <w:jc w:val="right"/>
         <w:bidi/>
-      </w:pPr>
-      <w:r>
-        <w:rPr>
+        <w:shd w:fill="EAF6F8"/>
+      </w:pPr>
+      <w:r>
+        <w:rPr>
+          <w:rFonts w:ascii="Arial" w:hAnsi="Arial" w:cs="Arial"/>
           <w:b/>
-          <w:rtl/>
-        </w:rPr>
-        <w:t>הנחיה/פעילות:</w:t>
-      </w:r>
-      <w:r>
-        <w:rPr>
-          <w:rtl/>
-        </w:rPr>
-        <w:t xml:space="preserve"> בקשו דוגמה לכל רכיב.</w:t>
+          <w:color w:val="08758C"/>
+          <w:sz w:val="21"/>
+        </w:rPr>
+        <w:t xml:space="preserve">הסבר והקשר  </w:t>
+      </w:r>
+      <w:r>
+        <w:rPr>
+          <w:rFonts w:ascii="Arial" w:hAnsi="Arial" w:cs="Arial"/>
+          <w:b w:val="0"/>
+          <w:sz w:val="21"/>
+        </w:rPr>
+        <w:t>רעננו תנופה, מחזור ותדר: תנופה היא הערך המרבי, והמחזור הוא משך מחזור אחד. נכתוב T=1/f והזכירו את היחידות. חברו לתדר נושא ולרוחב פס. נאמר: המתנד מהשיעור הקודם ייתן לנו אות מחזורי; היום נראה איך משתמשים בו כנושא. אל תתעכבו על מופע והרמוניות מעבר למה שהכיתה צריכה.</w:t>
       </w:r>
     </w:p>
     <w:p>
       <w:pPr>
+        <w:spacing w:after="50" w:line="254" w:lineRule="auto"/>
         <w:jc w:val="right"/>
         <w:bidi/>
       </w:pPr>
       <w:r>
         <w:rPr>
-          <w:b/>
-          <w:rtl/>
-        </w:rPr>
-        <w:t>ראיה ללמידה:</w:t>
-      </w:r>
-      <w:r>
-        <w:rPr>
-          <w:rtl/>
-        </w:rPr>
-        <w:t xml:space="preserve"> זיהוי מקור, משדר, ערוץ, רעש ומקלט.</w:t>
+          <w:rFonts w:ascii="Arial" w:hAnsi="Arial" w:cs="Arial"/>
+          <w:b w:val="0"/>
+          <w:sz w:val="19"/>
+        </w:rPr>
+        <w:t>בדיקת הבנה: הבחנה בין תנופה, תדר, אורך גל ורוחב פס.</w:t>
       </w:r>
     </w:p>
     <w:p>
       <w:pPr>
+        <w:spacing w:after="50" w:line="254" w:lineRule="auto"/>
         <w:jc w:val="right"/>
         <w:bidi/>
       </w:pPr>
       <w:r>
         <w:rPr>
-          <w:b/>
-          <w:rtl/>
-        </w:rPr>
-        <w:t>גשר:</w:t>
-      </w:r>
-      <w:r>
-        <w:rPr>
-          <w:rtl/>
-        </w:rPr>
-        <w:t xml:space="preserve"> נרענן את שפת האותות והתדרים.</w:t>
+          <w:rFonts w:ascii="Arial" w:hAnsi="Arial" w:cs="Arial"/>
+          <w:b w:val="0"/>
+          <w:color w:val="505A64"/>
+          <w:sz w:val="19"/>
+        </w:rPr>
+        <w:t>מעבר: נארגן את השיעור סביב ארבע שאלות.</w:t>
       </w:r>
     </w:p>
     <w:p>
-      <w:pPr>
-        <w:pStyle w:val="Heading2"/>
-      </w:pPr>
-      <w:r>
-        <w:t>3. מפת המושגים: אות ותדר (2 דקות)</w:t>
+      <w:r>
+        <w:br w:type="page"/>
       </w:r>
     </w:p>
     <w:p>
       <w:pPr>
+        <w:pStyle w:val="Heading2"/>
+        <w:spacing w:before="20" w:after="80"/>
+        <w:jc w:val="right"/>
+        <w:keepNext/>
+        <w:bidi/>
+      </w:pPr>
+      <w:r>
+        <w:rPr>
+          <w:b/>
+        </w:rPr>
+        <w:t>04  ארבע שאלות</w:t>
+      </w:r>
+      <w:r>
+        <w:rPr>
+          <w:color w:val="5F6973"/>
+          <w:sz w:val="20"/>
+        </w:rPr>
+        <w:t xml:space="preserve">   |   2 דקות</w:t>
+      </w:r>
+    </w:p>
+    <w:p>
+      <w:pPr>
+        <w:spacing w:after="50" w:line="254" w:lineRule="auto"/>
         <w:jc w:val="right"/>
         <w:bidi/>
-      </w:pPr>
-      <w:r>
-        <w:rPr>
+        <w:shd w:fill="F1F7F8"/>
+      </w:pPr>
+      <w:r>
+        <w:rPr>
+          <w:rFonts w:ascii="Arial" w:hAnsi="Arial" w:cs="Arial"/>
           <w:b/>
-          <w:rtl/>
-        </w:rPr>
-        <w:t>הנקודה:</w:t>
-      </w:r>
-      <w:r>
-        <w:rPr>
-          <w:rtl/>
-        </w:rPr>
-        <w:t xml:space="preserve"> המתנד יוצר אות מחזורי שישמש כגל נושא.</w:t>
+          <w:color w:val="08758C"/>
+          <w:sz w:val="21"/>
+        </w:rPr>
+        <w:t xml:space="preserve">המסר  </w:t>
+      </w:r>
+      <w:r>
+        <w:rPr>
+          <w:rFonts w:ascii="Arial" w:hAnsi="Arial" w:cs="Arial"/>
+          <w:b w:val="0"/>
+          <w:sz w:val="21"/>
+        </w:rPr>
+        <w:t>נבנה הבנה בארבעה שלבים: צורך, זמן, תדר והספק.</w:t>
       </w:r>
     </w:p>
     <w:p>
       <w:pPr>
+        <w:spacing w:after="50" w:line="254" w:lineRule="auto"/>
         <w:jc w:val="right"/>
         <w:bidi/>
-      </w:pPr>
-      <w:r>
-        <w:rPr>
+        <w:shd w:fill="EAF6F8"/>
+      </w:pPr>
+      <w:r>
+        <w:rPr>
+          <w:rFonts w:ascii="Arial" w:hAnsi="Arial" w:cs="Arial"/>
           <w:b/>
-          <w:rtl/>
-        </w:rPr>
-        <w:t>מה לומר:</w:t>
-      </w:r>
-      <w:r>
-        <w:rPr>
-          <w:rtl/>
-        </w:rPr>
-        <w:t xml:space="preserve"> התנופה היא הערך המרבי; התדר הוא מספר המחזורים בשנייה. אורך גל קשור לתדר, ורוחב פס הוא תחום התדרים שהאות תופס. היום נשתמש בתדר נושא fc.</w:t>
+          <w:color w:val="08758C"/>
+          <w:sz w:val="21"/>
+        </w:rPr>
+        <w:t xml:space="preserve">הסבר והקשר  </w:t>
+      </w:r>
+      <w:r>
+        <w:rPr>
+          <w:rFonts w:ascii="Arial" w:hAnsi="Arial" w:cs="Arial"/>
+          <w:b w:val="0"/>
+          <w:sz w:val="21"/>
+        </w:rPr>
+        <w:t>נעבור על ארבע השאלות לפי הסדר: למה צריך אפנון, מה רואים בזמן, מה רואים בתדר, ולאן הולך ההספק. נסתכל על המסלול כדי ליצור ציפייה. נאמר שבכל חלק נשתמש בייצוג אחר של אותו אות: סיפור פיזיקלי, צורת גל, ספקטרום וחישוב. אבקש מכם מהכיתה לבחור איזה חלק נשמע להם כרגע הכי לא מוכר.</w:t>
       </w:r>
     </w:p>
     <w:p>
       <w:pPr>
+        <w:spacing w:after="50" w:line="254" w:lineRule="auto"/>
         <w:jc w:val="right"/>
         <w:bidi/>
       </w:pPr>
       <w:r>
         <w:rPr>
-          <w:b/>
-          <w:rtl/>
-        </w:rPr>
-        <w:t>הנחיה/פעילות:</w:t>
-      </w:r>
-      <w:r>
-        <w:rPr>
-          <w:rtl/>
-        </w:rPr>
-        <w:t xml:space="preserve"> הצביעו על המונחים במפה.</w:t>
+          <w:rFonts w:ascii="Arial" w:hAnsi="Arial" w:cs="Arial"/>
+          <w:b w:val="0"/>
+          <w:sz w:val="19"/>
+        </w:rPr>
+        <w:t>בדיקת הבנה: לכל שלב יש בדיקת הבנה או תרגול.</w:t>
       </w:r>
     </w:p>
     <w:p>
       <w:pPr>
+        <w:spacing w:after="50" w:line="254" w:lineRule="auto"/>
         <w:jc w:val="right"/>
         <w:bidi/>
       </w:pPr>
       <w:r>
         <w:rPr>
-          <w:b/>
-          <w:rtl/>
-        </w:rPr>
-        <w:t>ראיה ללמידה:</w:t>
-      </w:r>
-      <w:r>
-        <w:rPr>
-          <w:rtl/>
-        </w:rPr>
-        <w:t xml:space="preserve"> הבחנה בין תנופה, תדר, אורך גל ורוחב פס.</w:t>
+          <w:rFonts w:ascii="Arial" w:hAnsi="Arial" w:cs="Arial"/>
+          <w:b w:val="0"/>
+          <w:color w:val="505A64"/>
+          <w:sz w:val="19"/>
+        </w:rPr>
+        <w:t>מעבר: נתחיל מגל הנושא שהמתנד מספק.</w:t>
       </w:r>
     </w:p>
     <w:p>
       <w:pPr>
+        <w:pStyle w:val="Heading2"/>
+        <w:spacing w:before="20" w:after="80"/>
+        <w:jc w:val="right"/>
+        <w:keepNext/>
+        <w:bidi/>
+      </w:pPr>
+      <w:r>
+        <w:rPr>
+          <w:b/>
+        </w:rPr>
+        <w:t>05  המתנד יוצר את הגל הנושא</w:t>
+      </w:r>
+      <w:r>
+        <w:rPr>
+          <w:color w:val="5F6973"/>
+          <w:sz w:val="20"/>
+        </w:rPr>
+        <w:t xml:space="preserve">   |   5 דקות</w:t>
+      </w:r>
+    </w:p>
+    <w:p>
+      <w:pPr>
+        <w:spacing w:after="50" w:line="254" w:lineRule="auto"/>
         <w:jc w:val="right"/>
         <w:bidi/>
-      </w:pPr>
-      <w:r>
-        <w:rPr>
+        <w:shd w:fill="F1F7F8"/>
+      </w:pPr>
+      <w:r>
+        <w:rPr>
+          <w:rFonts w:ascii="Arial" w:hAnsi="Arial" w:cs="Arial"/>
           <w:b/>
-          <w:rtl/>
-        </w:rPr>
-        <w:t>גשר:</w:t>
-      </w:r>
-      <w:r>
-        <w:rPr>
-          <w:rtl/>
-        </w:rPr>
-        <w:t xml:space="preserve"> נארגן את השיעור סביב ארבע שאלות.</w:t>
+          <w:color w:val="08758C"/>
+          <w:sz w:val="21"/>
+        </w:rPr>
+        <w:t xml:space="preserve">המסר  </w:t>
+      </w:r>
+      <w:r>
+        <w:rPr>
+          <w:rFonts w:ascii="Arial" w:hAnsi="Arial" w:cs="Arial"/>
+          <w:b w:val="0"/>
+          <w:sz w:val="21"/>
+        </w:rPr>
+        <w:t>מתנד מספק גל נושא יציב כאשר מתקיימים תנאי ברקהאוזן.</w:t>
       </w:r>
     </w:p>
     <w:p>
       <w:pPr>
-        <w:pStyle w:val="Heading2"/>
-      </w:pPr>
-      <w:r>
-        <w:t>4. ארבע שאלות (2 דקות)</w:t>
+        <w:spacing w:after="50" w:line="254" w:lineRule="auto"/>
+        <w:jc w:val="right"/>
+        <w:bidi/>
+        <w:shd w:fill="EAF6F8"/>
+      </w:pPr>
+      <w:r>
+        <w:rPr>
+          <w:rFonts w:ascii="Arial" w:hAnsi="Arial" w:cs="Arial"/>
+          <w:b/>
+          <w:color w:val="08758C"/>
+          <w:sz w:val="21"/>
+        </w:rPr>
+        <w:t xml:space="preserve">הסבר והקשר  </w:t>
+      </w:r>
+      <w:r>
+        <w:rPr>
+          <w:rFonts w:ascii="Arial" w:hAnsi="Arial" w:cs="Arial"/>
+          <w:b w:val="0"/>
+          <w:sz w:val="21"/>
+        </w:rPr>
+        <w:t>הזכירו שהגל הנושא מגיע ממתנד. נציג את תנאי ברקהאוזן: הגבר חוג אחד ומופע כולל אפס. נוודא שהכיתה זוכרת שמדובר בתנאי להתנודדות יציבה. נוריד את הגבר החוג מתחת לאחד. אבקש מכם תחזית לפני ההפעלה: האם האות יגדל או ידעך? נציג דעיכה והסבירו שכל מעבר בחוג מחזיר פחות ממה שנכנס. נעלה את ההגבר מעל אחד, עדיין עם מופע תקין. אבקש מכם תחזית נוספת. נציג גדילה עד רוויה והדגישו שבמצב יציב המערכת מתייצבת סביב הגבר חוג אחד. נחזיר את ההגבר לאחד ושנו את המופע. נציג שהיעדר תנאי מופע נכון מונע תנודה יציבה. אשאל אתכם מה השתנה הפעם, כדי לא לבלבל בין שני התנאים.</w:t>
       </w:r>
     </w:p>
     <w:p>
       <w:pPr>
+        <w:spacing w:after="50" w:line="254" w:lineRule="auto"/>
         <w:jc w:val="right"/>
         <w:bidi/>
       </w:pPr>
       <w:r>
         <w:rPr>
-          <w:b/>
-          <w:rtl/>
-        </w:rPr>
-        <w:t>הנקודה:</w:t>
-      </w:r>
-      <w:r>
-        <w:rPr>
-          <w:rtl/>
-        </w:rPr>
-        <w:t xml:space="preserve"> נבנה הבנה בארבעה שלבים: צורך, זמן, תדר והספק.</w:t>
+          <w:rFonts w:ascii="Arial" w:hAnsi="Arial" w:cs="Arial"/>
+          <w:b w:val="0"/>
+          <w:sz w:val="21"/>
+        </w:rPr>
+        <w:t>נסכם: תנאי הגבר ותנאי מופע צריכים להתקיים יחד. ציינו שההתנעה יכולה להתחיל מרעש תרמי, בלי אות מבוא חיצוני. חברו חזרה לתפקיד המתנד במשדר.</w:t>
       </w:r>
     </w:p>
     <w:p>
       <w:pPr>
+        <w:spacing w:after="50" w:line="254" w:lineRule="auto"/>
         <w:jc w:val="right"/>
         <w:bidi/>
       </w:pPr>
       <w:r>
         <w:rPr>
-          <w:b/>
-          <w:rtl/>
-        </w:rPr>
-        <w:t>מה לומר:</w:t>
-      </w:r>
-      <w:r>
-        <w:rPr>
-          <w:rtl/>
-        </w:rPr>
-        <w:t xml:space="preserve"> נבדוק למה שמע אינו מתאים לשידור ישיר, מה רואים בזמן, אילו רכיבי תדר נוצרים, ואיך ההספק מתחלק.</w:t>
+          <w:rFonts w:ascii="Arial" w:hAnsi="Arial" w:cs="Arial"/>
+          <w:b w:val="0"/>
+          <w:sz w:val="19"/>
+        </w:rPr>
+        <w:t>בדיקת הבנה: הסטודנטים חוזים דעיכה, גדילה או יציבות.</w:t>
       </w:r>
     </w:p>
     <w:p>
       <w:pPr>
+        <w:spacing w:after="50" w:line="254" w:lineRule="auto"/>
         <w:jc w:val="right"/>
         <w:bidi/>
       </w:pPr>
       <w:r>
         <w:rPr>
-          <w:b/>
-          <w:rtl/>
-        </w:rPr>
-        <w:t>הנחיה/פעילות:</w:t>
-      </w:r>
-      <w:r>
-        <w:rPr>
-          <w:rtl/>
-        </w:rPr>
-        <w:t xml:space="preserve"> עברו על ארבעת שלבי המסלול.</w:t>
+          <w:rFonts w:ascii="Arial" w:hAnsi="Arial" w:cs="Arial"/>
+          <w:b w:val="0"/>
+          <w:color w:val="505A64"/>
+          <w:sz w:val="19"/>
+        </w:rPr>
+        <w:t>מעבר: נבחר מתנד בהתאם לתחום התדר.</w:t>
       </w:r>
     </w:p>
     <w:p>
       <w:pPr>
+        <w:pStyle w:val="Heading2"/>
+        <w:spacing w:before="20" w:after="80"/>
+        <w:jc w:val="right"/>
+        <w:keepNext/>
+        <w:bidi/>
+      </w:pPr>
+      <w:r>
+        <w:rPr>
+          <w:b/>
+        </w:rPr>
+        <w:t>06  בחירת מתנד לפי תחום התדר</w:t>
+      </w:r>
+      <w:r>
+        <w:rPr>
+          <w:color w:val="5F6973"/>
+          <w:sz w:val="20"/>
+        </w:rPr>
+        <w:t xml:space="preserve">   |   3 דקות</w:t>
+      </w:r>
+    </w:p>
+    <w:p>
+      <w:pPr>
+        <w:spacing w:after="50" w:line="254" w:lineRule="auto"/>
         <w:jc w:val="right"/>
         <w:bidi/>
-      </w:pPr>
-      <w:r>
-        <w:rPr>
+        <w:shd w:fill="F1F7F8"/>
+      </w:pPr>
+      <w:r>
+        <w:rPr>
+          <w:rFonts w:ascii="Arial" w:hAnsi="Arial" w:cs="Arial"/>
           <w:b/>
-          <w:rtl/>
-        </w:rPr>
-        <w:t>ראיה ללמידה:</w:t>
-      </w:r>
-      <w:r>
-        <w:rPr>
-          <w:rtl/>
-        </w:rPr>
-        <w:t xml:space="preserve"> לכל שלב יש בדיקת הבנה או תרגול.</w:t>
+          <w:color w:val="08758C"/>
+          <w:sz w:val="21"/>
+        </w:rPr>
+        <w:t xml:space="preserve">המסר  </w:t>
+      </w:r>
+      <w:r>
+        <w:rPr>
+          <w:rFonts w:ascii="Arial" w:hAnsi="Arial" w:cs="Arial"/>
+          <w:b w:val="0"/>
+          <w:sz w:val="21"/>
+        </w:rPr>
+        <w:t>סוג המתנד תלוי בתחום התדר הרצוי.</w:t>
       </w:r>
     </w:p>
     <w:p>
       <w:pPr>
+        <w:spacing w:after="50" w:line="254" w:lineRule="auto"/>
         <w:jc w:val="right"/>
         <w:bidi/>
-      </w:pPr>
-      <w:r>
-        <w:rPr>
+        <w:shd w:fill="EAF6F8"/>
+      </w:pPr>
+      <w:r>
+        <w:rPr>
+          <w:rFonts w:ascii="Arial" w:hAnsi="Arial" w:cs="Arial"/>
           <w:b/>
-          <w:rtl/>
-        </w:rPr>
-        <w:t>גשר:</w:t>
-      </w:r>
-      <w:r>
-        <w:rPr>
-          <w:rtl/>
-        </w:rPr>
-        <w:t xml:space="preserve"> נתחיל מגל הנושא שהמתנד מספק.</w:t>
+          <w:color w:val="08758C"/>
+          <w:sz w:val="21"/>
+        </w:rPr>
+        <w:t xml:space="preserve">הסבר והקשר  </w:t>
+      </w:r>
+      <w:r>
+        <w:rPr>
+          <w:rFonts w:ascii="Arial" w:hAnsi="Arial" w:cs="Arial"/>
+          <w:b w:val="0"/>
+          <w:sz w:val="21"/>
+        </w:rPr>
+        <w:t>נציג גשר ויין: רשת RC שמזוהה עם תדרים נמוכים ותדרי שמע. אשאל אתכם איזה רכיבים קובעים את התדר במעגל כזה. נציג קולפיץ והרטלי כרשתות LC שמתאימות לתחומי RF בדוגמאות הקורס. אל תיכנסו לפיתוח תנאי התנודה מחדש. סגרו את החזרה: לצורך שיעור AM נניח שיש לנו נושא יציב בתדר fc. אבקש מכם מהכיתה לומר איזה בלוק במערכת יצר אותו.</w:t>
       </w:r>
     </w:p>
     <w:p>
       <w:pPr>
-        <w:pStyle w:val="Heading2"/>
-      </w:pPr>
-      <w:r>
-        <w:t>5. המתנד יוצר את הגל הנושא (5 דקות)</w:t>
+        <w:spacing w:after="50" w:line="254" w:lineRule="auto"/>
+        <w:jc w:val="right"/>
+        <w:bidi/>
+      </w:pPr>
+      <w:r>
+        <w:rPr>
+          <w:rFonts w:ascii="Arial" w:hAnsi="Arial" w:cs="Arial"/>
+          <w:b w:val="0"/>
+          <w:sz w:val="19"/>
+        </w:rPr>
+        <w:t>בדיקת הבנה: התאמה נכונה בין המשפחה לתחום.</w:t>
       </w:r>
     </w:p>
     <w:p>
       <w:pPr>
+        <w:spacing w:after="50" w:line="254" w:lineRule="auto"/>
         <w:jc w:val="right"/>
         <w:bidi/>
       </w:pPr>
       <w:r>
         <w:rPr>
-          <w:b/>
-          <w:rtl/>
-        </w:rPr>
-        <w:t>הנקודה:</w:t>
-      </w:r>
-      <w:r>
-        <w:rPr>
-          <w:rtl/>
-        </w:rPr>
-        <w:t xml:space="preserve"> מתנד מספק גל נושא יציב כאשר מתקיימים תנאי ברקהאוזן.</w:t>
+          <w:rFonts w:ascii="Arial" w:hAnsi="Arial" w:cs="Arial"/>
+          <w:b w:val="0"/>
+          <w:color w:val="505A64"/>
+          <w:sz w:val="19"/>
+        </w:rPr>
+        <w:t>מעבר: נשאל למה אין די באות שמע לבדו.</w:t>
       </w:r>
     </w:p>
     <w:p>
-      <w:pPr>
+      <w:r>
+        <w:br w:type="page"/>
+      </w:r>
+    </w:p>
+    <w:p>
+      <w:pPr>
+        <w:spacing w:after="40"/>
         <w:jc w:val="right"/>
         <w:bidi/>
       </w:pPr>
       <w:r>
         <w:rPr>
           <w:b/>
-          <w:rtl/>
-        </w:rPr>
-        <w:t>מה לומר:</w:t>
-      </w:r>
-      <w:r>
-        <w:rPr>
-          <w:rtl/>
-        </w:rPr>
-        <w:t xml:space="preserve"> כשההגבר בחוג קטן מאחד התנודה דועכת. כשהוא גדול מאחד התנודה גדלה עד לרוויה. במצב יציב ההגבר אחד והמופע הכולל אפס. ההתנעה מתחילה מרעש תרמי.</w:t>
+          <w:color w:val="737D87"/>
+          <w:sz w:val="18"/>
+        </w:rPr>
+        <w:t>למה צריך אפנון?</w:t>
       </w:r>
     </w:p>
     <w:p>
       <w:pPr>
+        <w:pStyle w:val="Heading2"/>
+        <w:spacing w:before="20" w:after="80"/>
+        <w:jc w:val="right"/>
+        <w:keepNext/>
+        <w:bidi/>
+      </w:pPr>
+      <w:r>
+        <w:rPr>
+          <w:b/>
+        </w:rPr>
+        <w:t>07  למה צריך אפנון?</w:t>
+      </w:r>
+      <w:r>
+        <w:rPr>
+          <w:color w:val="5F6973"/>
+          <w:sz w:val="20"/>
+        </w:rPr>
+        <w:t xml:space="preserve">   |   0 דקות</w:t>
+      </w:r>
+    </w:p>
+    <w:p>
+      <w:pPr>
+        <w:spacing w:after="50" w:line="254" w:lineRule="auto"/>
         <w:jc w:val="right"/>
         <w:bidi/>
-      </w:pPr>
-      <w:r>
-        <w:rPr>
+        <w:shd w:fill="F1F7F8"/>
+      </w:pPr>
+      <w:r>
+        <w:rPr>
+          <w:rFonts w:ascii="Arial" w:hAnsi="Arial" w:cs="Arial"/>
           <w:b/>
-          <w:rtl/>
-        </w:rPr>
-        <w:t>הנחיה/פעילות:</w:t>
-      </w:r>
-      <w:r>
-        <w:rPr>
-          <w:rtl/>
-        </w:rPr>
-        <w:t xml:space="preserve"> הציגו בקצרה את שלושת מצבי ההגבר ואז הפרת מופע.</w:t>
+          <w:color w:val="08758C"/>
+          <w:sz w:val="21"/>
+        </w:rPr>
+        <w:t xml:space="preserve">המסר  </w:t>
+      </w:r>
+      <w:r>
+        <w:rPr>
+          <w:rFonts w:ascii="Arial" w:hAnsi="Arial" w:cs="Arial"/>
+          <w:b w:val="0"/>
+          <w:sz w:val="21"/>
+        </w:rPr>
+        <w:t>אות שמע בתדר נמוך אינו מתאים לשידור ישיר באנטנה מעשית.</w:t>
       </w:r>
     </w:p>
     <w:p>
       <w:pPr>
+        <w:spacing w:after="50" w:line="254" w:lineRule="auto"/>
         <w:jc w:val="right"/>
         <w:bidi/>
-      </w:pPr>
-      <w:r>
-        <w:rPr>
+        <w:shd w:fill="EAF6F8"/>
+      </w:pPr>
+      <w:r>
+        <w:rPr>
+          <w:rFonts w:ascii="Arial" w:hAnsi="Arial" w:cs="Arial"/>
           <w:b/>
-          <w:rtl/>
-        </w:rPr>
-        <w:t>ראיה ללמידה:</w:t>
-      </w:r>
-      <w:r>
-        <w:rPr>
-          <w:rtl/>
-        </w:rPr>
-        <w:t xml:space="preserve"> הסטודנטים חוזים דעיכה, גדילה או יציבות.</w:t>
+          <w:color w:val="08758C"/>
+          <w:sz w:val="21"/>
+        </w:rPr>
+        <w:t xml:space="preserve">דברי מעבר  </w:t>
+      </w:r>
+      <w:r>
+        <w:rPr>
+          <w:rFonts w:ascii="Arial" w:hAnsi="Arial" w:cs="Arial"/>
+          <w:b w:val="0"/>
+          <w:sz w:val="21"/>
+        </w:rPr>
+        <w:t>שקף מעבר ללא זמן מוקצה: נציג את הכותרת כשאלה. נאמר: עכשיו נבדוק מה הבעיה שהאפנון פותר, לפני שנציג את הפתרון.</w:t>
       </w:r>
     </w:p>
     <w:p>
       <w:pPr>
+        <w:spacing w:after="50" w:line="254" w:lineRule="auto"/>
         <w:jc w:val="right"/>
         <w:bidi/>
       </w:pPr>
       <w:r>
         <w:rPr>
-          <w:b/>
-          <w:rtl/>
-        </w:rPr>
-        <w:t>גשר:</w:t>
-      </w:r>
-      <w:r>
-        <w:rPr>
-          <w:rtl/>
-        </w:rPr>
-        <w:t xml:space="preserve"> נבחר מתנד בהתאם לתחום התדר.</w:t>
+          <w:rFonts w:ascii="Arial" w:hAnsi="Arial" w:cs="Arial"/>
+          <w:b w:val="0"/>
+          <w:sz w:val="19"/>
+        </w:rPr>
+        <w:t>בדיקת הבנה: הסטודנטים מציעים הסבר לפני החישוב.</w:t>
       </w:r>
     </w:p>
     <w:p>
       <w:pPr>
-        <w:pStyle w:val="Heading2"/>
-      </w:pPr>
-      <w:r>
-        <w:t>6. בחירת מתנד לפי תחום התדר (3 דקות)</w:t>
+        <w:spacing w:after="50" w:line="254" w:lineRule="auto"/>
+        <w:jc w:val="right"/>
+        <w:bidi/>
+      </w:pPr>
+      <w:r>
+        <w:rPr>
+          <w:rFonts w:ascii="Arial" w:hAnsi="Arial" w:cs="Arial"/>
+          <w:b w:val="0"/>
+          <w:color w:val="505A64"/>
+          <w:sz w:val="19"/>
+        </w:rPr>
+        <w:t>מעבר: נבדוק את מאפייני אות הדיבור.</w:t>
       </w:r>
     </w:p>
     <w:p>
       <w:pPr>
+        <w:pStyle w:val="Heading2"/>
+        <w:spacing w:before="20" w:after="80"/>
+        <w:jc w:val="right"/>
+        <w:keepNext/>
+        <w:bidi/>
+      </w:pPr>
+      <w:r>
+        <w:rPr>
+          <w:b/>
+        </w:rPr>
+        <w:t>08  אות האודיו שאנחנו מדברים</w:t>
+      </w:r>
+      <w:r>
+        <w:rPr>
+          <w:color w:val="5F6973"/>
+          <w:sz w:val="20"/>
+        </w:rPr>
+        <w:t xml:space="preserve">   |   3 דקות</w:t>
+      </w:r>
+    </w:p>
+    <w:p>
+      <w:pPr>
+        <w:spacing w:after="50" w:line="254" w:lineRule="auto"/>
         <w:jc w:val="right"/>
         <w:bidi/>
-      </w:pPr>
-      <w:r>
-        <w:rPr>
+        <w:shd w:fill="F1F7F8"/>
+      </w:pPr>
+      <w:r>
+        <w:rPr>
+          <w:rFonts w:ascii="Arial" w:hAnsi="Arial" w:cs="Arial"/>
           <w:b/>
-          <w:rtl/>
-        </w:rPr>
-        <w:t>הנקודה:</w:t>
-      </w:r>
-      <w:r>
-        <w:rPr>
-          <w:rtl/>
-        </w:rPr>
-        <w:t xml:space="preserve"> סוג המתנד תלוי בתחום התדר הרצוי.</w:t>
+          <w:color w:val="08758C"/>
+          <w:sz w:val="21"/>
+        </w:rPr>
+        <w:t xml:space="preserve">המסר  </w:t>
+      </w:r>
+      <w:r>
+        <w:rPr>
+          <w:rFonts w:ascii="Arial" w:hAnsi="Arial" w:cs="Arial"/>
+          <w:b w:val="0"/>
+          <w:sz w:val="21"/>
+        </w:rPr>
+        <w:t>אות שמע הוא בתדר נמוך ובדרך כלל חלש יחסית.</w:t>
       </w:r>
     </w:p>
     <w:p>
       <w:pPr>
+        <w:spacing w:after="50" w:line="254" w:lineRule="auto"/>
         <w:jc w:val="right"/>
         <w:bidi/>
-      </w:pPr>
-      <w:r>
-        <w:rPr>
+        <w:shd w:fill="EAF6F8"/>
+      </w:pPr>
+      <w:r>
+        <w:rPr>
+          <w:rFonts w:ascii="Arial" w:hAnsi="Arial" w:cs="Arial"/>
           <w:b/>
-          <w:rtl/>
-        </w:rPr>
-        <w:t>מה לומר:</w:t>
-      </w:r>
-      <w:r>
-        <w:rPr>
-          <w:rtl/>
-        </w:rPr>
-        <w:t xml:space="preserve"> גשר ויין מבוסס RC ומתאים בעיקר לתדרים נמוכים. קולפיץ והרטלי מבוססים LC ומתאימים לתדרי רדיו. נניח שיש לנו גל נושא יציב.</w:t>
+          <w:color w:val="08758C"/>
+          <w:sz w:val="21"/>
+        </w:rPr>
+        <w:t xml:space="preserve">הסבר והקשר  </w:t>
+      </w:r>
+      <w:r>
+        <w:rPr>
+          <w:rFonts w:ascii="Arial" w:hAnsi="Arial" w:cs="Arial"/>
+          <w:b w:val="0"/>
+          <w:sz w:val="21"/>
+        </w:rPr>
+        <w:t>אשאל אתכם באיזה תחום תדרים נמצא דיבור. נציג סדר גודל של 300 Hz עד 3 kHz, והבהירו שזה תחום טיפוסי בקירוב ולא תדר אחד קבוע. השתמשו ב־fm≈1 kHz כדוגמה חישובית. הזכירו שאות המידע הוא תנודות אקוסטיות שמומרות לאות חשמלי ושעוצמתו עשויה להיות חלשה. אשאל אתכם: אם נשדר את האות הזה ישירות, מה יקבע את ממדי האנטנה? קבלו תשובות קצרות וסכמו שהתדר הנמוך מרמז על אורך גל גדול.</w:t>
       </w:r>
     </w:p>
     <w:p>
       <w:pPr>
+        <w:spacing w:after="50" w:line="254" w:lineRule="auto"/>
         <w:jc w:val="right"/>
         <w:bidi/>
       </w:pPr>
       <w:r>
         <w:rPr>
-          <w:b/>
-          <w:rtl/>
-        </w:rPr>
-        <w:t>הנחיה/פעילות:</w:t>
-      </w:r>
-      <w:r>
-        <w:rPr>
-          <w:rtl/>
-        </w:rPr>
-        <w:t xml:space="preserve"> בקשו להתאים כל משפחת מתנדים לתחום.</w:t>
+          <w:rFonts w:ascii="Arial" w:hAnsi="Arial" w:cs="Arial"/>
+          <w:b w:val="0"/>
+          <w:sz w:val="19"/>
+        </w:rPr>
+        <w:t>בדיקת הבנה: השערה על הקשר בין תדר נמוך לגודל אנטנה.</w:t>
       </w:r>
     </w:p>
     <w:p>
       <w:pPr>
+        <w:spacing w:after="50" w:line="254" w:lineRule="auto"/>
         <w:jc w:val="right"/>
         <w:bidi/>
       </w:pPr>
       <w:r>
         <w:rPr>
-          <w:b/>
-          <w:rtl/>
-        </w:rPr>
-        <w:t>ראיה ללמידה:</w:t>
-      </w:r>
-      <w:r>
-        <w:rPr>
-          <w:rtl/>
-        </w:rPr>
-        <w:t xml:space="preserve"> התאמה נכונה בין המשפחה לתחום.</w:t>
+          <w:rFonts w:ascii="Arial" w:hAnsi="Arial" w:cs="Arial"/>
+          <w:b w:val="0"/>
+          <w:color w:val="505A64"/>
+          <w:sz w:val="19"/>
+        </w:rPr>
+        <w:t>מעבר: נחשב את אורך הגל ואת רבע אורכו.</w:t>
       </w:r>
     </w:p>
     <w:p>
       <w:pPr>
+        <w:pStyle w:val="Heading2"/>
+        <w:spacing w:before="20" w:after="80"/>
+        <w:jc w:val="right"/>
+        <w:keepNext/>
+        <w:bidi/>
+      </w:pPr>
+      <w:r>
+        <w:rPr>
+          <w:b/>
+        </w:rPr>
+        <w:t>09  כדי לקלוט — צריך אנטנה</w:t>
+      </w:r>
+      <w:r>
+        <w:rPr>
+          <w:color w:val="5F6973"/>
+          <w:sz w:val="20"/>
+        </w:rPr>
+        <w:t xml:space="preserve">   |   3 דקות</w:t>
+      </w:r>
+    </w:p>
+    <w:p>
+      <w:pPr>
+        <w:spacing w:after="50" w:line="254" w:lineRule="auto"/>
         <w:jc w:val="right"/>
         <w:bidi/>
-      </w:pPr>
-      <w:r>
-        <w:rPr>
+        <w:shd w:fill="F1F7F8"/>
+      </w:pPr>
+      <w:r>
+        <w:rPr>
+          <w:rFonts w:ascii="Arial" w:hAnsi="Arial" w:cs="Arial"/>
           <w:b/>
-          <w:rtl/>
-        </w:rPr>
-        <w:t>גשר:</w:t>
-      </w:r>
-      <w:r>
-        <w:rPr>
-          <w:rtl/>
-        </w:rPr>
-        <w:t xml:space="preserve"> נשאל למה אין די באות שמע לבדו.</w:t>
+          <w:color w:val="08758C"/>
+          <w:sz w:val="21"/>
+        </w:rPr>
+        <w:t xml:space="preserve">המסר  </w:t>
+      </w:r>
+      <w:r>
+        <w:rPr>
+          <w:rFonts w:ascii="Arial" w:hAnsi="Arial" w:cs="Arial"/>
+          <w:b w:val="0"/>
+          <w:sz w:val="21"/>
+        </w:rPr>
+        <w:t>אורך אנטנה יעילה קשור לאורך הגל ולכן לתדר.</w:t>
       </w:r>
     </w:p>
     <w:p>
       <w:pPr>
-        <w:pStyle w:val="Heading1"/>
-      </w:pPr>
-      <w:r>
-        <w:t>למה צריך אפנון?</w:t>
+        <w:spacing w:after="50" w:line="254" w:lineRule="auto"/>
+        <w:jc w:val="right"/>
+        <w:bidi/>
+        <w:shd w:fill="EAF6F8"/>
+      </w:pPr>
+      <w:r>
+        <w:rPr>
+          <w:rFonts w:ascii="Arial" w:hAnsi="Arial" w:cs="Arial"/>
+          <w:b/>
+          <w:color w:val="08758C"/>
+          <w:sz w:val="21"/>
+        </w:rPr>
+        <w:t xml:space="preserve">הסבר והקשר  </w:t>
+      </w:r>
+      <w:r>
+        <w:rPr>
+          <w:rFonts w:ascii="Arial" w:hAnsi="Arial" w:cs="Arial"/>
+          <w:b w:val="0"/>
+          <w:sz w:val="21"/>
+        </w:rPr>
+        <w:t>נכתוב על הלוח λ=c/f. נגדיר c≈3×10^8 m/s ו־f=1 kHz, ובקשו מהכיתה לצפות אם λ יהיה מטרים, קילומטרים או יותר. נציב: λ≈3×10^8/10^3=3×10^5 m, כלומר 300 km. נוודא שהמרת היחידות ברורה לפני שעוברים לרבע אורך גל. נציג בקירוב מונופול λ/4 ודיפול λ/2. נחשב יחד שמונופול לרבע גל יהיה כ־75 km. ציינו שזה אומדן אידיאלי שממחיש את הבעיה, לא תכנון אנטנה מעשי מלא.</w:t>
       </w:r>
     </w:p>
     <w:p>
       <w:pPr>
-        <w:pStyle w:val="Heading2"/>
-      </w:pPr>
-      <w:r>
-        <w:t>7. למה צריך אפנון? (0 דקות)</w:t>
+        <w:spacing w:after="50" w:line="254" w:lineRule="auto"/>
+        <w:jc w:val="right"/>
+        <w:bidi/>
+      </w:pPr>
+      <w:r>
+        <w:rPr>
+          <w:rFonts w:ascii="Arial" w:hAnsi="Arial" w:cs="Arial"/>
+          <w:b w:val="0"/>
+          <w:sz w:val="19"/>
+        </w:rPr>
+        <w:t>בדיקת הבנה: חישוב λ וקישור בינה לבין אורך אנטנה.</w:t>
       </w:r>
     </w:p>
     <w:p>
       <w:pPr>
+        <w:spacing w:after="50" w:line="254" w:lineRule="auto"/>
         <w:jc w:val="right"/>
         <w:bidi/>
       </w:pPr>
       <w:r>
         <w:rPr>
-          <w:b/>
-          <w:rtl/>
-        </w:rPr>
-        <w:t>הנקודה:</w:t>
-      </w:r>
-      <w:r>
-        <w:rPr>
-          <w:rtl/>
-        </w:rPr>
-        <w:t xml:space="preserve"> אות שמע בתדר נמוך אינו מתאים לשידור ישיר באנטנה מעשית.</w:t>
+          <w:rFonts w:ascii="Arial" w:hAnsi="Arial" w:cs="Arial"/>
+          <w:b w:val="0"/>
+          <w:color w:val="505A64"/>
+          <w:sz w:val="19"/>
+        </w:rPr>
+        <w:t>מעבר: התוצאה מראה מדוע שידור ישיר אינו מעשי.</w:t>
       </w:r>
     </w:p>
     <w:p>
-      <w:pPr>
+      <w:r>
+        <w:br w:type="page"/>
+      </w:r>
+    </w:p>
+    <w:p>
+      <w:pPr>
+        <w:pStyle w:val="Heading2"/>
+        <w:spacing w:before="20" w:after="80"/>
+        <w:jc w:val="right"/>
+        <w:keepNext/>
+        <w:bidi/>
+      </w:pPr>
+      <w:r>
+        <w:rPr>
+          <w:b/>
+        </w:rPr>
+        <w:t>10  אנטנה של 75 קילומטר?</w:t>
+      </w:r>
+      <w:r>
+        <w:rPr>
+          <w:color w:val="5F6973"/>
+          <w:sz w:val="20"/>
+        </w:rPr>
+        <w:t xml:space="preserve">   |   4 דקות</w:t>
+      </w:r>
+    </w:p>
+    <w:p>
+      <w:pPr>
+        <w:spacing w:after="50" w:line="254" w:lineRule="auto"/>
         <w:jc w:val="right"/>
         <w:bidi/>
-      </w:pPr>
-      <w:r>
-        <w:rPr>
+        <w:shd w:fill="F1F7F8"/>
+      </w:pPr>
+      <w:r>
+        <w:rPr>
+          <w:rFonts w:ascii="Arial" w:hAnsi="Arial" w:cs="Arial"/>
           <w:b/>
-          <w:rtl/>
-        </w:rPr>
-        <w:t>מה לומר:</w:t>
-      </w:r>
-      <w:r>
-        <w:rPr>
-          <w:rtl/>
-        </w:rPr>
-        <w:t xml:space="preserve"> זו הבעיה שנפתור. לפני הצגת הפתרון, חשבו מה מקשה על שידור שמע ישיר.</w:t>
+          <w:color w:val="08758C"/>
+          <w:sz w:val="21"/>
+        </w:rPr>
+        <w:t xml:space="preserve">המסר  </w:t>
+      </w:r>
+      <w:r>
+        <w:rPr>
+          <w:rFonts w:ascii="Arial" w:hAnsi="Arial" w:cs="Arial"/>
+          <w:b w:val="0"/>
+          <w:sz w:val="21"/>
+        </w:rPr>
+        <w:t>בתדר 1 kHz רבע אורך גל הוא כ־75 ק״מ.</w:t>
       </w:r>
     </w:p>
     <w:p>
       <w:pPr>
+        <w:spacing w:after="50" w:line="254" w:lineRule="auto"/>
         <w:jc w:val="right"/>
         <w:bidi/>
-      </w:pPr>
-      <w:r>
-        <w:rPr>
+        <w:shd w:fill="EAF6F8"/>
+      </w:pPr>
+      <w:r>
+        <w:rPr>
+          <w:rFonts w:ascii="Arial" w:hAnsi="Arial" w:cs="Arial"/>
           <w:b/>
-          <w:rtl/>
-        </w:rPr>
-        <w:t>הנחיה/פעילות:</w:t>
-      </w:r>
-      <w:r>
-        <w:rPr>
-          <w:rtl/>
-        </w:rPr>
-        <w:t xml:space="preserve"> הזמינו השערות.</w:t>
+          <w:color w:val="08758C"/>
+          <w:sz w:val="21"/>
+        </w:rPr>
+        <w:t xml:space="preserve">הסבר והקשר  </w:t>
+      </w:r>
+      <w:r>
+        <w:rPr>
+          <w:rFonts w:ascii="Arial" w:hAnsi="Arial" w:cs="Arial"/>
+          <w:b w:val="0"/>
+          <w:sz w:val="21"/>
+        </w:rPr>
+        <w:t>אבקש מכם מהכיתה לנבא את התוצאה לפני הצגת החישוב. נחזור על הנתונים: fm=1 kHz ומהירות האור בקירוב 3×10^8 m/s. פתחו את החישוב על הלוח: λ=c/f=300 km; למונופול רבע גל מתקבלים 75 km. נעצור ובקשו מסטודנט להסביר את המעבר בין שתי התוצאות. אשאל אתכם אם אנטנה באורך הזה מעשית. הובילו למסקנה שבשידור ישיר של שמע יש בעיית ממדים והתאמה, לא רק בעיית עוצמה. נסכם את הפתרון העקרוני: מעבירים את המידע סביב נושא בתדר גבוה יותר, שבו אורך הגל קטן יותר. לא נציג AM כדרך היחידה לכל מערכת תקשורת.</w:t>
       </w:r>
     </w:p>
     <w:p>
       <w:pPr>
+        <w:spacing w:after="50" w:line="254" w:lineRule="auto"/>
         <w:jc w:val="right"/>
         <w:bidi/>
       </w:pPr>
       <w:r>
         <w:rPr>
-          <w:b/>
-          <w:rtl/>
-        </w:rPr>
-        <w:t>ראיה ללמידה:</w:t>
-      </w:r>
-      <w:r>
-        <w:rPr>
-          <w:rtl/>
-        </w:rPr>
-        <w:t xml:space="preserve"> הסטודנטים מציעים הסבר לפני החישוב.</w:t>
+          <w:rFonts w:ascii="Arial" w:hAnsi="Arial" w:cs="Arial"/>
+          <w:b w:val="0"/>
+          <w:sz w:val="19"/>
+        </w:rPr>
+        <w:t>בדיקת הבנה: הסטודנטים מסבירים: תדר גבוה יותר, אורך גל קצר יותר.</w:t>
       </w:r>
     </w:p>
     <w:p>
       <w:pPr>
+        <w:spacing w:after="50" w:line="254" w:lineRule="auto"/>
         <w:jc w:val="right"/>
         <w:bidi/>
       </w:pPr>
       <w:r>
         <w:rPr>
-          <w:b/>
-          <w:rtl/>
-        </w:rPr>
-        <w:t>גשר:</w:t>
-      </w:r>
-      <w:r>
-        <w:rPr>
-          <w:rtl/>
-        </w:rPr>
-        <w:t xml:space="preserve"> נבדוק את מאפייני אות הדיבור.</w:t>
+          <w:rFonts w:ascii="Arial" w:hAnsi="Arial" w:cs="Arial"/>
+          <w:b w:val="0"/>
+          <w:color w:val="505A64"/>
+          <w:sz w:val="19"/>
+        </w:rPr>
+        <w:t>מעבר: נשתמש בגל נושא גבוה ונרכיב עליו את המידע.</w:t>
       </w:r>
     </w:p>
     <w:p>
       <w:pPr>
         <w:pStyle w:val="Heading2"/>
-      </w:pPr>
-      <w:r>
-        <w:t>8. אות האודיו שאנחנו מדברים (3 דקות)</w:t>
+        <w:spacing w:before="20" w:after="80"/>
+        <w:jc w:val="right"/>
+        <w:keepNext/>
+        <w:bidi/>
+      </w:pPr>
+      <w:r>
+        <w:rPr>
+          <w:b/>
+        </w:rPr>
+        <w:t>11  שני אותות בתדרים שונים</w:t>
+      </w:r>
+      <w:r>
+        <w:rPr>
+          <w:color w:val="5F6973"/>
+          <w:sz w:val="20"/>
+        </w:rPr>
+        <w:t xml:space="preserve">   |   4 דקות</w:t>
       </w:r>
     </w:p>
     <w:p>
       <w:pPr>
+        <w:spacing w:after="50" w:line="254" w:lineRule="auto"/>
         <w:jc w:val="right"/>
         <w:bidi/>
-      </w:pPr>
-      <w:r>
-        <w:rPr>
+        <w:shd w:fill="F1F7F8"/>
+      </w:pPr>
+      <w:r>
+        <w:rPr>
+          <w:rFonts w:ascii="Arial" w:hAnsi="Arial" w:cs="Arial"/>
           <w:b/>
-          <w:rtl/>
-        </w:rPr>
-        <w:t>הנקודה:</w:t>
-      </w:r>
-      <w:r>
-        <w:rPr>
-          <w:rtl/>
-        </w:rPr>
-        <w:t xml:space="preserve"> אות שמע הוא בתדר נמוך ובדרך כלל חלש יחסית.</w:t>
+          <w:color w:val="08758C"/>
+          <w:sz w:val="21"/>
+        </w:rPr>
+        <w:t xml:space="preserve">המסר  </w:t>
+      </w:r>
+      <w:r>
+        <w:rPr>
+          <w:rFonts w:ascii="Arial" w:hAnsi="Arial" w:cs="Arial"/>
+          <w:b w:val="0"/>
+          <w:sz w:val="21"/>
+        </w:rPr>
+        <w:t>אות המידע והנושא פועלים בסדרי גודל שונים של תדר.</w:t>
       </w:r>
     </w:p>
     <w:p>
       <w:pPr>
+        <w:spacing w:after="50" w:line="254" w:lineRule="auto"/>
         <w:jc w:val="right"/>
         <w:bidi/>
-      </w:pPr>
-      <w:r>
-        <w:rPr>
+        <w:shd w:fill="EAF6F8"/>
+      </w:pPr>
+      <w:r>
+        <w:rPr>
+          <w:rFonts w:ascii="Arial" w:hAnsi="Arial" w:cs="Arial"/>
           <w:b/>
-          <w:rtl/>
-        </w:rPr>
-        <w:t>מה לומר:</w:t>
-      </w:r>
-      <w:r>
-        <w:rPr>
-          <w:rtl/>
-        </w:rPr>
-        <w:t xml:space="preserve"> דיבור כולל תדרים ממאות הרץ ועד כמה קילו־הרץ. בדוגמה נשתמש בכקילו־הרץ אחד. שאלו מה המשמעות של תדר כזה עבור אורך האנטנה.</w:t>
+          <w:color w:val="08758C"/>
+          <w:sz w:val="21"/>
+        </w:rPr>
+        <w:t xml:space="preserve">הסבר והקשר  </w:t>
+      </w:r>
+      <w:r>
+        <w:rPr>
+          <w:rFonts w:ascii="Arial" w:hAnsi="Arial" w:cs="Arial"/>
+          <w:b w:val="0"/>
+          <w:sz w:val="21"/>
+        </w:rPr>
+        <w:t>נציג את שני הנתונים: אות מידע בדוגמה 5 kHz ונושא 1 MHz. נוודא שהכיתה מבינה מי מהם איטי ומי מהיר. נמיר 1 MHz ל־1000 kHz על הלוח. נציג את ההפרש בסדרי הגודל כדי שהמרכיבים בספקטרום יהיו קלים לזיהוי. נאמר שהמידע עצמו אינו נעלם; הוא משנה את הנושא. ציירו שני סינוסים סכמטיים והצביעו על המהיר ועל האיטי. אשאל אתכם: איזה תדר מאפשר אורך גל קצר יותר? קבלו תשובה, ואז חברו את הבחירה בנושא לתכנון אנטנה מעשית.</w:t>
       </w:r>
     </w:p>
     <w:p>
       <w:pPr>
+        <w:spacing w:after="50" w:line="254" w:lineRule="auto"/>
         <w:jc w:val="right"/>
         <w:bidi/>
       </w:pPr>
       <w:r>
         <w:rPr>
-          <w:b/>
-          <w:rtl/>
-        </w:rPr>
-        <w:t>הנחיה/פעילות:</w:t>
-      </w:r>
-      <w:r>
-        <w:rPr>
-          <w:rtl/>
-        </w:rPr>
-        <w:t xml:space="preserve"> שאלו: מה לדעתכם אורך הגל?</w:t>
+          <w:rFonts w:ascii="Arial" w:hAnsi="Arial" w:cs="Arial"/>
+          <w:b w:val="0"/>
+          <w:sz w:val="19"/>
+        </w:rPr>
+        <w:t>בדיקת הבנה: זיהוי נכון של אות מידע וגל נושא.</w:t>
       </w:r>
     </w:p>
     <w:p>
       <w:pPr>
+        <w:spacing w:after="50" w:line="254" w:lineRule="auto"/>
         <w:jc w:val="right"/>
         <w:bidi/>
       </w:pPr>
       <w:r>
         <w:rPr>
-          <w:b/>
-          <w:rtl/>
-        </w:rPr>
-        <w:t>ראיה ללמידה:</w:t>
-      </w:r>
-      <w:r>
-        <w:rPr>
-          <w:rtl/>
-        </w:rPr>
-        <w:t xml:space="preserve"> השערה על הקשר בין תדר נמוך לגודל אנטנה.</w:t>
+          <w:rFonts w:ascii="Arial" w:hAnsi="Arial" w:cs="Arial"/>
+          <w:b w:val="0"/>
+          <w:color w:val="505A64"/>
+          <w:sz w:val="19"/>
+        </w:rPr>
+        <w:t>מעבר: נראה מה האפנן עושה לשניהם.</w:t>
       </w:r>
     </w:p>
     <w:p>
       <w:pPr>
+        <w:pStyle w:val="Heading2"/>
+        <w:spacing w:before="20" w:after="80"/>
+        <w:jc w:val="right"/>
+        <w:keepNext/>
+        <w:bidi/>
+      </w:pPr>
+      <w:r>
+        <w:rPr>
+          <w:b/>
+        </w:rPr>
+        <w:t>12  מעבירים את המידע לתדר גבוה</w:t>
+      </w:r>
+      <w:r>
+        <w:rPr>
+          <w:color w:val="5F6973"/>
+          <w:sz w:val="20"/>
+        </w:rPr>
+        <w:t xml:space="preserve">   |   3 דקות</w:t>
+      </w:r>
+    </w:p>
+    <w:p>
+      <w:pPr>
+        <w:spacing w:after="50" w:line="254" w:lineRule="auto"/>
         <w:jc w:val="right"/>
         <w:bidi/>
-      </w:pPr>
-      <w:r>
-        <w:rPr>
+        <w:shd w:fill="F1F7F8"/>
+      </w:pPr>
+      <w:r>
+        <w:rPr>
+          <w:rFonts w:ascii="Arial" w:hAnsi="Arial" w:cs="Arial"/>
           <w:b/>
-          <w:rtl/>
-        </w:rPr>
-        <w:t>גשר:</w:t>
-      </w:r>
-      <w:r>
-        <w:rPr>
-          <w:rtl/>
-        </w:rPr>
-        <w:t xml:space="preserve"> נחשב את אורך הגל ואת רבע אורכו.</w:t>
+          <w:color w:val="08758C"/>
+          <w:sz w:val="21"/>
+        </w:rPr>
+        <w:t xml:space="preserve">המסר  </w:t>
+      </w:r>
+      <w:r>
+        <w:rPr>
+          <w:rFonts w:ascii="Arial" w:hAnsi="Arial" w:cs="Arial"/>
+          <w:b w:val="0"/>
+          <w:sz w:val="21"/>
+        </w:rPr>
+        <w:t>ב־AM המידע משנה את תנופת הגל הנושא.</w:t>
       </w:r>
     </w:p>
     <w:p>
       <w:pPr>
-        <w:pStyle w:val="Heading2"/>
-      </w:pPr>
-      <w:r>
-        <w:t>9. כדי לקלוט — צריך אנטנה (3 דקות)</w:t>
+        <w:spacing w:after="50" w:line="254" w:lineRule="auto"/>
+        <w:jc w:val="right"/>
+        <w:bidi/>
+        <w:shd w:fill="EAF6F8"/>
+      </w:pPr>
+      <w:r>
+        <w:rPr>
+          <w:rFonts w:ascii="Arial" w:hAnsi="Arial" w:cs="Arial"/>
+          <w:b/>
+          <w:color w:val="08758C"/>
+          <w:sz w:val="21"/>
+        </w:rPr>
+        <w:t xml:space="preserve">הסבר והקשר  </w:t>
+      </w:r>
+      <w:r>
+        <w:rPr>
+          <w:rFonts w:ascii="Arial" w:hAnsi="Arial" w:cs="Arial"/>
+          <w:b w:val="0"/>
+          <w:sz w:val="21"/>
+        </w:rPr>
+        <w:t>נסתכל על כניסת המידע m(t) וכניסת הנושא c(t). ניתן לכיתה לזהות מה מכיל את ההודעה ומה מספק תדר גבוה. נציג את האפנן כבלוק שמחבר בין שני האותות. נאמר: באות AM המידע שולט בתנופת הנושא. השאירו את פירוט המשוואה לשקפים הבאים. נעקוב אחר אות היציאה s(t). אשאל אתכם מה לדעתכם יקרה לתנופה כאשר אות המידע עולה ויורד. חברו לתצוגת הזמן שתופיע בהמשך.</w:t>
       </w:r>
     </w:p>
     <w:p>
       <w:pPr>
+        <w:spacing w:after="50" w:line="254" w:lineRule="auto"/>
         <w:jc w:val="right"/>
         <w:bidi/>
       </w:pPr>
       <w:r>
         <w:rPr>
-          <w:b/>
-          <w:rtl/>
-        </w:rPr>
-        <w:t>הנקודה:</w:t>
-      </w:r>
-      <w:r>
-        <w:rPr>
-          <w:rtl/>
-        </w:rPr>
-        <w:t xml:space="preserve"> אורך אנטנה יעילה קשור לאורך הגל ולכן לתדר.</w:t>
+          <w:rFonts w:ascii="Arial" w:hAnsi="Arial" w:cs="Arial"/>
+          <w:b w:val="0"/>
+          <w:sz w:val="19"/>
+        </w:rPr>
+        <w:t>בדיקת הבנה: הסבר מילולי של פעולת האפנן.</w:t>
       </w:r>
     </w:p>
     <w:p>
       <w:pPr>
+        <w:spacing w:after="50" w:line="254" w:lineRule="auto"/>
         <w:jc w:val="right"/>
         <w:bidi/>
       </w:pPr>
       <w:r>
         <w:rPr>
-          <w:b/>
-          <w:rtl/>
-        </w:rPr>
-        <w:t>מה לומר:</w:t>
-      </w:r>
-      <w:r>
-        <w:rPr>
-          <w:rtl/>
-        </w:rPr>
-        <w:t xml:space="preserve"> אורך הגל הוא מהירות האור חלקי התדר. בקירוב, מונופול יעיל הוא כרבע אורך גל. בקשו ניחוש לאנטנה בתדר 1 kHz, ואז חשבו יחד.</w:t>
+          <w:rFonts w:ascii="Arial" w:hAnsi="Arial" w:cs="Arial"/>
+          <w:b w:val="0"/>
+          <w:color w:val="505A64"/>
+          <w:sz w:val="19"/>
+        </w:rPr>
+        <w:t>מעבר: תדרים שונים גם עוזרים להפריד תחנות.</w:t>
       </w:r>
     </w:p>
     <w:p>
-      <w:pPr>
+      <w:r>
+        <w:br w:type="page"/>
+      </w:r>
+    </w:p>
+    <w:p>
+      <w:pPr>
+        <w:pStyle w:val="Heading2"/>
+        <w:spacing w:before="20" w:after="80"/>
+        <w:jc w:val="right"/>
+        <w:keepNext/>
+        <w:bidi/>
+      </w:pPr>
+      <w:r>
+        <w:rPr>
+          <w:b/>
+        </w:rPr>
+        <w:t>13  אפנון מקצה ערוץ נפרד לכל תחנה</w:t>
+      </w:r>
+      <w:r>
+        <w:rPr>
+          <w:color w:val="5F6973"/>
+          <w:sz w:val="20"/>
+        </w:rPr>
+        <w:t xml:space="preserve">   |   3 דקות</w:t>
+      </w:r>
+    </w:p>
+    <w:p>
+      <w:pPr>
+        <w:spacing w:after="50" w:line="254" w:lineRule="auto"/>
         <w:jc w:val="right"/>
         <w:bidi/>
-      </w:pPr>
-      <w:r>
-        <w:rPr>
+        <w:shd w:fill="F1F7F8"/>
+      </w:pPr>
+      <w:r>
+        <w:rPr>
+          <w:rFonts w:ascii="Arial" w:hAnsi="Arial" w:cs="Arial"/>
           <w:b/>
-          <w:rtl/>
-        </w:rPr>
-        <w:t>הנחיה/פעילות:</w:t>
-      </w:r>
-      <w:r>
-        <w:rPr>
-          <w:rtl/>
-        </w:rPr>
-        <w:t xml:space="preserve"> חכו לניחושים לפני ההצבה.</w:t>
+          <w:color w:val="08758C"/>
+          <w:sz w:val="21"/>
+        </w:rPr>
+        <w:t xml:space="preserve">המסר  </w:t>
+      </w:r>
+      <w:r>
+        <w:rPr>
+          <w:rFonts w:ascii="Arial" w:hAnsi="Arial" w:cs="Arial"/>
+          <w:b w:val="0"/>
+          <w:sz w:val="21"/>
+        </w:rPr>
+        <w:t>אפשר להפריד תחנות כשהערוצים שלהן אינם חופפים.</w:t>
       </w:r>
     </w:p>
     <w:p>
       <w:pPr>
+        <w:spacing w:after="50" w:line="254" w:lineRule="auto"/>
         <w:jc w:val="right"/>
         <w:bidi/>
-      </w:pPr>
-      <w:r>
-        <w:rPr>
+        <w:shd w:fill="EAF6F8"/>
+      </w:pPr>
+      <w:r>
+        <w:rPr>
+          <w:rFonts w:ascii="Arial" w:hAnsi="Arial" w:cs="Arial"/>
           <w:b/>
-          <w:rtl/>
-        </w:rPr>
-        <w:t>ראיה ללמידה:</w:t>
-      </w:r>
-      <w:r>
-        <w:rPr>
-          <w:rtl/>
-        </w:rPr>
-        <w:t xml:space="preserve"> חישוב λ וקישור בינה לבין אורך אנטנה.</w:t>
+          <w:color w:val="08758C"/>
+          <w:sz w:val="21"/>
+        </w:rPr>
+        <w:t xml:space="preserve">הסבר והקשר  </w:t>
+      </w:r>
+      <w:r>
+        <w:rPr>
+          <w:rFonts w:ascii="Arial" w:hAnsi="Arial" w:cs="Arial"/>
+          <w:b w:val="0"/>
+          <w:sz w:val="21"/>
+        </w:rPr>
+        <w:t>נציג את בעיית החפיפה: לפני אפנון, אותות שמע של תחנות שונות יושבים בתחום תדרים דומה. אשאל אתכם מה יקרה אם המקלט יקבל את כולם יחד. נראה שכל תחנה יכולה להיות ממוקמת סביב נושא אחר. בדוגמה שבה fm המרבי הוא 5 kHz, רוחב הערוץ הוא 10 kHz. נכתוב זאת כמסקנה של BW=2fm. נסביר שהמקלט בוחר תחום באמצעות מסנן מעביר־פס. נדגיש שהדוגמה היא חלוקת ערוצים אידיאלית; מרווחי הקצאה אמיתיים תלויים בתוכנית הערוצים ובמרווחי הגנה.</w:t>
       </w:r>
     </w:p>
     <w:p>
       <w:pPr>
+        <w:spacing w:after="50" w:line="254" w:lineRule="auto"/>
         <w:jc w:val="right"/>
         <w:bidi/>
       </w:pPr>
       <w:r>
         <w:rPr>
-          <w:b/>
-          <w:rtl/>
-        </w:rPr>
-        <w:t>גשר:</w:t>
-      </w:r>
-      <w:r>
-        <w:rPr>
-          <w:rtl/>
-        </w:rPr>
-        <w:t xml:space="preserve"> התוצאה מראה מדוע שידור ישיר אינו מעשי.</w:t>
+          <w:rFonts w:ascii="Arial" w:hAnsi="Arial" w:cs="Arial"/>
+          <w:b w:val="0"/>
+          <w:sz w:val="19"/>
+        </w:rPr>
+        <w:t>בדיקת הבנה: הסטודנטים מסבירים את תפקיד המסנן.</w:t>
       </w:r>
     </w:p>
     <w:p>
       <w:pPr>
-        <w:pStyle w:val="Heading2"/>
-      </w:pPr>
-      <w:r>
-        <w:t>10. אנטנה של 75 קילומטר? (4 דקות)</w:t>
+        <w:spacing w:after="50" w:line="254" w:lineRule="auto"/>
+        <w:jc w:val="right"/>
+        <w:bidi/>
+      </w:pPr>
+      <w:r>
+        <w:rPr>
+          <w:rFonts w:ascii="Arial" w:hAnsi="Arial" w:cs="Arial"/>
+          <w:b w:val="0"/>
+          <w:color w:val="505A64"/>
+          <w:sz w:val="19"/>
+        </w:rPr>
+        <w:t>מעבר: נעקוב אחרי האות בתוך המשדר.</w:t>
       </w:r>
     </w:p>
     <w:p>
       <w:pPr>
+        <w:pStyle w:val="Heading2"/>
+        <w:spacing w:before="20" w:after="80"/>
+        <w:jc w:val="right"/>
+        <w:keepNext/>
+        <w:bidi/>
+      </w:pPr>
+      <w:r>
+        <w:rPr>
+          <w:b/>
+        </w:rPr>
+        <w:t>14  מסלול אות המידע במשדר</w:t>
+      </w:r>
+      <w:r>
+        <w:rPr>
+          <w:color w:val="5F6973"/>
+          <w:sz w:val="20"/>
+        </w:rPr>
+        <w:t xml:space="preserve">   |   3 דקות</w:t>
+      </w:r>
+    </w:p>
+    <w:p>
+      <w:pPr>
+        <w:spacing w:after="50" w:line="254" w:lineRule="auto"/>
         <w:jc w:val="right"/>
         <w:bidi/>
-      </w:pPr>
-      <w:r>
-        <w:rPr>
+        <w:shd w:fill="F1F7F8"/>
+      </w:pPr>
+      <w:r>
+        <w:rPr>
+          <w:rFonts w:ascii="Arial" w:hAnsi="Arial" w:cs="Arial"/>
           <w:b/>
-          <w:rtl/>
-        </w:rPr>
-        <w:t>הנקודה:</w:t>
-      </w:r>
-      <w:r>
-        <w:rPr>
-          <w:rtl/>
-        </w:rPr>
-        <w:t xml:space="preserve"> בתדר 1 kHz רבע אורך גל הוא כ־75 ק״מ.</w:t>
+          <w:color w:val="08758C"/>
+          <w:sz w:val="21"/>
+        </w:rPr>
+        <w:t xml:space="preserve">המסר  </w:t>
+      </w:r>
+      <w:r>
+        <w:rPr>
+          <w:rFonts w:ascii="Arial" w:hAnsi="Arial" w:cs="Arial"/>
+          <w:b w:val="0"/>
+          <w:sz w:val="21"/>
+        </w:rPr>
+        <w:t>המסנן מגביל רוחב פס, האפנן ממקם את המידע סביב הנושא, והמגבר מזין את האנטנה.</w:t>
       </w:r>
     </w:p>
     <w:p>
       <w:pPr>
+        <w:spacing w:after="50" w:line="254" w:lineRule="auto"/>
         <w:jc w:val="right"/>
         <w:bidi/>
-      </w:pPr>
-      <w:r>
-        <w:rPr>
+        <w:shd w:fill="EAF6F8"/>
+      </w:pPr>
+      <w:r>
+        <w:rPr>
+          <w:rFonts w:ascii="Arial" w:hAnsi="Arial" w:cs="Arial"/>
           <w:b/>
-          <w:rtl/>
-        </w:rPr>
-        <w:t>מה לומר:</w:t>
-      </w:r>
-      <w:r>
-        <w:rPr>
-          <w:rtl/>
-        </w:rPr>
-        <w:t xml:space="preserve"> אורך הגל הוא כ־300 ק״מ ורבע ממנו 75 ק״מ. זה אינו גודל מעשי לאנטנה רגילה. תדר גבוה יותר מקצר את אורך הגל, ולכן נשתמש באפנון.</w:t>
+          <w:color w:val="08758C"/>
+          <w:sz w:val="21"/>
+        </w:rPr>
+        <w:t xml:space="preserve">הסבר והקשר  </w:t>
+      </w:r>
+      <w:r>
+        <w:rPr>
+          <w:rFonts w:ascii="Arial" w:hAnsi="Arial" w:cs="Arial"/>
+          <w:b w:val="0"/>
+          <w:sz w:val="21"/>
+        </w:rPr>
+        <w:t>נעקוב אחר אות המידע מהמיקרופון. נסביר שהמסנן מעביר־נמוכים מגביל את רוחב הפס המרבי של המידע. נראה את שתי כניסות האפנן: אות המידע והנושא שמגיע מהמתנד. אשאל אתכם את הכיתה מאיזה בלוק מגיע כל אות. המשיכו ביציאה למגבר הספק ולאנטנה. סיכמו את תפקידי הבלוקים במשפט אחד, ואז נעבור לייצוג בזמן.</w:t>
       </w:r>
     </w:p>
     <w:p>
       <w:pPr>
+        <w:spacing w:after="50" w:line="254" w:lineRule="auto"/>
         <w:jc w:val="right"/>
         <w:bidi/>
       </w:pPr>
       <w:r>
         <w:rPr>
-          <w:b/>
-          <w:rtl/>
-        </w:rPr>
-        <w:t>הנחיה/פעילות:</w:t>
-      </w:r>
-      <w:r>
-        <w:rPr>
-          <w:rtl/>
-        </w:rPr>
-        <w:t xml:space="preserve"> הדגישו את רצף התדר, אורך הגל ואורך האנטנה.</w:t>
+          <w:rFonts w:ascii="Arial" w:hAnsi="Arial" w:cs="Arial"/>
+          <w:b w:val="0"/>
+          <w:sz w:val="19"/>
+        </w:rPr>
+        <w:t>בדיקת הבנה: תיאור רצף הרכיבים ותפקידם.</w:t>
       </w:r>
     </w:p>
     <w:p>
       <w:pPr>
+        <w:spacing w:after="50" w:line="254" w:lineRule="auto"/>
         <w:jc w:val="right"/>
         <w:bidi/>
       </w:pPr>
       <w:r>
         <w:rPr>
-          <w:b/>
-          <w:rtl/>
-        </w:rPr>
-        <w:t>ראיה ללמידה:</w:t>
-      </w:r>
-      <w:r>
-        <w:rPr>
-          <w:rtl/>
-        </w:rPr>
-        <w:t xml:space="preserve"> הסטודנטים מסבירים: תדר גבוה יותר, אורך גל קצר יותר.</w:t>
+          <w:rFonts w:ascii="Arial" w:hAnsi="Arial" w:cs="Arial"/>
+          <w:b w:val="0"/>
+          <w:color w:val="505A64"/>
+          <w:sz w:val="19"/>
+        </w:rPr>
+        <w:t>מעבר: נעבור לצורת האות בתחום הזמן.</w:t>
       </w:r>
     </w:p>
     <w:p>
       <w:pPr>
+        <w:spacing w:after="40"/>
         <w:jc w:val="right"/>
         <w:bidi/>
       </w:pPr>
       <w:r>
         <w:rPr>
           <w:b/>
-          <w:rtl/>
-        </w:rPr>
-        <w:t>גשר:</w:t>
-      </w:r>
-      <w:r>
-        <w:rPr>
-          <w:rtl/>
-        </w:rPr>
-        <w:t xml:space="preserve"> נשתמש בגל נושא גבוה ונרכיב עליו את המידע.</w:t>
+          <w:color w:val="737D87"/>
+          <w:sz w:val="18"/>
+        </w:rPr>
+        <w:t>מה רואים בזמן?</w:t>
       </w:r>
     </w:p>
     <w:p>
       <w:pPr>
         <w:pStyle w:val="Heading2"/>
-      </w:pPr>
-      <w:r>
-        <w:t>11. שני אותות בתדרים שונים (4 דקות)</w:t>
+        <w:spacing w:before="20" w:after="80"/>
+        <w:jc w:val="right"/>
+        <w:keepNext/>
+        <w:bidi/>
+      </w:pPr>
+      <w:r>
+        <w:rPr>
+          <w:b/>
+        </w:rPr>
+        <w:t>15  מה רואים בזמן?</w:t>
+      </w:r>
+      <w:r>
+        <w:rPr>
+          <w:color w:val="5F6973"/>
+          <w:sz w:val="20"/>
+        </w:rPr>
+        <w:t xml:space="preserve">   |   0 דקות</w:t>
       </w:r>
     </w:p>
     <w:p>
       <w:pPr>
+        <w:spacing w:after="50" w:line="254" w:lineRule="auto"/>
         <w:jc w:val="right"/>
         <w:bidi/>
-      </w:pPr>
-      <w:r>
-        <w:rPr>
+        <w:shd w:fill="F1F7F8"/>
+      </w:pPr>
+      <w:r>
+        <w:rPr>
+          <w:rFonts w:ascii="Arial" w:hAnsi="Arial" w:cs="Arial"/>
           <w:b/>
-          <w:rtl/>
-        </w:rPr>
-        <w:t>הנקודה:</w:t>
-      </w:r>
-      <w:r>
-        <w:rPr>
-          <w:rtl/>
-        </w:rPr>
-        <w:t xml:space="preserve"> אות המידע והנושא פועלים בסדרי גודל שונים של תדר.</w:t>
+          <w:color w:val="08758C"/>
+          <w:sz w:val="21"/>
+        </w:rPr>
+        <w:t xml:space="preserve">המסר  </w:t>
+      </w:r>
+      <w:r>
+        <w:rPr>
+          <w:rFonts w:ascii="Arial" w:hAnsi="Arial" w:cs="Arial"/>
+          <w:b w:val="0"/>
+          <w:sz w:val="21"/>
+        </w:rPr>
+        <w:t>בתחום הזמן נראה אות מהיר שהמעטפת שלו מייצגת את המידע.</w:t>
       </w:r>
     </w:p>
     <w:p>
       <w:pPr>
+        <w:spacing w:after="50" w:line="254" w:lineRule="auto"/>
         <w:jc w:val="right"/>
         <w:bidi/>
-      </w:pPr>
-      <w:r>
-        <w:rPr>
+        <w:shd w:fill="EAF6F8"/>
+      </w:pPr>
+      <w:r>
+        <w:rPr>
+          <w:rFonts w:ascii="Arial" w:hAnsi="Arial" w:cs="Arial"/>
           <w:b/>
-          <w:rtl/>
-        </w:rPr>
-        <w:t>מה לומר:</w:t>
-      </w:r>
-      <w:r>
-        <w:rPr>
-          <w:rtl/>
-        </w:rPr>
-        <w:t xml:space="preserve"> בדוגמה, המידע הוא 5 kHz והנושא 1 MHz. המידע מכיל את התוכן; הנושא ממקם אותו בתחום שמתאים לשידור.</w:t>
+          <w:color w:val="08758C"/>
+          <w:sz w:val="21"/>
+        </w:rPr>
+        <w:t xml:space="preserve">דברי מעבר  </w:t>
+      </w:r>
+      <w:r>
+        <w:rPr>
+          <w:rFonts w:ascii="Arial" w:hAnsi="Arial" w:cs="Arial"/>
+          <w:b w:val="0"/>
+          <w:sz w:val="21"/>
+        </w:rPr>
+        <w:t>שקף מעבר ללא זמן מוקצה: נאמר שמפסיקים לעקוב אחר בלוקי המשדר ועוברים לראות את צורת הגל שהמשדר פולט.</w:t>
       </w:r>
     </w:p>
     <w:p>
       <w:pPr>
+        <w:spacing w:after="50" w:line="254" w:lineRule="auto"/>
         <w:jc w:val="right"/>
         <w:bidi/>
       </w:pPr>
       <w:r>
         <w:rPr>
-          <w:b/>
-          <w:rtl/>
-        </w:rPr>
-        <w:t>הנחיה/פעילות:</w:t>
-      </w:r>
-      <w:r>
-        <w:rPr>
-          <w:rtl/>
-        </w:rPr>
-        <w:t xml:space="preserve"> בקשו לזהות מי הוא fm ומי fc.</w:t>
+          <w:rFonts w:ascii="Arial" w:hAnsi="Arial" w:cs="Arial"/>
+          <w:b w:val="0"/>
+          <w:sz w:val="19"/>
+        </w:rPr>
+        <w:t>בדיקת הבנה: בשקפים הבאים יזהו אות מהיר ומעטפת.</w:t>
       </w:r>
     </w:p>
     <w:p>
       <w:pPr>
+        <w:spacing w:after="50" w:line="254" w:lineRule="auto"/>
         <w:jc w:val="right"/>
         <w:bidi/>
       </w:pPr>
       <w:r>
         <w:rPr>
-          <w:b/>
-          <w:rtl/>
-        </w:rPr>
-        <w:t>ראיה ללמידה:</w:t>
-      </w:r>
-      <w:r>
-        <w:rPr>
-          <w:rtl/>
-        </w:rPr>
-        <w:t xml:space="preserve"> זיהוי נכון של אות מידע וגל נושא.</w:t>
+          <w:rFonts w:ascii="Arial" w:hAnsi="Arial" w:cs="Arial"/>
+          <w:b w:val="0"/>
+          <w:color w:val="505A64"/>
+          <w:sz w:val="19"/>
+        </w:rPr>
+        <w:t>מעבר: נבחין בין המידע, הנושא והאות המאופנן.</w:t>
       </w:r>
     </w:p>
     <w:p>
-      <w:pPr>
+      <w:r>
+        <w:br w:type="page"/>
+      </w:r>
+    </w:p>
+    <w:p>
+      <w:pPr>
+        <w:pStyle w:val="Heading2"/>
+        <w:spacing w:before="20" w:after="80"/>
+        <w:jc w:val="right"/>
+        <w:keepNext/>
+        <w:bidi/>
+      </w:pPr>
+      <w:r>
+        <w:rPr>
+          <w:b/>
+        </w:rPr>
+        <w:t>16  מידע, נושא ואות מאופן</w:t>
+      </w:r>
+      <w:r>
+        <w:rPr>
+          <w:color w:val="5F6973"/>
+          <w:sz w:val="20"/>
+        </w:rPr>
+        <w:t xml:space="preserve">   |   3 דקות</w:t>
+      </w:r>
+    </w:p>
+    <w:p>
+      <w:pPr>
+        <w:spacing w:after="50" w:line="254" w:lineRule="auto"/>
         <w:jc w:val="right"/>
         <w:bidi/>
-      </w:pPr>
-      <w:r>
-        <w:rPr>
+        <w:shd w:fill="F1F7F8"/>
+      </w:pPr>
+      <w:r>
+        <w:rPr>
+          <w:rFonts w:ascii="Arial" w:hAnsi="Arial" w:cs="Arial"/>
           <w:b/>
-          <w:rtl/>
-        </w:rPr>
-        <w:t>גשר:</w:t>
-      </w:r>
-      <w:r>
-        <w:rPr>
-          <w:rtl/>
-        </w:rPr>
-        <w:t xml:space="preserve"> נראה מה האפנן עושה לשניהם.</w:t>
+          <w:color w:val="08758C"/>
+          <w:sz w:val="21"/>
+        </w:rPr>
+        <w:t xml:space="preserve">המסר  </w:t>
+      </w:r>
+      <w:r>
+        <w:rPr>
+          <w:rFonts w:ascii="Arial" w:hAnsi="Arial" w:cs="Arial"/>
+          <w:b w:val="0"/>
+          <w:sz w:val="21"/>
+        </w:rPr>
+        <w:t>אות AM משלב מידע איטי עם נושא מהיר.</w:t>
       </w:r>
     </w:p>
     <w:p>
       <w:pPr>
-        <w:pStyle w:val="Heading2"/>
-      </w:pPr>
-      <w:r>
-        <w:t>12. מעבירים את המידע לתדר גבוה (3 דקות)</w:t>
+        <w:spacing w:after="50" w:line="254" w:lineRule="auto"/>
+        <w:jc w:val="right"/>
+        <w:bidi/>
+        <w:shd w:fill="EAF6F8"/>
+      </w:pPr>
+      <w:r>
+        <w:rPr>
+          <w:rFonts w:ascii="Arial" w:hAnsi="Arial" w:cs="Arial"/>
+          <w:b/>
+          <w:color w:val="08758C"/>
+          <w:sz w:val="21"/>
+        </w:rPr>
+        <w:t xml:space="preserve">הסבר והקשר  </w:t>
+      </w:r>
+      <w:r>
+        <w:rPr>
+          <w:rFonts w:ascii="Arial" w:hAnsi="Arial" w:cs="Arial"/>
+          <w:b w:val="0"/>
+          <w:sz w:val="21"/>
+        </w:rPr>
+        <w:t>זהו את אות המידע m(t): תנודה איטית יחסית, בתדר fm. אבקש מכם מהסטודנטים להצביע על מחזור אחד שלו. זהו את הנושא c(t): מחזורים צפופים יותר בתדר fc. נוודא שהכיתה רואה את ההבדל בסדרי הגודל. נציג את s(t) המאופנן. נאמר שהנושא מהיר, אבל הגובה שלו עוקב אחרי המידע. אבקש מכם מתנדב להצביע על כל אות בתרשים.</w:t>
       </w:r>
     </w:p>
     <w:p>
       <w:pPr>
+        <w:spacing w:after="50" w:line="254" w:lineRule="auto"/>
         <w:jc w:val="right"/>
         <w:bidi/>
       </w:pPr>
       <w:r>
         <w:rPr>
-          <w:b/>
-          <w:rtl/>
-        </w:rPr>
-        <w:t>הנקודה:</w:t>
-      </w:r>
-      <w:r>
-        <w:rPr>
-          <w:rtl/>
-        </w:rPr>
-        <w:t xml:space="preserve"> ב־AM המידע משנה את תנופת הגל הנושא.</w:t>
+          <w:rFonts w:ascii="Arial" w:hAnsi="Arial" w:cs="Arial"/>
+          <w:b w:val="0"/>
+          <w:sz w:val="19"/>
+        </w:rPr>
+        <w:t>בדיקת הבנה: זיהוי m(t), c(t), s(t).</w:t>
       </w:r>
     </w:p>
     <w:p>
       <w:pPr>
+        <w:spacing w:after="50" w:line="254" w:lineRule="auto"/>
         <w:jc w:val="right"/>
         <w:bidi/>
       </w:pPr>
       <w:r>
         <w:rPr>
-          <w:b/>
-          <w:rtl/>
-        </w:rPr>
-        <w:t>מה לומר:</w:t>
-      </w:r>
-      <w:r>
-        <w:rPr>
-          <w:rtl/>
-        </w:rPr>
-        <w:t xml:space="preserve"> אות המידע והנושא נכנסים לאפנן, וביציאה מתקבל אות מאופנן. ב־AM התנופה משתנה לפי אות המידע.</w:t>
+          <w:rFonts w:ascii="Arial" w:hAnsi="Arial" w:cs="Arial"/>
+          <w:b w:val="0"/>
+          <w:color w:val="505A64"/>
+          <w:sz w:val="19"/>
+        </w:rPr>
+        <w:t>מעבר: נראה את המידע בגבול החיצוני של האות.</w:t>
       </w:r>
     </w:p>
     <w:p>
       <w:pPr>
+        <w:pStyle w:val="Heading2"/>
+        <w:spacing w:before="20" w:after="80"/>
+        <w:jc w:val="right"/>
+        <w:keepNext/>
+        <w:bidi/>
+      </w:pPr>
+      <w:r>
+        <w:rPr>
+          <w:b/>
+        </w:rPr>
+        <w:t>17  התנופה משתנה. תדר הנושא נשאר קבוע</w:t>
+      </w:r>
+      <w:r>
+        <w:rPr>
+          <w:color w:val="5F6973"/>
+          <w:sz w:val="20"/>
+        </w:rPr>
+        <w:t xml:space="preserve">   |   4 דקות</w:t>
+      </w:r>
+    </w:p>
+    <w:p>
+      <w:pPr>
+        <w:spacing w:after="50" w:line="254" w:lineRule="auto"/>
         <w:jc w:val="right"/>
         <w:bidi/>
-      </w:pPr>
-      <w:r>
-        <w:rPr>
+        <w:shd w:fill="F1F7F8"/>
+      </w:pPr>
+      <w:r>
+        <w:rPr>
+          <w:rFonts w:ascii="Arial" w:hAnsi="Arial" w:cs="Arial"/>
           <w:b/>
-          <w:rtl/>
-        </w:rPr>
-        <w:t>הנחיה/פעילות:</w:t>
-      </w:r>
-      <w:r>
-        <w:rPr>
-          <w:rtl/>
-        </w:rPr>
-        <w:t xml:space="preserve"> עקבו אחר תרשים הכניסות והיציאה.</w:t>
+          <w:color w:val="08758C"/>
+          <w:sz w:val="21"/>
+        </w:rPr>
+        <w:t xml:space="preserve">המסר  </w:t>
+      </w:r>
+      <w:r>
+        <w:rPr>
+          <w:rFonts w:ascii="Arial" w:hAnsi="Arial" w:cs="Arial"/>
+          <w:b w:val="0"/>
+          <w:sz w:val="21"/>
+        </w:rPr>
+        <w:t>ב־AM התנופה משתנה אך המרווח בין מחזורי הנושא נשאר קבוע.</w:t>
       </w:r>
     </w:p>
     <w:p>
       <w:pPr>
+        <w:spacing w:after="50" w:line="254" w:lineRule="auto"/>
         <w:jc w:val="right"/>
         <w:bidi/>
-      </w:pPr>
-      <w:r>
-        <w:rPr>
+        <w:shd w:fill="EAF6F8"/>
+      </w:pPr>
+      <w:r>
+        <w:rPr>
+          <w:rFonts w:ascii="Arial" w:hAnsi="Arial" w:cs="Arial"/>
           <w:b/>
-          <w:rtl/>
-        </w:rPr>
-        <w:t>ראיה ללמידה:</w:t>
-      </w:r>
-      <w:r>
-        <w:rPr>
-          <w:rtl/>
-        </w:rPr>
-        <w:t xml:space="preserve"> הסבר מילולי של פעולת האפנן.</w:t>
+          <w:color w:val="08758C"/>
+          <w:sz w:val="21"/>
+        </w:rPr>
+        <w:t xml:space="preserve">הסבר והקשר  </w:t>
+      </w:r>
+      <w:r>
+        <w:rPr>
+          <w:rFonts w:ascii="Arial" w:hAnsi="Arial" w:cs="Arial"/>
+          <w:b w:val="0"/>
+          <w:sz w:val="21"/>
+        </w:rPr>
+        <w:t>אבקש מכם לתאר את צורת האות בלי להשתמש עדיין במילה מעטפת. אספו תצפיות על גובה ועל ריווח המחזורים. נסמן את הגבול החיצוני של השיאים וקראו לו מעטפת. נאמר: ב־AM הגובה משתנה לפי המידע. נסתכל על מרחק המחזורים והראו שהוא נשאר קבוע בדוגמה. קשרו אותו לתדר הנושא fc. נבדוק הבנה: אשאל אתכם מה משתנה ומה נשאר קבוע. התשובה המצופה: התנופה/המעטפת משתנה, תדר הנושא קבוע.</w:t>
       </w:r>
     </w:p>
     <w:p>
       <w:pPr>
+        <w:spacing w:after="50" w:line="254" w:lineRule="auto"/>
         <w:jc w:val="right"/>
         <w:bidi/>
       </w:pPr>
       <w:r>
         <w:rPr>
-          <w:b/>
-          <w:rtl/>
-        </w:rPr>
-        <w:t>גשר:</w:t>
-      </w:r>
-      <w:r>
-        <w:rPr>
-          <w:rtl/>
-        </w:rPr>
-        <w:t xml:space="preserve"> תדרים שונים גם עוזרים להפריד תחנות.</w:t>
+          <w:rFonts w:ascii="Arial" w:hAnsi="Arial" w:cs="Arial"/>
+          <w:b w:val="0"/>
+          <w:sz w:val="19"/>
+        </w:rPr>
+        <w:t>בדיקת הבנה: זיהוי התנופה כמשתנה ותדר הנושא כקבוע.</w:t>
       </w:r>
     </w:p>
     <w:p>
       <w:pPr>
-        <w:pStyle w:val="Heading2"/>
-      </w:pPr>
-      <w:r>
-        <w:t>13. אפנון מקצה ערוץ נפרד לכל תחנה (3 דקות)</w:t>
+        <w:spacing w:after="50" w:line="254" w:lineRule="auto"/>
+        <w:jc w:val="right"/>
+        <w:bidi/>
+      </w:pPr>
+      <w:r>
+        <w:rPr>
+          <w:rFonts w:ascii="Arial" w:hAnsi="Arial" w:cs="Arial"/>
+          <w:b w:val="0"/>
+          <w:color w:val="505A64"/>
+          <w:sz w:val="19"/>
+        </w:rPr>
+        <w:t>מעבר: המשוואה מפרידה בין המעטפת לתנודה המהירה.</w:t>
       </w:r>
     </w:p>
     <w:p>
       <w:pPr>
+        <w:pStyle w:val="Heading2"/>
+        <w:spacing w:before="20" w:after="80"/>
+        <w:jc w:val="right"/>
+        <w:keepNext/>
+        <w:bidi/>
+      </w:pPr>
+      <w:r>
+        <w:rPr>
+          <w:b/>
+        </w:rPr>
+        <w:t>18  שני חלקים במשוואת AM</w:t>
+      </w:r>
+      <w:r>
+        <w:rPr>
+          <w:color w:val="5F6973"/>
+          <w:sz w:val="20"/>
+        </w:rPr>
+        <w:t xml:space="preserve">   |   4 דקות</w:t>
+      </w:r>
+    </w:p>
+    <w:p>
+      <w:pPr>
+        <w:spacing w:after="50" w:line="254" w:lineRule="auto"/>
         <w:jc w:val="right"/>
         <w:bidi/>
-      </w:pPr>
-      <w:r>
-        <w:rPr>
+        <w:shd w:fill="F1F7F8"/>
+      </w:pPr>
+      <w:r>
+        <w:rPr>
+          <w:rFonts w:ascii="Arial" w:hAnsi="Arial" w:cs="Arial"/>
           <w:b/>
-          <w:rtl/>
-        </w:rPr>
-        <w:t>הנקודה:</w:t>
-      </w:r>
-      <w:r>
-        <w:rPr>
-          <w:rtl/>
-        </w:rPr>
-        <w:t xml:space="preserve"> אפשר להפריד תחנות כשהערוצים שלהן אינם חופפים.</w:t>
+          <w:color w:val="08758C"/>
+          <w:sz w:val="21"/>
+        </w:rPr>
+        <w:t xml:space="preserve">המסר  </w:t>
+      </w:r>
+      <w:r>
+        <w:rPr>
+          <w:rFonts w:ascii="Arial" w:hAnsi="Arial" w:cs="Arial"/>
+          <w:b w:val="0"/>
+          <w:sz w:val="21"/>
+        </w:rPr>
+        <w:t>הסוגריים קובעים את המעטפת והקוסינוס האחרון מתאר את הנושא.</w:t>
       </w:r>
     </w:p>
     <w:p>
       <w:pPr>
+        <w:spacing w:after="50" w:line="254" w:lineRule="auto"/>
         <w:jc w:val="right"/>
         <w:bidi/>
-      </w:pPr>
-      <w:r>
-        <w:rPr>
+        <w:shd w:fill="EAF6F8"/>
+      </w:pPr>
+      <w:r>
+        <w:rPr>
+          <w:rFonts w:ascii="Arial" w:hAnsi="Arial" w:cs="Arial"/>
           <w:b/>
-          <w:rtl/>
-        </w:rPr>
-        <w:t>מה לומר:</w:t>
-      </w:r>
-      <w:r>
-        <w:rPr>
-          <w:rtl/>
-        </w:rPr>
-        <w:t xml:space="preserve"> לאחר האפנון כל תחנה משודרת סביב נושא אחר. אם המידע מגיע עד 5 kHz, ערוץ AM תופס כ־10 kHz. המקלט בוחר את הערוץ בעזרת מסנן מעביר־פס.</w:t>
+          <w:color w:val="08758C"/>
+          <w:sz w:val="21"/>
+        </w:rPr>
+        <w:t xml:space="preserve">הסבר והקשר  </w:t>
+      </w:r>
+      <w:r>
+        <w:rPr>
+          <w:rFonts w:ascii="Arial" w:hAnsi="Arial" w:cs="Arial"/>
+          <w:b w:val="0"/>
+          <w:sz w:val="21"/>
+        </w:rPr>
+        <w:t>נכתוב את הצורה התקנית s(t)=Ac[1+ma cos(ωm t)]cos(ωc t). נקרא אותה בקצב איטי, בלי לפרש עדיין כל סימן. נסמן את הסוגריים. נאמר שהביטוי הזה נע לאט לפי ωm וקובע את גובה התנודות, כלומר את המעטפת. נסמן את cos(ωc t). נסביר שזה הקצב המהיר של הנושא. נסתכל במקביל על הגל בשקף. אבקש מכם מהסטודנטים להצביע על החלק שקובע גובה ועל החלק שקובע קצב. תקנו בעדינות בלבול בין ωm ל־ωc.</w:t>
       </w:r>
     </w:p>
     <w:p>
       <w:pPr>
+        <w:spacing w:after="50" w:line="254" w:lineRule="auto"/>
         <w:jc w:val="right"/>
         <w:bidi/>
       </w:pPr>
       <w:r>
         <w:rPr>
-          <w:b/>
-          <w:rtl/>
-        </w:rPr>
-        <w:t>הנחיה/פעילות:</w:t>
-      </w:r>
-      <w:r>
-        <w:rPr>
-          <w:rtl/>
-        </w:rPr>
-        <w:t xml:space="preserve"> בקשו להסביר למה בוחרים ערוץ שלם.</w:t>
+          <w:rFonts w:ascii="Arial" w:hAnsi="Arial" w:cs="Arial"/>
+          <w:b w:val="0"/>
+          <w:sz w:val="19"/>
+        </w:rPr>
+        <w:t>בדיקת הבנה: הצבעה נכונה על רכיב המעטפת והנושא.</w:t>
       </w:r>
     </w:p>
     <w:p>
       <w:pPr>
+        <w:spacing w:after="50" w:line="254" w:lineRule="auto"/>
         <w:jc w:val="right"/>
         <w:bidi/>
       </w:pPr>
       <w:r>
         <w:rPr>
-          <w:b/>
-          <w:rtl/>
-        </w:rPr>
-        <w:t>ראיה ללמידה:</w:t>
-      </w:r>
-      <w:r>
-        <w:rPr>
-          <w:rtl/>
-        </w:rPr>
-        <w:t xml:space="preserve"> הסטודנטים מסבירים את תפקיד המסנן.</w:t>
+          <w:rFonts w:ascii="Arial" w:hAnsi="Arial" w:cs="Arial"/>
+          <w:b w:val="0"/>
+          <w:color w:val="505A64"/>
+          <w:sz w:val="19"/>
+        </w:rPr>
+        <w:t>מעבר: נכמת את השינוי באמצעות מקדם האפנון.</w:t>
       </w:r>
     </w:p>
     <w:p>
-      <w:pPr>
+      <w:r>
+        <w:br w:type="page"/>
+      </w:r>
+    </w:p>
+    <w:p>
+      <w:pPr>
+        <w:pStyle w:val="Heading2"/>
+        <w:spacing w:before="20" w:after="80"/>
+        <w:jc w:val="right"/>
+        <w:keepNext/>
+        <w:bidi/>
+      </w:pPr>
+      <w:r>
+        <w:rPr>
+          <w:b/>
+        </w:rPr>
+        <w:t>19  כמה חזק המידע משנה את הנושא?</w:t>
+      </w:r>
+      <w:r>
+        <w:rPr>
+          <w:color w:val="5F6973"/>
+          <w:sz w:val="20"/>
+        </w:rPr>
+        <w:t xml:space="preserve">   |   4 דקות</w:t>
+      </w:r>
+    </w:p>
+    <w:p>
+      <w:pPr>
+        <w:spacing w:after="50" w:line="254" w:lineRule="auto"/>
         <w:jc w:val="right"/>
         <w:bidi/>
-      </w:pPr>
-      <w:r>
-        <w:rPr>
+        <w:shd w:fill="F1F7F8"/>
+      </w:pPr>
+      <w:r>
+        <w:rPr>
+          <w:rFonts w:ascii="Arial" w:hAnsi="Arial" w:cs="Arial"/>
           <w:b/>
-          <w:rtl/>
-        </w:rPr>
-        <w:t>גשר:</w:t>
-      </w:r>
-      <w:r>
-        <w:rPr>
-          <w:rtl/>
-        </w:rPr>
-        <w:t xml:space="preserve"> נעקוב אחרי האות בתוך המשדר.</w:t>
+          <w:color w:val="08758C"/>
+          <w:sz w:val="21"/>
+        </w:rPr>
+        <w:t xml:space="preserve">המסר  </w:t>
+      </w:r>
+      <w:r>
+        <w:rPr>
+          <w:rFonts w:ascii="Arial" w:hAnsi="Arial" w:cs="Arial"/>
+          <w:b w:val="0"/>
+          <w:sz w:val="21"/>
+        </w:rPr>
+        <w:t>מקדם האפנון הוא היחס בין תנופת המידע לתנופת הנושא.</w:t>
       </w:r>
     </w:p>
     <w:p>
       <w:pPr>
-        <w:pStyle w:val="Heading2"/>
-      </w:pPr>
-      <w:r>
-        <w:t>14. מסלול אות המידע במשדר (3 דקות)</w:t>
+        <w:spacing w:after="50" w:line="254" w:lineRule="auto"/>
+        <w:jc w:val="right"/>
+        <w:bidi/>
+        <w:shd w:fill="EAF6F8"/>
+      </w:pPr>
+      <w:r>
+        <w:rPr>
+          <w:rFonts w:ascii="Arial" w:hAnsi="Arial" w:cs="Arial"/>
+          <w:b/>
+          <w:color w:val="08758C"/>
+          <w:sz w:val="21"/>
+        </w:rPr>
+        <w:t xml:space="preserve">הסבר והקשר  </w:t>
+      </w:r>
+      <w:r>
+        <w:rPr>
+          <w:rFonts w:ascii="Arial" w:hAnsi="Arial" w:cs="Arial"/>
+          <w:b w:val="0"/>
+          <w:sz w:val="21"/>
+        </w:rPr>
+        <w:t>אשאל אתכם מה משווה את תנופת המידע לתנופת הנושא. נציג ma=Am/Ac והגדירו כל סימון בקול. נסביר שזה יחס חסר יחידות. לדוגמה, אם Am=30 V ו־Ac=60 V, אז ma=0.5. אבקש מכם לחשב לפני שתאמרו את התוצאה. נפרש ma=1 כאפנון של 100%: תנופת המידע שווה לתנופת הנושא. אשאל אתכם מה יקרה אם היחס יעבור את 1. נבדוק חישוב מהיר: אם Ac=50 V ו־Am=25 V, מה ma? תשובה: 0.5. קשרו זאת לשקף הבא על גבול האפנון.</w:t>
       </w:r>
     </w:p>
     <w:p>
       <w:pPr>
+        <w:spacing w:after="50" w:line="254" w:lineRule="auto"/>
         <w:jc w:val="right"/>
         <w:bidi/>
       </w:pPr>
       <w:r>
         <w:rPr>
-          <w:b/>
-          <w:rtl/>
-        </w:rPr>
-        <w:t>הנקודה:</w:t>
-      </w:r>
-      <w:r>
-        <w:rPr>
-          <w:rtl/>
-        </w:rPr>
-        <w:t xml:space="preserve"> המסנן מגביל רוחב פס, האפנן ממקם את המידע סביב הנושא, והמגבר מזין את האנטנה.</w:t>
+          <w:rFonts w:ascii="Arial" w:hAnsi="Arial" w:cs="Arial"/>
+          <w:b w:val="0"/>
+          <w:sz w:val="19"/>
+        </w:rPr>
+        <w:t>בדיקת הבנה: חישוב ma=Am/Ac.</w:t>
       </w:r>
     </w:p>
     <w:p>
       <w:pPr>
+        <w:spacing w:after="50" w:line="254" w:lineRule="auto"/>
         <w:jc w:val="right"/>
         <w:bidi/>
       </w:pPr>
       <w:r>
         <w:rPr>
-          <w:b/>
-          <w:rtl/>
-        </w:rPr>
-        <w:t>מה לומר:</w:t>
-      </w:r>
-      <w:r>
-        <w:rPr>
-          <w:rtl/>
-        </w:rPr>
-        <w:t xml:space="preserve"> עקבו מהמיקרופון דרך מסנן מעביר־נמוכים לאפנן. גל הנושא מגיע מהמתנד לכניסה נוספת. מגבר ההספק מזין את האנטנה.</w:t>
+          <w:rFonts w:ascii="Arial" w:hAnsi="Arial" w:cs="Arial"/>
+          <w:b w:val="0"/>
+          <w:color w:val="505A64"/>
+          <w:sz w:val="19"/>
+        </w:rPr>
+        <w:t>מעבר: אפשר למדוד את המקדם גם מגבולות המעטפת.</w:t>
       </w:r>
     </w:p>
     <w:p>
       <w:pPr>
+        <w:pStyle w:val="Heading2"/>
+        <w:spacing w:before="20" w:after="80"/>
+        <w:jc w:val="right"/>
+        <w:keepNext/>
+        <w:bidi/>
+      </w:pPr>
+      <w:r>
+        <w:rPr>
+          <w:b/>
+        </w:rPr>
+        <w:t>20  מחשבים את ma מהמעטפת</w:t>
+      </w:r>
+      <w:r>
+        <w:rPr>
+          <w:color w:val="5F6973"/>
+          <w:sz w:val="20"/>
+        </w:rPr>
+        <w:t xml:space="preserve">   |   4 דקות</w:t>
+      </w:r>
+    </w:p>
+    <w:p>
+      <w:pPr>
+        <w:spacing w:after="50" w:line="254" w:lineRule="auto"/>
         <w:jc w:val="right"/>
         <w:bidi/>
-      </w:pPr>
-      <w:r>
-        <w:rPr>
+        <w:shd w:fill="F1F7F8"/>
+      </w:pPr>
+      <w:r>
+        <w:rPr>
+          <w:rFonts w:ascii="Arial" w:hAnsi="Arial" w:cs="Arial"/>
           <w:b/>
-          <w:rtl/>
-        </w:rPr>
-        <w:t>הנחיה/פעילות:</w:t>
-      </w:r>
-      <w:r>
-        <w:rPr>
-          <w:rtl/>
-        </w:rPr>
-        <w:t xml:space="preserve"> קראו את השרטוט מימין לשמאל.</w:t>
+          <w:color w:val="08758C"/>
+          <w:sz w:val="21"/>
+        </w:rPr>
+        <w:t xml:space="preserve">המסר  </w:t>
+      </w:r>
+      <w:r>
+        <w:rPr>
+          <w:rFonts w:ascii="Arial" w:hAnsi="Arial" w:cs="Arial"/>
+          <w:b w:val="0"/>
+          <w:sz w:val="21"/>
+        </w:rPr>
+        <w:t>מודדים את המקסימום והמינימום של המעטפת כדי לחשב ma.</w:t>
       </w:r>
     </w:p>
     <w:p>
       <w:pPr>
+        <w:spacing w:after="50" w:line="254" w:lineRule="auto"/>
         <w:jc w:val="right"/>
         <w:bidi/>
-      </w:pPr>
-      <w:r>
-        <w:rPr>
+        <w:shd w:fill="EAF6F8"/>
+      </w:pPr>
+      <w:r>
+        <w:rPr>
+          <w:rFonts w:ascii="Arial" w:hAnsi="Arial" w:cs="Arial"/>
           <w:b/>
-          <w:rtl/>
-        </w:rPr>
-        <w:t>ראיה ללמידה:</w:t>
-      </w:r>
-      <w:r>
-        <w:rPr>
-          <w:rtl/>
-        </w:rPr>
-        <w:t xml:space="preserve"> תיאור רצף הרכיבים ותפקידם.</w:t>
+          <w:color w:val="08758C"/>
+          <w:sz w:val="21"/>
+        </w:rPr>
+        <w:t xml:space="preserve">הסבר והקשר  </w:t>
+      </w:r>
+      <w:r>
+        <w:rPr>
+          <w:rFonts w:ascii="Arial" w:hAnsi="Arial" w:cs="Arial"/>
+          <w:b w:val="0"/>
+          <w:sz w:val="21"/>
+        </w:rPr>
+        <w:t>נראה על המעטפת היכן מודדים Vmax והיכן Vmin. נדגיש שלא מודדים את המחזורים המהירים של הנושא. נכתוב ma=(Vmax−Vmin)/(Vmax+Vmin). נסביר בקצרה שהסכום וההפרש מאפשרים לבודד את תנופת המידע מתוך מעטפת. נציב 18 V ו־2 V: ma=16/20=0.8. נאמר 80%. אבקש מכם מהכיתה לנבא אם זה אפנון חסר, מלא או יתר. אשרו שזה מתחת לאחד. נחזור על המתכון: למדוד שתי מעטפות, להציב ביחס, ולבדוק שהיחידות מצטמצמות.</w:t>
       </w:r>
     </w:p>
     <w:p>
       <w:pPr>
+        <w:spacing w:after="50" w:line="254" w:lineRule="auto"/>
         <w:jc w:val="right"/>
         <w:bidi/>
       </w:pPr>
       <w:r>
         <w:rPr>
-          <w:b/>
-          <w:rtl/>
-        </w:rPr>
-        <w:t>גשר:</w:t>
-      </w:r>
-      <w:r>
-        <w:rPr>
-          <w:rtl/>
-        </w:rPr>
-        <w:t xml:space="preserve"> נעבור לצורת האות בתחום הזמן.</w:t>
+          <w:rFonts w:ascii="Arial" w:hAnsi="Arial" w:cs="Arial"/>
+          <w:b w:val="0"/>
+          <w:sz w:val="19"/>
+        </w:rPr>
+        <w:t>בדיקת הבנה: חישוב נכון של 80 אחוז.</w:t>
       </w:r>
     </w:p>
     <w:p>
       <w:pPr>
-        <w:pStyle w:val="Heading1"/>
-      </w:pPr>
-      <w:r>
-        <w:t>מה רואים בזמן?</w:t>
+        <w:spacing w:after="50" w:line="254" w:lineRule="auto"/>
+        <w:jc w:val="right"/>
+        <w:bidi/>
+      </w:pPr>
+      <w:r>
+        <w:rPr>
+          <w:rFonts w:ascii="Arial" w:hAnsi="Arial" w:cs="Arial"/>
+          <w:b w:val="0"/>
+          <w:color w:val="505A64"/>
+          <w:sz w:val="19"/>
+        </w:rPr>
+        <w:t>מעבר: למקדם האפנון יש גבול חשוב.</w:t>
       </w:r>
     </w:p>
     <w:p>
       <w:pPr>
         <w:pStyle w:val="Heading2"/>
-      </w:pPr>
-      <w:r>
-        <w:t>15. מה רואים בזמן? (0 דקות)</w:t>
+        <w:spacing w:before="20" w:after="80"/>
+        <w:jc w:val="right"/>
+        <w:keepNext/>
+        <w:bidi/>
+      </w:pPr>
+      <w:r>
+        <w:rPr>
+          <w:b/>
+        </w:rPr>
+        <w:t>21  הגבול החשוב הוא ma=1</w:t>
+      </w:r>
+      <w:r>
+        <w:rPr>
+          <w:color w:val="5F6973"/>
+          <w:sz w:val="20"/>
+        </w:rPr>
+        <w:t xml:space="preserve">   |   4 דקות</w:t>
       </w:r>
     </w:p>
     <w:p>
       <w:pPr>
+        <w:spacing w:after="50" w:line="254" w:lineRule="auto"/>
         <w:jc w:val="right"/>
         <w:bidi/>
-      </w:pPr>
-      <w:r>
-        <w:rPr>
+        <w:shd w:fill="F1F7F8"/>
+      </w:pPr>
+      <w:r>
+        <w:rPr>
+          <w:rFonts w:ascii="Arial" w:hAnsi="Arial" w:cs="Arial"/>
           <w:b/>
-          <w:rtl/>
-        </w:rPr>
-        <w:t>הנקודה:</w:t>
-      </w:r>
-      <w:r>
-        <w:rPr>
-          <w:rtl/>
-        </w:rPr>
-        <w:t xml:space="preserve"> בתחום הזמן נראה אות מהיר שהמעטפת שלו מייצגת את המידע.</w:t>
+          <w:color w:val="08758C"/>
+          <w:sz w:val="21"/>
+        </w:rPr>
+        <w:t xml:space="preserve">המסר  </w:t>
+      </w:r>
+      <w:r>
+        <w:rPr>
+          <w:rFonts w:ascii="Arial" w:hAnsi="Arial" w:cs="Arial"/>
+          <w:b w:val="0"/>
+          <w:sz w:val="21"/>
+        </w:rPr>
+        <w:t>כאשר ma גדול מ־1 המעטפת חוצה אפס ומתעוותת.</w:t>
       </w:r>
     </w:p>
     <w:p>
       <w:pPr>
+        <w:spacing w:after="50" w:line="254" w:lineRule="auto"/>
         <w:jc w:val="right"/>
         <w:bidi/>
-      </w:pPr>
-      <w:r>
-        <w:rPr>
+        <w:shd w:fill="EAF6F8"/>
+      </w:pPr>
+      <w:r>
+        <w:rPr>
+          <w:rFonts w:ascii="Arial" w:hAnsi="Arial" w:cs="Arial"/>
           <w:b/>
-          <w:rtl/>
-        </w:rPr>
-        <w:t>מה לומר:</w:t>
-      </w:r>
-      <w:r>
-        <w:rPr>
-          <w:rtl/>
-        </w:rPr>
-        <w:t xml:space="preserve"> נעבור מהמבנה של המשדר לאות ה־AM על המסך.</w:t>
+          <w:color w:val="08758C"/>
+          <w:sz w:val="21"/>
+        </w:rPr>
+        <w:t xml:space="preserve">הסבר והקשר  </w:t>
+      </w:r>
+      <w:r>
+        <w:rPr>
+          <w:rFonts w:ascii="Arial" w:hAnsi="Arial" w:cs="Arial"/>
+          <w:b w:val="0"/>
+          <w:sz w:val="21"/>
+        </w:rPr>
+        <w:t>נציג מצב 0&lt;ma&lt;1. נעקוב אחר המעטפת ושאלו אם היא נוגעת באפס. נסביר שהמידע עדיין משוחזר בגלאי מעטפת. נציג ma=1. נסתכל על נקודת המגע באפס וקראו לזה אפנון מלא. זהו גבול העבודה התקין בדוגמה. נציג ma&gt;1. המעטפת חוצה אפס והצורה החיצונית כבר אינה עוקבת כראוי אחרי המידע. נסכם 0≤ma≤1 כגבול התקין לשחזור פשוט. אשאל אתכם מה חשוב יותר: מספר נצילות גדול או מידע שניתן לשחזר; נחזור לזה בפרק ההספק.</w:t>
       </w:r>
     </w:p>
     <w:p>
       <w:pPr>
+        <w:spacing w:after="50" w:line="254" w:lineRule="auto"/>
         <w:jc w:val="right"/>
         <w:bidi/>
       </w:pPr>
       <w:r>
         <w:rPr>
-          <w:b/>
-          <w:rtl/>
-        </w:rPr>
-        <w:t>הנחיה/פעילות:</w:t>
-      </w:r>
-      <w:r>
-        <w:rPr>
-          <w:rtl/>
-        </w:rPr>
-        <w:t xml:space="preserve"> החליפו לתצוגת זמן.</w:t>
+          <w:rFonts w:ascii="Arial" w:hAnsi="Arial" w:cs="Arial"/>
+          <w:b w:val="0"/>
+          <w:sz w:val="19"/>
+        </w:rPr>
+        <w:t>בדיקת הבנה: סיווג נכון וקישור לצורת המעטפת.</w:t>
       </w:r>
     </w:p>
     <w:p>
       <w:pPr>
+        <w:spacing w:after="50" w:line="254" w:lineRule="auto"/>
         <w:jc w:val="right"/>
         <w:bidi/>
       </w:pPr>
       <w:r>
         <w:rPr>
-          <w:b/>
-          <w:rtl/>
-        </w:rPr>
-        <w:t>ראיה ללמידה:</w:t>
-      </w:r>
-      <w:r>
-        <w:rPr>
-          <w:rtl/>
-        </w:rPr>
-        <w:t xml:space="preserve"> בשקפים הבאים יזהו אות מהיר ומעטפת.</w:t>
+          <w:rFonts w:ascii="Arial" w:hAnsi="Arial" w:cs="Arial"/>
+          <w:b w:val="0"/>
+          <w:color w:val="505A64"/>
+          <w:sz w:val="19"/>
+        </w:rPr>
+        <w:t>מעבר: נראה את ההשפעה בשתי תצוגות סימולטור.</w:t>
       </w:r>
     </w:p>
     <w:p>
-      <w:pPr>
+      <w:r>
+        <w:br w:type="page"/>
+      </w:r>
+    </w:p>
+    <w:p>
+      <w:pPr>
+        <w:pStyle w:val="Heading2"/>
+        <w:spacing w:before="20" w:after="80"/>
+        <w:jc w:val="right"/>
+        <w:keepNext/>
+        <w:bidi/>
+      </w:pPr>
+      <w:r>
+        <w:rPr>
+          <w:b/>
+        </w:rPr>
+        <w:t>22  שינוי אחד, שתי תצוגות</w:t>
+      </w:r>
+      <w:r>
+        <w:rPr>
+          <w:color w:val="5F6973"/>
+          <w:sz w:val="20"/>
+        </w:rPr>
+        <w:t xml:space="preserve">   |   6 דקות</w:t>
+      </w:r>
+    </w:p>
+    <w:p>
+      <w:pPr>
+        <w:spacing w:after="50" w:line="254" w:lineRule="auto"/>
         <w:jc w:val="right"/>
         <w:bidi/>
-      </w:pPr>
-      <w:r>
-        <w:rPr>
+        <w:shd w:fill="F1F7F8"/>
+      </w:pPr>
+      <w:r>
+        <w:rPr>
+          <w:rFonts w:ascii="Arial" w:hAnsi="Arial" w:cs="Arial"/>
           <w:b/>
-          <w:rtl/>
-        </w:rPr>
-        <w:t>גשר:</w:t>
-      </w:r>
-      <w:r>
-        <w:rPr>
-          <w:rtl/>
-        </w:rPr>
-        <w:t xml:space="preserve"> נבחין בין המידע, הנושא והאות המאופנן.</w:t>
+          <w:color w:val="08758C"/>
+          <w:sz w:val="21"/>
+        </w:rPr>
+        <w:t xml:space="preserve">המסר  </w:t>
+      </w:r>
+      <w:r>
+        <w:rPr>
+          <w:rFonts w:ascii="Arial" w:hAnsi="Arial" w:cs="Arial"/>
+          <w:b w:val="0"/>
+          <w:sz w:val="21"/>
+        </w:rPr>
+        <w:t>הגדלת תנופת המידע מגדילה את עומק האפנון ואת פסי הצד; מעבר לאחד מעוות את המעטפת.</w:t>
       </w:r>
     </w:p>
     <w:p>
       <w:pPr>
-        <w:pStyle w:val="Heading2"/>
-      </w:pPr>
-      <w:r>
-        <w:t>16. מידע, נושא ואות מאופן (3 דקות)</w:t>
+        <w:spacing w:after="50" w:line="254" w:lineRule="auto"/>
+        <w:jc w:val="right"/>
+        <w:bidi/>
+        <w:shd w:fill="EAF6F8"/>
+      </w:pPr>
+      <w:r>
+        <w:rPr>
+          <w:rFonts w:ascii="Arial" w:hAnsi="Arial" w:cs="Arial"/>
+          <w:b/>
+          <w:color w:val="08758C"/>
+          <w:sz w:val="21"/>
+        </w:rPr>
+        <w:t xml:space="preserve">הסבר והקשר  </w:t>
+      </w:r>
+      <w:r>
+        <w:rPr>
+          <w:rFonts w:ascii="Arial" w:hAnsi="Arial" w:cs="Arial"/>
+          <w:b w:val="0"/>
+          <w:sz w:val="21"/>
+        </w:rPr>
+        <w:t>נגדיר ערכי התחלה בסימולטור: Ac=60 V, Am=36 V, fc=500 kHz, fm=5 kHz. נחשב יחד ma=0.60 ו־BW=10 kHz. לפני שינוי Am אבקש מכם חיזוי: מה ישתנה בזמן ומה בתדר? נעלה Am בהדרגה והראו שהמעטפת מעמיקה ופסי הצד גדלים. נעצור ב־ma=1. אשאל אתכם איך יודעים שהגענו לגבול. נמתין לתשובה: המעטפת נוגעת באפס. נעבור מעט מעל אחד והראו את העיוות ואת היפוך הפאזה. נדגיש שזו סיבה לא לעבוד באפנון יתר עם גלאי מעטפת. נחזור לתצוגת הספקטרום. נסתכל על מיקום פסי הצד ועל המרחק ביניהם; הפרידו בין שינוי Am לשינוי fm.</w:t>
       </w:r>
     </w:p>
     <w:p>
       <w:pPr>
+        <w:spacing w:after="50" w:line="254" w:lineRule="auto"/>
         <w:jc w:val="right"/>
         <w:bidi/>
       </w:pPr>
       <w:r>
         <w:rPr>
-          <w:b/>
-          <w:rtl/>
-        </w:rPr>
-        <w:t>הנקודה:</w:t>
-      </w:r>
-      <w:r>
-        <w:rPr>
-          <w:rtl/>
-        </w:rPr>
-        <w:t xml:space="preserve"> אות AM משלב מידע איטי עם נושא מהיר.</w:t>
+          <w:rFonts w:ascii="Arial" w:hAnsi="Arial" w:cs="Arial"/>
+          <w:b w:val="0"/>
+          <w:sz w:val="21"/>
+        </w:rPr>
+        <w:t>אבקש מכם מסטודנט לסכם מה השתנה בכל תחום. סגרו: סימולטור טוב מאפשר לחזות, לשנות פרמטר ולבדוק את ההסבר.</w:t>
       </w:r>
     </w:p>
     <w:p>
       <w:pPr>
+        <w:spacing w:after="50" w:line="254" w:lineRule="auto"/>
         <w:jc w:val="right"/>
         <w:bidi/>
       </w:pPr>
       <w:r>
         <w:rPr>
-          <w:b/>
-          <w:rtl/>
-        </w:rPr>
-        <w:t>מה לומר:</w:t>
-      </w:r>
-      <w:r>
-        <w:rPr>
-          <w:rtl/>
-        </w:rPr>
-        <w:t xml:space="preserve"> אות המידע משתנה לאט יחסית. הנושא הוא התנודה המהירה. האות המאופנן משלב ביניהם.</w:t>
+          <w:rFonts w:ascii="Arial" w:hAnsi="Arial" w:cs="Arial"/>
+          <w:b w:val="0"/>
+          <w:sz w:val="19"/>
+        </w:rPr>
+        <w:t>בדיקת הבנה: הסטודנטים חוזים ומסבירים את השינוי בשתי התצוגות.</w:t>
       </w:r>
     </w:p>
     <w:p>
       <w:pPr>
+        <w:spacing w:after="50" w:line="254" w:lineRule="auto"/>
         <w:jc w:val="right"/>
         <w:bidi/>
       </w:pPr>
       <w:r>
         <w:rPr>
-          <w:b/>
-          <w:rtl/>
-        </w:rPr>
-        <w:t>הנחיה/פעילות:</w:t>
-      </w:r>
-      <w:r>
-        <w:rPr>
-          <w:rtl/>
-        </w:rPr>
-        <w:t xml:space="preserve"> הצביעו על כל אחד משלושת האותות.</w:t>
+          <w:rFonts w:ascii="Arial" w:hAnsi="Arial" w:cs="Arial"/>
+          <w:b w:val="0"/>
+          <w:color w:val="505A64"/>
+          <w:sz w:val="19"/>
+        </w:rPr>
+        <w:t>מעבר: נבדוק אילו רכיבי תדר מרכיבים את האות.</w:t>
       </w:r>
     </w:p>
     <w:p>
       <w:pPr>
+        <w:spacing w:after="40"/>
         <w:jc w:val="right"/>
         <w:bidi/>
       </w:pPr>
       <w:r>
         <w:rPr>
           <w:b/>
-          <w:rtl/>
-        </w:rPr>
-        <w:t>ראיה ללמידה:</w:t>
-      </w:r>
-      <w:r>
-        <w:rPr>
-          <w:rtl/>
-        </w:rPr>
-        <w:t xml:space="preserve"> זיהוי m(t), c(t), s(t).</w:t>
+          <w:color w:val="737D87"/>
+          <w:sz w:val="18"/>
+        </w:rPr>
+        <w:t>מה רואים בתדר?</w:t>
       </w:r>
     </w:p>
     <w:p>
       <w:pPr>
+        <w:pStyle w:val="Heading2"/>
+        <w:spacing w:before="20" w:after="80"/>
+        <w:jc w:val="right"/>
+        <w:keepNext/>
+        <w:bidi/>
+      </w:pPr>
+      <w:r>
+        <w:rPr>
+          <w:b/>
+        </w:rPr>
+        <w:t>23  מה רואים בתדר?</w:t>
+      </w:r>
+      <w:r>
+        <w:rPr>
+          <w:color w:val="5F6973"/>
+          <w:sz w:val="20"/>
+        </w:rPr>
+        <w:t xml:space="preserve">   |   0 דקות</w:t>
+      </w:r>
+    </w:p>
+    <w:p>
+      <w:pPr>
+        <w:spacing w:after="50" w:line="254" w:lineRule="auto"/>
         <w:jc w:val="right"/>
         <w:bidi/>
-      </w:pPr>
-      <w:r>
-        <w:rPr>
+        <w:shd w:fill="F1F7F8"/>
+      </w:pPr>
+      <w:r>
+        <w:rPr>
+          <w:rFonts w:ascii="Arial" w:hAnsi="Arial" w:cs="Arial"/>
           <w:b/>
-          <w:rtl/>
-        </w:rPr>
-        <w:t>גשר:</w:t>
-      </w:r>
-      <w:r>
-        <w:rPr>
-          <w:rtl/>
-        </w:rPr>
-        <w:t xml:space="preserve"> נראה את המידע בגבול החיצוני של האות.</w:t>
+          <w:color w:val="08758C"/>
+          <w:sz w:val="21"/>
+        </w:rPr>
+        <w:t xml:space="preserve">המסר  </w:t>
+      </w:r>
+      <w:r>
+        <w:rPr>
+          <w:rFonts w:ascii="Arial" w:hAnsi="Arial" w:cs="Arial"/>
+          <w:b w:val="0"/>
+          <w:sz w:val="21"/>
+        </w:rPr>
+        <w:t>אות AM יוצר רכיב נושא ושני פסי צד.</w:t>
       </w:r>
     </w:p>
     <w:p>
       <w:pPr>
-        <w:pStyle w:val="Heading2"/>
-      </w:pPr>
-      <w:r>
-        <w:t>17. התנופה משתנה. תדר הנושא נשאר קבוע (4 דקות)</w:t>
+        <w:spacing w:after="50" w:line="254" w:lineRule="auto"/>
+        <w:jc w:val="right"/>
+        <w:bidi/>
+        <w:shd w:fill="EAF6F8"/>
+      </w:pPr>
+      <w:r>
+        <w:rPr>
+          <w:rFonts w:ascii="Arial" w:hAnsi="Arial" w:cs="Arial"/>
+          <w:b/>
+          <w:color w:val="08758C"/>
+          <w:sz w:val="21"/>
+        </w:rPr>
+        <w:t xml:space="preserve">דברי מעבר  </w:t>
+      </w:r>
+      <w:r>
+        <w:rPr>
+          <w:rFonts w:ascii="Arial" w:hAnsi="Arial" w:cs="Arial"/>
+          <w:b w:val="0"/>
+          <w:sz w:val="21"/>
+        </w:rPr>
+        <w:t>שקף מעבר ללא זמן מוקצה: נאמר שעכשיו מחליפים נקודת מבט. במקום שינויי מתח לאורך זמן, נראה אילו תדרים מרכיבים את האות.</w:t>
       </w:r>
     </w:p>
     <w:p>
       <w:pPr>
+        <w:spacing w:after="50" w:line="254" w:lineRule="auto"/>
         <w:jc w:val="right"/>
         <w:bidi/>
       </w:pPr>
       <w:r>
         <w:rPr>
-          <w:b/>
-          <w:rtl/>
-        </w:rPr>
-        <w:t>הנקודה:</w:t>
-      </w:r>
-      <w:r>
-        <w:rPr>
-          <w:rtl/>
-        </w:rPr>
-        <w:t xml:space="preserve"> ב־AM התנופה משתנה אך המרווח בין מחזורי הנושא נשאר קבוע.</w:t>
+          <w:rFonts w:ascii="Arial" w:hAnsi="Arial" w:cs="Arial"/>
+          <w:b w:val="0"/>
+          <w:sz w:val="19"/>
+        </w:rPr>
+        <w:t>בדיקת הבנה: זיהוי של נושא ושני פסי צד.</w:t>
       </w:r>
     </w:p>
     <w:p>
       <w:pPr>
+        <w:spacing w:after="50" w:line="254" w:lineRule="auto"/>
         <w:jc w:val="right"/>
         <w:bidi/>
       </w:pPr>
       <w:r>
         <w:rPr>
-          <w:b/>
-          <w:rtl/>
-        </w:rPr>
-        <w:t>מה לומר:</w:t>
-      </w:r>
-      <w:r>
-        <w:rPr>
-          <w:rtl/>
-        </w:rPr>
-        <w:t xml:space="preserve"> המחזורים מהירים, אבל גובהם משתנה. הגבול החיצוני הוא המעטפת. המרווח בין המחזורים מייצג את תדר הנושא.</w:t>
+          <w:rFonts w:ascii="Arial" w:hAnsi="Arial" w:cs="Arial"/>
+          <w:b w:val="0"/>
+          <w:color w:val="505A64"/>
+          <w:sz w:val="19"/>
+        </w:rPr>
+        <w:t>מעבר: נראה מדוע כפל בזמן יוצר תדרים חדשים.</w:t>
       </w:r>
     </w:p>
     <w:p>
       <w:pPr>
+        <w:pStyle w:val="Heading2"/>
+        <w:spacing w:before="20" w:after="80"/>
+        <w:jc w:val="right"/>
+        <w:keepNext/>
+        <w:bidi/>
+      </w:pPr>
+      <w:r>
+        <w:rPr>
+          <w:b/>
+        </w:rPr>
+        <w:t>24  מכפלה בזמן ← סכום והפרש בתדר</w:t>
+      </w:r>
+      <w:r>
+        <w:rPr>
+          <w:color w:val="5F6973"/>
+          <w:sz w:val="20"/>
+        </w:rPr>
+        <w:t xml:space="preserve">   |   3 דקות</w:t>
+      </w:r>
+    </w:p>
+    <w:p>
+      <w:pPr>
+        <w:spacing w:after="50" w:line="254" w:lineRule="auto"/>
         <w:jc w:val="right"/>
         <w:bidi/>
-      </w:pPr>
-      <w:r>
-        <w:rPr>
+        <w:shd w:fill="F1F7F8"/>
+      </w:pPr>
+      <w:r>
+        <w:rPr>
+          <w:rFonts w:ascii="Arial" w:hAnsi="Arial" w:cs="Arial"/>
           <w:b/>
-          <w:rtl/>
-        </w:rPr>
-        <w:t>הנחיה/פעילות:</w:t>
-      </w:r>
-      <w:r>
-        <w:rPr>
-          <w:rtl/>
-        </w:rPr>
-        <w:t xml:space="preserve"> שאלו מה משתנה ומה נשאר קבוע.</w:t>
+          <w:color w:val="08758C"/>
+          <w:sz w:val="21"/>
+        </w:rPr>
+        <w:t xml:space="preserve">המסר  </w:t>
+      </w:r>
+      <w:r>
+        <w:rPr>
+          <w:rFonts w:ascii="Arial" w:hAnsi="Arial" w:cs="Arial"/>
+          <w:b w:val="0"/>
+          <w:sz w:val="21"/>
+        </w:rPr>
+        <w:t>הכפלת אות המידע בנושא יוצרת רכיבים בתדר הסכום וההפרש.</w:t>
       </w:r>
     </w:p>
     <w:p>
       <w:pPr>
+        <w:spacing w:after="50" w:line="254" w:lineRule="auto"/>
         <w:jc w:val="right"/>
         <w:bidi/>
-      </w:pPr>
-      <w:r>
-        <w:rPr>
+        <w:shd w:fill="EAF6F8"/>
+      </w:pPr>
+      <w:r>
+        <w:rPr>
+          <w:rFonts w:ascii="Arial" w:hAnsi="Arial" w:cs="Arial"/>
           <w:b/>
-          <w:rtl/>
-        </w:rPr>
-        <w:t>ראיה ללמידה:</w:t>
-      </w:r>
-      <w:r>
-        <w:rPr>
-          <w:rtl/>
-        </w:rPr>
-        <w:t xml:space="preserve"> זיהוי התנופה כמשתנה ותדר הנושא כקבוע.</w:t>
+          <w:color w:val="08758C"/>
+          <w:sz w:val="21"/>
+        </w:rPr>
+        <w:t xml:space="preserve">הסבר והקשר  </w:t>
+      </w:r>
+      <w:r>
+        <w:rPr>
+          <w:rFonts w:ascii="Arial" w:hAnsi="Arial" w:cs="Arial"/>
+          <w:b w:val="0"/>
+          <w:sz w:val="21"/>
+        </w:rPr>
+        <w:t>נאמר שהמשוואה כוללת מכפלה בין אות המידע לנושא. זו הסיבה המתמטית שיופיעו תדרים חדשים. נכתוב cosαcosβ=½[cos(α+β)+cos(α−β)]. נעבור על סימן הסכום וההפרש והסבירו ששניהם נוצרים מאותה מכפלה. נציב α=ωc t ו־β=ωm t. קבלו רכיבים ב־ωc+ωm וב־ωc−ωm, כלומר שני פסי צד. ציינו שהבנת המקור חשובה יותר משינון הגזירה.</w:t>
       </w:r>
     </w:p>
     <w:p>
       <w:pPr>
+        <w:spacing w:after="50" w:line="254" w:lineRule="auto"/>
         <w:jc w:val="right"/>
         <w:bidi/>
       </w:pPr>
       <w:r>
         <w:rPr>
-          <w:b/>
-          <w:rtl/>
-        </w:rPr>
-        <w:t>גשר:</w:t>
-      </w:r>
-      <w:r>
-        <w:rPr>
-          <w:rtl/>
-        </w:rPr>
-        <w:t xml:space="preserve"> המשוואה מפרידה בין המעטפת לתנודה המהירה.</w:t>
+          <w:rFonts w:ascii="Arial" w:hAnsi="Arial" w:cs="Arial"/>
+          <w:b w:val="0"/>
+          <w:sz w:val="19"/>
+        </w:rPr>
+        <w:t>בדיקת הבנה: הסבר מדוע נוצרים שני פסי צד.</w:t>
       </w:r>
     </w:p>
     <w:p>
       <w:pPr>
-        <w:pStyle w:val="Heading2"/>
-      </w:pPr>
-      <w:r>
-        <w:t>18. שני חלקים במשוואת AM (4 דקות)</w:t>
+        <w:spacing w:after="50" w:line="254" w:lineRule="auto"/>
+        <w:jc w:val="right"/>
+        <w:bidi/>
+      </w:pPr>
+      <w:r>
+        <w:rPr>
+          <w:rFonts w:ascii="Arial" w:hAnsi="Arial" w:cs="Arial"/>
+          <w:b w:val="0"/>
+          <w:color w:val="505A64"/>
+          <w:sz w:val="19"/>
+        </w:rPr>
+        <w:t>מעבר: נסמן את שלושת הרכיבים בספקטרום.</w:t>
       </w:r>
     </w:p>
     <w:p>
-      <w:pPr>
+      <w:r>
+        <w:br w:type="page"/>
+      </w:r>
+    </w:p>
+    <w:p>
+      <w:pPr>
+        <w:pStyle w:val="Heading2"/>
+        <w:spacing w:before="20" w:after="80"/>
+        <w:jc w:val="right"/>
+        <w:keepNext/>
+        <w:bidi/>
+      </w:pPr>
+      <w:r>
+        <w:rPr>
+          <w:b/>
+        </w:rPr>
+        <w:t>25  נושא במרכז ושני פסי צד</w:t>
+      </w:r>
+      <w:r>
+        <w:rPr>
+          <w:color w:val="5F6973"/>
+          <w:sz w:val="20"/>
+        </w:rPr>
+        <w:t xml:space="preserve">   |   3 דקות</w:t>
+      </w:r>
+    </w:p>
+    <w:p>
+      <w:pPr>
+        <w:spacing w:after="50" w:line="254" w:lineRule="auto"/>
         <w:jc w:val="right"/>
         <w:bidi/>
-      </w:pPr>
-      <w:r>
-        <w:rPr>
+        <w:shd w:fill="F1F7F8"/>
+      </w:pPr>
+      <w:r>
+        <w:rPr>
+          <w:rFonts w:ascii="Arial" w:hAnsi="Arial" w:cs="Arial"/>
           <w:b/>
-          <w:rtl/>
-        </w:rPr>
-        <w:t>הנקודה:</w:t>
-      </w:r>
-      <w:r>
-        <w:rPr>
-          <w:rtl/>
-        </w:rPr>
-        <w:t xml:space="preserve"> הסוגריים קובעים את המעטפת והקוסינוס האחרון מתאר את הנושא.</w:t>
+          <w:color w:val="08758C"/>
+          <w:sz w:val="21"/>
+        </w:rPr>
+        <w:t xml:space="preserve">המסר  </w:t>
+      </w:r>
+      <w:r>
+        <w:rPr>
+          <w:rFonts w:ascii="Arial" w:hAnsi="Arial" w:cs="Arial"/>
+          <w:b w:val="0"/>
+          <w:sz w:val="21"/>
+        </w:rPr>
+        <w:t>בספקטרום AM מופיע נושא ופס צד בכל צד שלו.</w:t>
       </w:r>
     </w:p>
     <w:p>
       <w:pPr>
+        <w:spacing w:after="50" w:line="254" w:lineRule="auto"/>
         <w:jc w:val="right"/>
         <w:bidi/>
-      </w:pPr>
-      <w:r>
-        <w:rPr>
+        <w:shd w:fill="EAF6F8"/>
+      </w:pPr>
+      <w:r>
+        <w:rPr>
+          <w:rFonts w:ascii="Arial" w:hAnsi="Arial" w:cs="Arial"/>
           <w:b/>
-          <w:rtl/>
-        </w:rPr>
-        <w:t>מה לומר:</w:t>
-      </w:r>
-      <w:r>
-        <w:rPr>
-          <w:rtl/>
-        </w:rPr>
-        <w:t xml:space="preserve"> נפריד את המשוואה לשני חלקים. הביטוי בסוגריים משתנה בקצב המידע וקובע את הגובה. הקוסינוס האחרון מתנודד בתדר הנושא.</w:t>
+          <w:color w:val="08758C"/>
+          <w:sz w:val="21"/>
+        </w:rPr>
+        <w:t xml:space="preserve">הסבר והקשר  </w:t>
+      </w:r>
+      <w:r>
+        <w:rPr>
+          <w:rFonts w:ascii="Arial" w:hAnsi="Arial" w:cs="Arial"/>
+          <w:b w:val="0"/>
+          <w:sz w:val="21"/>
+        </w:rPr>
+        <w:t>ציירו קו תדר וסמנו את fc במרכז. נאמר שזה רכיב הנושא. נסמן fc−fm בצד הנמוך וקראו לו LSB; נסמן fc+fm בצד הגבוה וקראו לו USB. אבקש מכם מהכיתה לחזור על משמעות ראשי התיבות. נדגיש שהמידע מיוצג בפסי הצד, ואילו הנושא במודל הקלאסי אינו מוסיף מידע. אשאל אתכם מה ישתנה אם fm יגדל.</w:t>
       </w:r>
     </w:p>
     <w:p>
       <w:pPr>
+        <w:spacing w:after="50" w:line="254" w:lineRule="auto"/>
         <w:jc w:val="right"/>
         <w:bidi/>
       </w:pPr>
       <w:r>
         <w:rPr>
-          <w:b/>
-          <w:rtl/>
-        </w:rPr>
-        <w:t>הנחיה/פעילות:</w:t>
-      </w:r>
-      <w:r>
-        <w:rPr>
-          <w:rtl/>
-        </w:rPr>
-        <w:t xml:space="preserve"> בקשו לזהות את שני החלקים במשוואה.</w:t>
+          <w:rFonts w:ascii="Arial" w:hAnsi="Arial" w:cs="Arial"/>
+          <w:b w:val="0"/>
+          <w:sz w:val="19"/>
+        </w:rPr>
+        <w:t>בדיקת הבנה: זיהוי שלושת הרכיבים.</w:t>
       </w:r>
     </w:p>
     <w:p>
       <w:pPr>
+        <w:spacing w:after="50" w:line="254" w:lineRule="auto"/>
         <w:jc w:val="right"/>
         <w:bidi/>
       </w:pPr>
       <w:r>
         <w:rPr>
-          <w:b/>
-          <w:rtl/>
-        </w:rPr>
-        <w:t>ראיה ללמידה:</w:t>
-      </w:r>
-      <w:r>
-        <w:rPr>
-          <w:rtl/>
-        </w:rPr>
-        <w:t xml:space="preserve"> הצבעה נכונה על רכיב המעטפת והנושא.</w:t>
+          <w:rFonts w:ascii="Arial" w:hAnsi="Arial" w:cs="Arial"/>
+          <w:b w:val="0"/>
+          <w:color w:val="505A64"/>
+          <w:sz w:val="19"/>
+        </w:rPr>
+        <w:t>מעבר: המרחק בין פסי הצד קובע את רוחב הפס.</w:t>
       </w:r>
     </w:p>
     <w:p>
       <w:pPr>
+        <w:pStyle w:val="Heading2"/>
+        <w:spacing w:before="20" w:after="80"/>
+        <w:jc w:val="right"/>
+        <w:keepNext/>
+        <w:bidi/>
+      </w:pPr>
+      <w:r>
+        <w:rPr>
+          <w:b/>
+        </w:rPr>
+        <w:t>26  המרחק בין פסי הצד</w:t>
+      </w:r>
+      <w:r>
+        <w:rPr>
+          <w:color w:val="5F6973"/>
+          <w:sz w:val="20"/>
+        </w:rPr>
+        <w:t xml:space="preserve">   |   4 דקות</w:t>
+      </w:r>
+    </w:p>
+    <w:p>
+      <w:pPr>
+        <w:spacing w:after="50" w:line="254" w:lineRule="auto"/>
         <w:jc w:val="right"/>
         <w:bidi/>
-      </w:pPr>
-      <w:r>
-        <w:rPr>
+        <w:shd w:fill="F1F7F8"/>
+      </w:pPr>
+      <w:r>
+        <w:rPr>
+          <w:rFonts w:ascii="Arial" w:hAnsi="Arial" w:cs="Arial"/>
           <w:b/>
-          <w:rtl/>
-        </w:rPr>
-        <w:t>גשר:</w:t>
-      </w:r>
-      <w:r>
-        <w:rPr>
-          <w:rtl/>
-        </w:rPr>
-        <w:t xml:space="preserve"> נכמת את השינוי באמצעות מקדם האפנון.</w:t>
+          <w:color w:val="08758C"/>
+          <w:sz w:val="21"/>
+        </w:rPr>
+        <w:t xml:space="preserve">המסר  </w:t>
+      </w:r>
+      <w:r>
+        <w:rPr>
+          <w:rFonts w:ascii="Arial" w:hAnsi="Arial" w:cs="Arial"/>
+          <w:b w:val="0"/>
+          <w:sz w:val="21"/>
+        </w:rPr>
+        <w:t>תדר הנושא קובע את מיקום הערוץ ותדר המידע קובע את רוחבו.</w:t>
       </w:r>
     </w:p>
     <w:p>
       <w:pPr>
-        <w:pStyle w:val="Heading2"/>
-      </w:pPr>
-      <w:r>
-        <w:t>19. כמה חזק המידע משנה את הנושא? (4 דקות)</w:t>
+        <w:spacing w:after="50" w:line="254" w:lineRule="auto"/>
+        <w:jc w:val="right"/>
+        <w:bidi/>
+        <w:shd w:fill="EAF6F8"/>
+      </w:pPr>
+      <w:r>
+        <w:rPr>
+          <w:rFonts w:ascii="Arial" w:hAnsi="Arial" w:cs="Arial"/>
+          <w:b/>
+          <w:color w:val="08758C"/>
+          <w:sz w:val="21"/>
+        </w:rPr>
+        <w:t xml:space="preserve">הסבר והקשר  </w:t>
+      </w:r>
+      <w:r>
+        <w:rPr>
+          <w:rFonts w:ascii="Arial" w:hAnsi="Arial" w:cs="Arial"/>
+          <w:b w:val="0"/>
+          <w:sz w:val="21"/>
+        </w:rPr>
+        <w:t>הוכיחו על הלוח: fUSB=fc+fm ו־fLSB=fc−fm. נחשב BW=fUSB−fLSB=(fc+fm)−(fc−fm)=2fm. נדגיש ש־fc מצטמצם, ולכן רוחב הפס תלוי בתדר המידע המרבי ולא במיקום הנושא. ציירו ספקטרום סכמטי. שינוי fc מזיז את כל הבלוק ימינה או שמאלה בלי לשנות את רוחבו. שינוי fm מרחיק את פסי הצד מהמרכז ומגדיל את רוחב הפס. הבחינו בין הזזה למתיחה. חברו להקצאת ערוצים: אם fm,max=5 kHz, האות האידיאלי תופס 10 kHz. סביב fc=1000 kHz הגבולות הם 995–1005 kHz. מרווח מרכזים של 10 kHz רק מביא את התחומים לגעת; בפועל הקצאות ומרווחי הגנה נקבעים לפי תוכנית תדרים ואינם כלל אוניברסלי.</w:t>
       </w:r>
     </w:p>
     <w:p>
       <w:pPr>
+        <w:spacing w:after="50" w:line="254" w:lineRule="auto"/>
         <w:jc w:val="right"/>
         <w:bidi/>
       </w:pPr>
       <w:r>
         <w:rPr>
-          <w:b/>
-          <w:rtl/>
-        </w:rPr>
-        <w:t>הנקודה:</w:t>
-      </w:r>
-      <w:r>
-        <w:rPr>
-          <w:rtl/>
-        </w:rPr>
-        <w:t xml:space="preserve"> מקדם האפנון הוא היחס בין תנופת המידע לתנופת הנושא.</w:t>
+          <w:rFonts w:ascii="Arial" w:hAnsi="Arial" w:cs="Arial"/>
+          <w:b w:val="0"/>
+          <w:sz w:val="21"/>
+        </w:rPr>
+        <w:t>אשאל אתכם: fc=1200 kHz ו־fm,max=4 kHz; מה גבולות הספקטרום ומה BW? צפו לתשובות 1196 ו־1204 kHz, ורוחב 8 kHz. אבקש מכם להסביר את החיבור והחיסור, לא רק לתת מספר.</w:t>
       </w:r>
     </w:p>
     <w:p>
       <w:pPr>
+        <w:spacing w:after="50" w:line="254" w:lineRule="auto"/>
         <w:jc w:val="right"/>
         <w:bidi/>
       </w:pPr>
       <w:r>
         <w:rPr>
-          <w:b/>
-          <w:rtl/>
-        </w:rPr>
-        <w:t>מה לומר:</w:t>
-      </w:r>
-      <w:r>
-        <w:rPr>
-          <w:rtl/>
-        </w:rPr>
-        <w:t xml:space="preserve"> Am היא תנופת המידע ו־Ac תנופת הנושא. היחס ma חסר יחידות. כאשר ma שווה 1, האפנון הוא 100 אחוז.</w:t>
+          <w:rFonts w:ascii="Arial" w:hAnsi="Arial" w:cs="Arial"/>
+          <w:b w:val="0"/>
+          <w:sz w:val="19"/>
+        </w:rPr>
+        <w:t>בדיקת הבנה: חישוב רוחב הפס מ־fm.</w:t>
       </w:r>
     </w:p>
     <w:p>
       <w:pPr>
+        <w:spacing w:after="50" w:line="254" w:lineRule="auto"/>
         <w:jc w:val="right"/>
         <w:bidi/>
       </w:pPr>
       <w:r>
         <w:rPr>
-          <w:b/>
-          <w:rtl/>
-        </w:rPr>
-        <w:t>הנחיה/פעילות:</w:t>
-      </w:r>
-      <w:r>
-        <w:rPr>
-          <w:rtl/>
-        </w:rPr>
-        <w:t xml:space="preserve"> תנו יחס מספרי קצר לחישוב בעל פה.</w:t>
+          <w:rFonts w:ascii="Arial" w:hAnsi="Arial" w:cs="Arial"/>
+          <w:b w:val="0"/>
+          <w:color w:val="505A64"/>
+          <w:sz w:val="19"/>
+        </w:rPr>
+        <w:t>מעבר: נבדוק את החישוב על נתונים מספריים.</w:t>
       </w:r>
     </w:p>
     <w:p>
       <w:pPr>
+        <w:pStyle w:val="Heading2"/>
+        <w:spacing w:before="20" w:after="80"/>
+        <w:jc w:val="right"/>
+        <w:keepNext/>
+        <w:bidi/>
+      </w:pPr>
+      <w:r>
+        <w:rPr>
+          <w:b/>
+        </w:rPr>
+        <w:t>27  מהם פסי הצד? fc=1 MHz, fm=5 kHz</w:t>
+      </w:r>
+      <w:r>
+        <w:rPr>
+          <w:color w:val="5F6973"/>
+          <w:sz w:val="20"/>
+        </w:rPr>
+        <w:t xml:space="preserve">   |   4 דקות</w:t>
+      </w:r>
+    </w:p>
+    <w:p>
+      <w:pPr>
+        <w:spacing w:after="50" w:line="254" w:lineRule="auto"/>
         <w:jc w:val="right"/>
         <w:bidi/>
-      </w:pPr>
-      <w:r>
-        <w:rPr>
+        <w:shd w:fill="F1F7F8"/>
+      </w:pPr>
+      <w:r>
+        <w:rPr>
+          <w:rFonts w:ascii="Arial" w:hAnsi="Arial" w:cs="Arial"/>
           <w:b/>
-          <w:rtl/>
-        </w:rPr>
-        <w:t>ראיה ללמידה:</w:t>
-      </w:r>
-      <w:r>
-        <w:rPr>
-          <w:rtl/>
-        </w:rPr>
-        <w:t xml:space="preserve"> חישוב ma=Am/Ac.</w:t>
+          <w:color w:val="08758C"/>
+          <w:sz w:val="21"/>
+        </w:rPr>
+        <w:t xml:space="preserve">המסר  </w:t>
+      </w:r>
+      <w:r>
+        <w:rPr>
+          <w:rFonts w:ascii="Arial" w:hAnsi="Arial" w:cs="Arial"/>
+          <w:b w:val="0"/>
+          <w:sz w:val="21"/>
+        </w:rPr>
+        <w:t>ממירים תחילה יחידות, ואז מחברים ומחסרים את fm מהנושא.</w:t>
       </w:r>
     </w:p>
     <w:p>
       <w:pPr>
+        <w:spacing w:after="50" w:line="254" w:lineRule="auto"/>
         <w:jc w:val="right"/>
         <w:bidi/>
-      </w:pPr>
-      <w:r>
-        <w:rPr>
+        <w:shd w:fill="EAF6F8"/>
+      </w:pPr>
+      <w:r>
+        <w:rPr>
+          <w:rFonts w:ascii="Arial" w:hAnsi="Arial" w:cs="Arial"/>
           <w:b/>
-          <w:rtl/>
-        </w:rPr>
-        <w:t>גשר:</w:t>
-      </w:r>
-      <w:r>
-        <w:rPr>
-          <w:rtl/>
-        </w:rPr>
-        <w:t xml:space="preserve"> אפשר למדוד את המקדם גם מגבולות המעטפת.</w:t>
+          <w:color w:val="08758C"/>
+          <w:sz w:val="21"/>
+        </w:rPr>
+        <w:t xml:space="preserve">הסבר והקשר  </w:t>
+      </w:r>
+      <w:r>
+        <w:rPr>
+          <w:rFonts w:ascii="Arial" w:hAnsi="Arial" w:cs="Arial"/>
+          <w:b w:val="0"/>
+          <w:sz w:val="21"/>
+        </w:rPr>
+        <w:t>נקרא את הנתונים: fc=1 MHz, fm=5 kHz. לפני החישוב אשאל אתכם מה הבעיה בשימוש ישיר ב־MHz וב־kHz. נמיר 1 MHz ל־1000 kHz. נכתוב fLSB=1000−5=995 kHz ו־fUSB=1000+5=1005 kHz. נחשוף את אפשרויות הבחירה. אבקש מכם מכל אחד לבחור ולהסביר. נסביר ששגיאות שכיחות הן לשכוח להמיר יחידות או לחשוב שפסי הצד הם 5 ו־10 kHz. נסכם שהמרכז הוא 1000 kHz והסטייה לכל צד 5 kHz. רוחב כולל 10 kHz. נעבור לשאלה מהו המחיר בהספק.</w:t>
       </w:r>
     </w:p>
     <w:p>
       <w:pPr>
-        <w:pStyle w:val="Heading2"/>
-      </w:pPr>
-      <w:r>
-        <w:t>20. מחשבים את ma מהמעטפת (4 דקות)</w:t>
+        <w:spacing w:after="50" w:line="254" w:lineRule="auto"/>
+        <w:jc w:val="right"/>
+        <w:bidi/>
+      </w:pPr>
+      <w:r>
+        <w:rPr>
+          <w:rFonts w:ascii="Arial" w:hAnsi="Arial" w:cs="Arial"/>
+          <w:b w:val="0"/>
+          <w:sz w:val="19"/>
+        </w:rPr>
+        <w:t>בדיקת הבנה: 995 ו־1005 kHz עם נימוק יחידות.</w:t>
       </w:r>
     </w:p>
     <w:p>
       <w:pPr>
+        <w:spacing w:after="50" w:line="254" w:lineRule="auto"/>
         <w:jc w:val="right"/>
         <w:bidi/>
       </w:pPr>
       <w:r>
         <w:rPr>
-          <w:b/>
-          <w:rtl/>
-        </w:rPr>
-        <w:t>הנקודה:</w:t>
-      </w:r>
-      <w:r>
-        <w:rPr>
-          <w:rtl/>
-        </w:rPr>
-        <w:t xml:space="preserve"> מודדים את המקסימום והמינימום של המעטפת כדי לחשב ma.</w:t>
+          <w:rFonts w:ascii="Arial" w:hAnsi="Arial" w:cs="Arial"/>
+          <w:b w:val="0"/>
+          <w:color w:val="505A64"/>
+          <w:sz w:val="19"/>
+        </w:rPr>
+        <w:t>מעבר: נעבור מחישובי תדר לחלוקת ההספק.</w:t>
       </w:r>
     </w:p>
     <w:p>
-      <w:pPr>
+      <w:r>
+        <w:br w:type="page"/>
+      </w:r>
+    </w:p>
+    <w:p>
+      <w:pPr>
+        <w:spacing w:after="40"/>
         <w:jc w:val="right"/>
         <w:bidi/>
       </w:pPr>
       <w:r>
         <w:rPr>
           <w:b/>
-          <w:rtl/>
-        </w:rPr>
-        <w:t>מה לומר:</w:t>
-      </w:r>
-      <w:r>
-        <w:rPr>
-          <w:rtl/>
-        </w:rPr>
-        <w:t xml:space="preserve"> מדדו את גבולות המעטפת ולא את מחזורי הנושא. היחס הוא ההפרש בין המקסימום למינימום חלקי סכומם. עבור 18 V ו־2 V מתקבל ma=0.8.</w:t>
+          <w:color w:val="737D87"/>
+          <w:sz w:val="18"/>
+        </w:rPr>
+        <w:t>לאן הולך ההספק?</w:t>
       </w:r>
     </w:p>
     <w:p>
       <w:pPr>
+        <w:pStyle w:val="Heading2"/>
+        <w:spacing w:before="20" w:after="80"/>
+        <w:jc w:val="right"/>
+        <w:keepNext/>
+        <w:bidi/>
+      </w:pPr>
+      <w:r>
+        <w:rPr>
+          <w:b/>
+        </w:rPr>
+        <w:t>28  לאן הולך ההספק?</w:t>
+      </w:r>
+      <w:r>
+        <w:rPr>
+          <w:color w:val="5F6973"/>
+          <w:sz w:val="20"/>
+        </w:rPr>
+        <w:t xml:space="preserve">   |   0 דקות</w:t>
+      </w:r>
+    </w:p>
+    <w:p>
+      <w:pPr>
+        <w:spacing w:after="50" w:line="254" w:lineRule="auto"/>
         <w:jc w:val="right"/>
         <w:bidi/>
-      </w:pPr>
-      <w:r>
-        <w:rPr>
+        <w:shd w:fill="F1F7F8"/>
+      </w:pPr>
+      <w:r>
+        <w:rPr>
+          <w:rFonts w:ascii="Arial" w:hAnsi="Arial" w:cs="Arial"/>
           <w:b/>
-          <w:rtl/>
-        </w:rPr>
-        <w:t>הנחיה/פעילות:</w:t>
-      </w:r>
-      <w:r>
-        <w:rPr>
-          <w:rtl/>
-        </w:rPr>
-        <w:t xml:space="preserve"> פתרו יחד את הדוגמה.</w:t>
+          <w:color w:val="08758C"/>
+          <w:sz w:val="21"/>
+        </w:rPr>
+        <w:t xml:space="preserve">המסר  </w:t>
+      </w:r>
+      <w:r>
+        <w:rPr>
+          <w:rFonts w:ascii="Arial" w:hAnsi="Arial" w:cs="Arial"/>
+          <w:b w:val="0"/>
+          <w:sz w:val="21"/>
+        </w:rPr>
+        <w:t>יש להבחין בין הספק הנושא לפסי הצד, כי פסי הצד נושאים מידע.</w:t>
       </w:r>
     </w:p>
     <w:p>
       <w:pPr>
+        <w:spacing w:after="50" w:line="254" w:lineRule="auto"/>
         <w:jc w:val="right"/>
         <w:bidi/>
-      </w:pPr>
-      <w:r>
-        <w:rPr>
+        <w:shd w:fill="EAF6F8"/>
+      </w:pPr>
+      <w:r>
+        <w:rPr>
+          <w:rFonts w:ascii="Arial" w:hAnsi="Arial" w:cs="Arial"/>
           <w:b/>
-          <w:rtl/>
-        </w:rPr>
-        <w:t>ראיה ללמידה:</w:t>
-      </w:r>
-      <w:r>
-        <w:rPr>
-          <w:rtl/>
-        </w:rPr>
-        <w:t xml:space="preserve"> חישוב נכון של 80 אחוז.</w:t>
+          <w:color w:val="08758C"/>
+          <w:sz w:val="21"/>
+        </w:rPr>
+        <w:t xml:space="preserve">דברי מעבר  </w:t>
+      </w:r>
+      <w:r>
+        <w:rPr>
+          <w:rFonts w:ascii="Arial" w:hAnsi="Arial" w:cs="Arial"/>
+          <w:b w:val="0"/>
+          <w:sz w:val="21"/>
+        </w:rPr>
+        <w:t>שקף מעבר ללא זמן מוקצה: נאמר שהספקטרום מראה היכן האות נמצא, ועכשיו נבדוק כמה מההספק באמת מעביר מידע.</w:t>
       </w:r>
     </w:p>
     <w:p>
       <w:pPr>
+        <w:spacing w:after="50" w:line="254" w:lineRule="auto"/>
         <w:jc w:val="right"/>
         <w:bidi/>
       </w:pPr>
       <w:r>
         <w:rPr>
-          <w:b/>
-          <w:rtl/>
-        </w:rPr>
-        <w:t>גשר:</w:t>
-      </w:r>
-      <w:r>
-        <w:rPr>
-          <w:rtl/>
-        </w:rPr>
-        <w:t xml:space="preserve"> למקדם האפנון יש גבול חשוב.</w:t>
+          <w:rFonts w:ascii="Arial" w:hAnsi="Arial" w:cs="Arial"/>
+          <w:b w:val="0"/>
+          <w:sz w:val="19"/>
+        </w:rPr>
+        <w:t>בדיקת הבנה: התרגיל בהמשך מחייב לחשב כל רכיב.</w:t>
       </w:r>
     </w:p>
     <w:p>
       <w:pPr>
-        <w:pStyle w:val="Heading2"/>
-      </w:pPr>
-      <w:r>
-        <w:t>21. הגבול החשוב הוא ma=1 (4 דקות)</w:t>
+        <w:spacing w:after="50" w:line="254" w:lineRule="auto"/>
+        <w:jc w:val="right"/>
+        <w:bidi/>
+      </w:pPr>
+      <w:r>
+        <w:rPr>
+          <w:rFonts w:ascii="Arial" w:hAnsi="Arial" w:cs="Arial"/>
+          <w:b w:val="0"/>
+          <w:color w:val="505A64"/>
+          <w:sz w:val="19"/>
+        </w:rPr>
+        <w:t>מעבר: נחשב תחילה את הספק הנושא.</w:t>
       </w:r>
     </w:p>
     <w:p>
       <w:pPr>
+        <w:pStyle w:val="Heading2"/>
+        <w:spacing w:before="20" w:after="80"/>
+        <w:jc w:val="right"/>
+        <w:keepNext/>
+        <w:bidi/>
+      </w:pPr>
+      <w:r>
+        <w:rPr>
+          <w:b/>
+        </w:rPr>
+        <w:t>29  מתח השיא קובע את ההספק</w:t>
+      </w:r>
+      <w:r>
+        <w:rPr>
+          <w:color w:val="5F6973"/>
+          <w:sz w:val="20"/>
+        </w:rPr>
+        <w:t xml:space="preserve">   |   3 דקות</w:t>
+      </w:r>
+    </w:p>
+    <w:p>
+      <w:pPr>
+        <w:spacing w:after="50" w:line="254" w:lineRule="auto"/>
         <w:jc w:val="right"/>
         <w:bidi/>
-      </w:pPr>
-      <w:r>
-        <w:rPr>
+        <w:shd w:fill="F1F7F8"/>
+      </w:pPr>
+      <w:r>
+        <w:rPr>
+          <w:rFonts w:ascii="Arial" w:hAnsi="Arial" w:cs="Arial"/>
           <w:b/>
-          <w:rtl/>
-        </w:rPr>
-        <w:t>הנקודה:</w:t>
-      </w:r>
-      <w:r>
-        <w:rPr>
-          <w:rtl/>
-        </w:rPr>
-        <w:t xml:space="preserve"> כאשר ma גדול מ־1 המעטפת חוצה אפס ומתעוותת.</w:t>
+          <w:color w:val="08758C"/>
+          <w:sz w:val="21"/>
+        </w:rPr>
+        <w:t xml:space="preserve">המסר  </w:t>
+      </w:r>
+      <w:r>
+        <w:rPr>
+          <w:rFonts w:ascii="Arial" w:hAnsi="Arial" w:cs="Arial"/>
+          <w:b w:val="0"/>
+          <w:sz w:val="21"/>
+        </w:rPr>
+        <w:t>חישוב הספק הנושא דורש מתח שיא.</w:t>
       </w:r>
     </w:p>
     <w:p>
       <w:pPr>
+        <w:spacing w:after="50" w:line="254" w:lineRule="auto"/>
         <w:jc w:val="right"/>
         <w:bidi/>
-      </w:pPr>
-      <w:r>
-        <w:rPr>
+        <w:shd w:fill="EAF6F8"/>
+      </w:pPr>
+      <w:r>
+        <w:rPr>
+          <w:rFonts w:ascii="Arial" w:hAnsi="Arial" w:cs="Arial"/>
           <w:b/>
-          <w:rtl/>
-        </w:rPr>
-        <w:t>מה לומר:</w:t>
-      </w:r>
-      <w:r>
-        <w:rPr>
-          <w:rtl/>
-        </w:rPr>
-        <w:t xml:space="preserve"> מתחת לאחד המעטפת אינה נוגעת באפס. באחד היא נוגעת בו. מעל אחד נוצר אפנון יתר. לשידור תקין עם גלאי מעטפת שומרים על 0≤ma≤1.</w:t>
+          <w:color w:val="08758C"/>
+          <w:sz w:val="21"/>
+        </w:rPr>
+        <w:t xml:space="preserve">הסבר והקשר  </w:t>
+      </w:r>
+      <w:r>
+        <w:rPr>
+          <w:rFonts w:ascii="Arial" w:hAnsi="Arial" w:cs="Arial"/>
+          <w:b w:val="0"/>
+          <w:sz w:val="21"/>
+        </w:rPr>
+        <w:t>אשאל אתכם מה פירוש Ac במשוואה: מתח שיא או שיא־לשיא? נוודא שהתשובה היא מתח שיא. נכתוב Pc=Ac²/(2R) עבור סינוס כאשר Ac הוא מתח שיא. הזכירו שהנוסחה תלויה בהגדרת המשרעת. נציב דוגמה Ac=100 V, R=50 Ω: Pc=10000/100=100 W. אם הנתון Vpp, קודם Ac=Vpp/2. נדגיש שטעות פי שניים במתח יוצרת פי ארבעה בהספק.</w:t>
       </w:r>
     </w:p>
     <w:p>
       <w:pPr>
+        <w:spacing w:after="50" w:line="254" w:lineRule="auto"/>
         <w:jc w:val="right"/>
         <w:bidi/>
       </w:pPr>
       <w:r>
         <w:rPr>
-          <w:b/>
-          <w:rtl/>
-        </w:rPr>
-        <w:t>הנחיה/פעילות:</w:t>
-      </w:r>
-      <w:r>
-        <w:rPr>
-          <w:rtl/>
-        </w:rPr>
-        <w:t xml:space="preserve"> בקשו לסווג לפי ערך ma.</w:t>
+          <w:rFonts w:ascii="Arial" w:hAnsi="Arial" w:cs="Arial"/>
+          <w:b w:val="0"/>
+          <w:sz w:val="19"/>
+        </w:rPr>
+        <w:t>בדיקת הבנה: הבחנה בין Ac ל־Vpp.</w:t>
       </w:r>
     </w:p>
     <w:p>
       <w:pPr>
+        <w:spacing w:after="50" w:line="254" w:lineRule="auto"/>
         <w:jc w:val="right"/>
         <w:bidi/>
       </w:pPr>
       <w:r>
         <w:rPr>
-          <w:b/>
-          <w:rtl/>
-        </w:rPr>
-        <w:t>ראיה ללמידה:</w:t>
-      </w:r>
-      <w:r>
-        <w:rPr>
-          <w:rtl/>
-        </w:rPr>
-        <w:t xml:space="preserve"> סיווג נכון וקישור לצורת המעטפת.</w:t>
+          <w:rFonts w:ascii="Arial" w:hAnsi="Arial" w:cs="Arial"/>
+          <w:b w:val="0"/>
+          <w:color w:val="505A64"/>
+          <w:sz w:val="19"/>
+        </w:rPr>
+        <w:t>מעבר: נחשב את ההספק שבפסי הצד.</w:t>
       </w:r>
     </w:p>
     <w:p>
       <w:pPr>
+        <w:pStyle w:val="Heading2"/>
+        <w:spacing w:before="20" w:after="80"/>
+        <w:jc w:val="right"/>
+        <w:keepNext/>
+        <w:bidi/>
+      </w:pPr>
+      <w:r>
+        <w:rPr>
+          <w:b/>
+        </w:rPr>
+        <w:t>30  מקדם האפנון קובע את הספק המידע</w:t>
+      </w:r>
+      <w:r>
+        <w:rPr>
+          <w:color w:val="5F6973"/>
+          <w:sz w:val="20"/>
+        </w:rPr>
+        <w:t xml:space="preserve">   |   3 דקות</w:t>
+      </w:r>
+    </w:p>
+    <w:p>
+      <w:pPr>
+        <w:spacing w:after="50" w:line="254" w:lineRule="auto"/>
         <w:jc w:val="right"/>
         <w:bidi/>
-      </w:pPr>
-      <w:r>
-        <w:rPr>
+        <w:shd w:fill="F1F7F8"/>
+      </w:pPr>
+      <w:r>
+        <w:rPr>
+          <w:rFonts w:ascii="Arial" w:hAnsi="Arial" w:cs="Arial"/>
           <w:b/>
-          <w:rtl/>
-        </w:rPr>
-        <w:t>גשר:</w:t>
-      </w:r>
-      <w:r>
-        <w:rPr>
-          <w:rtl/>
-        </w:rPr>
-        <w:t xml:space="preserve"> נראה את ההשפעה בשתי תצוגות סימולטור.</w:t>
+          <w:color w:val="08758C"/>
+          <w:sz w:val="21"/>
+        </w:rPr>
+        <w:t xml:space="preserve">המסר  </w:t>
+      </w:r>
+      <w:r>
+        <w:rPr>
+          <w:rFonts w:ascii="Arial" w:hAnsi="Arial" w:cs="Arial"/>
+          <w:b w:val="0"/>
+          <w:sz w:val="21"/>
+        </w:rPr>
+        <w:t>הספק שני פסי הצד תלוי בריבוע ma, והם נושאים את המידע.</w:t>
       </w:r>
     </w:p>
     <w:p>
       <w:pPr>
-        <w:pStyle w:val="Heading2"/>
-      </w:pPr>
-      <w:r>
-        <w:t>22. שינוי אחד, שתי תצוגות (6 דקות)</w:t>
+        <w:spacing w:after="50" w:line="254" w:lineRule="auto"/>
+        <w:jc w:val="right"/>
+        <w:bidi/>
+        <w:shd w:fill="EAF6F8"/>
+      </w:pPr>
+      <w:r>
+        <w:rPr>
+          <w:rFonts w:ascii="Arial" w:hAnsi="Arial" w:cs="Arial"/>
+          <w:b/>
+          <w:color w:val="08758C"/>
+          <w:sz w:val="21"/>
+        </w:rPr>
+        <w:t xml:space="preserve">הסבר והקשר  </w:t>
+      </w:r>
+      <w:r>
+        <w:rPr>
+          <w:rFonts w:ascii="Arial" w:hAnsi="Arial" w:cs="Arial"/>
+          <w:b w:val="0"/>
+          <w:sz w:val="21"/>
+        </w:rPr>
+        <w:t>הזכירו שפסי הצד סימטריים. נציג לכל פס Pside=Pc·ma²/4 ואת סכומם PSB=Pc·ma²/2. נסביר מדוע מחשבים את שני פסי הצד יחד כששואלים על הספק המידע. השוו בין הספק הצד התחתון לעליון בדוגמת AM חד־טונית. נציב Pc=100 W ו־ma=0.8: כל צד הוא 16 W ושניהם יחד 32 W. אשאל אתכם מהו ההספק שמעביר מידע.</w:t>
       </w:r>
     </w:p>
     <w:p>
       <w:pPr>
+        <w:spacing w:after="50" w:line="254" w:lineRule="auto"/>
         <w:jc w:val="right"/>
         <w:bidi/>
       </w:pPr>
       <w:r>
         <w:rPr>
-          <w:b/>
-          <w:rtl/>
-        </w:rPr>
-        <w:t>הנקודה:</w:t>
-      </w:r>
-      <w:r>
-        <w:rPr>
-          <w:rtl/>
-        </w:rPr>
-        <w:t xml:space="preserve"> הגדלת תנופת המידע מגדילה את עומק האפנון ואת פסי הצד; מעבר לאחד מעוות את המעטפת.</w:t>
+          <w:rFonts w:ascii="Arial" w:hAnsi="Arial" w:cs="Arial"/>
+          <w:b w:val="0"/>
+          <w:sz w:val="19"/>
+        </w:rPr>
+        <w:t>בדיקת הבנה: הבחנה בין הספק נושא להספק מידע.</w:t>
       </w:r>
     </w:p>
     <w:p>
       <w:pPr>
+        <w:spacing w:after="50" w:line="254" w:lineRule="auto"/>
         <w:jc w:val="right"/>
         <w:bidi/>
       </w:pPr>
       <w:r>
         <w:rPr>
-          <w:b/>
-          <w:rtl/>
-        </w:rPr>
-        <w:t>מה לומר:</w:t>
-      </w:r>
-      <w:r>
-        <w:rPr>
-          <w:rtl/>
-        </w:rPr>
-        <w:t xml:space="preserve"> לפני שינוי בקשו חיזוי. התחילו ב־0.6, עלו עד שהמעטפת נוגעת באפס, ואז מעט מעל אחד. השוו בין תצוגת הזמן לתדר והראו את העיוות.</w:t>
+          <w:rFonts w:ascii="Arial" w:hAnsi="Arial" w:cs="Arial"/>
+          <w:b w:val="0"/>
+          <w:color w:val="505A64"/>
+          <w:sz w:val="19"/>
+        </w:rPr>
+        <w:t>מעבר: נחבר את כל רכיבי ההספק.</w:t>
       </w:r>
     </w:p>
     <w:p>
-      <w:pPr>
+      <w:r>
+        <w:br w:type="page"/>
+      </w:r>
+    </w:p>
+    <w:p>
+      <w:pPr>
+        <w:pStyle w:val="Heading2"/>
+        <w:spacing w:before="20" w:after="80"/>
+        <w:jc w:val="right"/>
+        <w:keepNext/>
+        <w:bidi/>
+      </w:pPr>
+      <w:r>
+        <w:rPr>
+          <w:b/>
+        </w:rPr>
+        <w:t>31  מחברים נושא ושני פסי צד</w:t>
+      </w:r>
+      <w:r>
+        <w:rPr>
+          <w:color w:val="5F6973"/>
+          <w:sz w:val="20"/>
+        </w:rPr>
+        <w:t xml:space="preserve">   |   3 דקות</w:t>
+      </w:r>
+    </w:p>
+    <w:p>
+      <w:pPr>
+        <w:spacing w:after="50" w:line="254" w:lineRule="auto"/>
         <w:jc w:val="right"/>
         <w:bidi/>
-      </w:pPr>
-      <w:r>
-        <w:rPr>
+        <w:shd w:fill="F1F7F8"/>
+      </w:pPr>
+      <w:r>
+        <w:rPr>
+          <w:rFonts w:ascii="Arial" w:hAnsi="Arial" w:cs="Arial"/>
           <w:b/>
-          <w:rtl/>
-        </w:rPr>
-        <w:t>הנחיה/פעילות:</w:t>
-      </w:r>
-      <w:r>
-        <w:rPr>
-          <w:rtl/>
-        </w:rPr>
-        <w:t xml:space="preserve"> שמרו על חיזוי לפני כל שינוי בסימולטור.</w:t>
+          <w:color w:val="08758C"/>
+          <w:sz w:val="21"/>
+        </w:rPr>
+        <w:t xml:space="preserve">המסר  </w:t>
+      </w:r>
+      <w:r>
+        <w:rPr>
+          <w:rFonts w:ascii="Arial" w:hAnsi="Arial" w:cs="Arial"/>
+          <w:b w:val="0"/>
+          <w:sz w:val="21"/>
+        </w:rPr>
+        <w:t>ההספק הכולל הוא סכום הספק הנושא ופסי הצד.</w:t>
       </w:r>
     </w:p>
     <w:p>
       <w:pPr>
+        <w:spacing w:after="50" w:line="254" w:lineRule="auto"/>
         <w:jc w:val="right"/>
         <w:bidi/>
-      </w:pPr>
-      <w:r>
-        <w:rPr>
+        <w:shd w:fill="EAF6F8"/>
+      </w:pPr>
+      <w:r>
+        <w:rPr>
+          <w:rFonts w:ascii="Arial" w:hAnsi="Arial" w:cs="Arial"/>
           <w:b/>
-          <w:rtl/>
-        </w:rPr>
-        <w:t>ראיה ללמידה:</w:t>
-      </w:r>
-      <w:r>
-        <w:rPr>
-          <w:rtl/>
-        </w:rPr>
-        <w:t xml:space="preserve"> הסטודנטים חוזים ומסבירים את השינוי בשתי התצוגות.</w:t>
+          <w:color w:val="08758C"/>
+          <w:sz w:val="21"/>
+        </w:rPr>
+        <w:t xml:space="preserve">הסבר והקשר  </w:t>
+      </w:r>
+      <w:r>
+        <w:rPr>
+          <w:rFonts w:ascii="Arial" w:hAnsi="Arial" w:cs="Arial"/>
+          <w:b w:val="0"/>
+          <w:sz w:val="21"/>
+        </w:rPr>
+        <w:t>נחזור על התוצאות: 100 W בנשא ו־32 W בשני פסי הצד. אבקש מכם מהכיתה לומר איזו פעולה נדרשת כדי לקבל הספק כולל. נכתוב PAM=Pc+PSB=Pc(1+ma²/2). נציב וקבלו 132 W. נוודא שהסטודנטים מבינים ש־PAM אינו שם אחר ל־PSB. נבדוק הגיון: ההספק הכולל חייב להיות גדול מהנשא בלבד. אבקש מכם להסביר מה יקרה ל־PAM כאשר ma גדל, כל עוד נשארים בתחום התקין.</w:t>
       </w:r>
     </w:p>
     <w:p>
       <w:pPr>
+        <w:spacing w:after="50" w:line="254" w:lineRule="auto"/>
         <w:jc w:val="right"/>
         <w:bidi/>
       </w:pPr>
       <w:r>
         <w:rPr>
-          <w:b/>
-          <w:rtl/>
-        </w:rPr>
-        <w:t>גשר:</w:t>
-      </w:r>
-      <w:r>
-        <w:rPr>
-          <w:rtl/>
-        </w:rPr>
-        <w:t xml:space="preserve"> נבדוק אילו רכיבי תדר מרכיבים את האות.</w:t>
+          <w:rFonts w:ascii="Arial" w:hAnsi="Arial" w:cs="Arial"/>
+          <w:b w:val="0"/>
+          <w:sz w:val="19"/>
+        </w:rPr>
+        <w:t>בדיקת הבנה: הסבר רכיבי הסכום.</w:t>
       </w:r>
     </w:p>
     <w:p>
       <w:pPr>
-        <w:pStyle w:val="Heading1"/>
-      </w:pPr>
-      <w:r>
-        <w:t>מה רואים בתדר?</w:t>
+        <w:spacing w:after="50" w:line="254" w:lineRule="auto"/>
+        <w:jc w:val="right"/>
+        <w:bidi/>
+      </w:pPr>
+      <w:r>
+        <w:rPr>
+          <w:rFonts w:ascii="Arial" w:hAnsi="Arial" w:cs="Arial"/>
+          <w:b w:val="0"/>
+          <w:color w:val="505A64"/>
+          <w:sz w:val="19"/>
+        </w:rPr>
+        <w:t>מעבר: נחשב איזה חלק מההספק מעביר מידע.</w:t>
       </w:r>
     </w:p>
     <w:p>
       <w:pPr>
         <w:pStyle w:val="Heading2"/>
-      </w:pPr>
-      <w:r>
-        <w:t>23. מה רואים בתדר? (0 דקות)</w:t>
+        <w:spacing w:before="20" w:after="80"/>
+        <w:jc w:val="right"/>
+        <w:keepNext/>
+        <w:bidi/>
+      </w:pPr>
+      <w:r>
+        <w:rPr>
+          <w:b/>
+        </w:rPr>
+        <w:t>32  ב־AM קלאסי רוב ההספק נמצא בנושא</w:t>
+      </w:r>
+      <w:r>
+        <w:rPr>
+          <w:color w:val="5F6973"/>
+          <w:sz w:val="20"/>
+        </w:rPr>
+        <w:t xml:space="preserve">   |   3 דקות</w:t>
       </w:r>
     </w:p>
     <w:p>
       <w:pPr>
+        <w:spacing w:after="50" w:line="254" w:lineRule="auto"/>
         <w:jc w:val="right"/>
         <w:bidi/>
-      </w:pPr>
-      <w:r>
-        <w:rPr>
+        <w:shd w:fill="F1F7F8"/>
+      </w:pPr>
+      <w:r>
+        <w:rPr>
+          <w:rFonts w:ascii="Arial" w:hAnsi="Arial" w:cs="Arial"/>
           <w:b/>
-          <w:rtl/>
-        </w:rPr>
-        <w:t>הנקודה:</w:t>
-      </w:r>
-      <w:r>
-        <w:rPr>
-          <w:rtl/>
-        </w:rPr>
-        <w:t xml:space="preserve"> אות AM יוצר רכיב נושא ושני פסי צד.</w:t>
+          <w:color w:val="08758C"/>
+          <w:sz w:val="21"/>
+        </w:rPr>
+        <w:t xml:space="preserve">המסר  </w:t>
+      </w:r>
+      <w:r>
+        <w:rPr>
+          <w:rFonts w:ascii="Arial" w:hAnsi="Arial" w:cs="Arial"/>
+          <w:b w:val="0"/>
+          <w:sz w:val="21"/>
+        </w:rPr>
+        <w:t>ב־AM קלאסי הנצילות המרבית התקינה היא כשליש.</w:t>
       </w:r>
     </w:p>
     <w:p>
       <w:pPr>
+        <w:spacing w:after="50" w:line="254" w:lineRule="auto"/>
         <w:jc w:val="right"/>
         <w:bidi/>
-      </w:pPr>
-      <w:r>
-        <w:rPr>
+        <w:shd w:fill="EAF6F8"/>
+      </w:pPr>
+      <w:r>
+        <w:rPr>
+          <w:rFonts w:ascii="Arial" w:hAnsi="Arial" w:cs="Arial"/>
           <w:b/>
-          <w:rtl/>
-        </w:rPr>
-        <w:t>מה לומר:</w:t>
-      </w:r>
-      <w:r>
-        <w:rPr>
-          <w:rtl/>
-        </w:rPr>
-        <w:t xml:space="preserve"> נעבור לתצוגת הספקטרום ונחפש את שלושת הרכיבים.</w:t>
+          <w:color w:val="08758C"/>
+          <w:sz w:val="21"/>
+        </w:rPr>
+        <w:t xml:space="preserve">הסבר והקשר  </w:t>
+      </w:r>
+      <w:r>
+        <w:rPr>
+          <w:rFonts w:ascii="Arial" w:hAnsi="Arial" w:cs="Arial"/>
+          <w:b w:val="0"/>
+          <w:sz w:val="21"/>
+        </w:rPr>
+        <w:t>נגדיר נצילות בתור PSB/PAM: החלק מההספק הכולל שנמצא בפסי הצד ונושא מידע. נציג η=ma²/(2+ma²). נציב ma=1: η=1/3≈33.3%, המקסימום התקין במודל AM הקלאסי. אשאל אתכם מה פירוש שליש. לכל היותר שליש מההספק נמצא בפסי הצד; היתר נמצא בנשא שאינו נושא מידע. הכינו את השאלה למה לא להגדיל מעבר לאחד.</w:t>
       </w:r>
     </w:p>
     <w:p>
       <w:pPr>
+        <w:spacing w:after="50" w:line="254" w:lineRule="auto"/>
         <w:jc w:val="right"/>
         <w:bidi/>
       </w:pPr>
       <w:r>
         <w:rPr>
-          <w:b/>
-          <w:rtl/>
-        </w:rPr>
-        <w:t>הנחיה/פעילות:</w:t>
-      </w:r>
-      <w:r>
-        <w:rPr>
-          <w:rtl/>
-        </w:rPr>
-        <w:t xml:space="preserve"> פתחו את תצוגת התדר.</w:t>
+          <w:rFonts w:ascii="Arial" w:hAnsi="Arial" w:cs="Arial"/>
+          <w:b w:val="0"/>
+          <w:sz w:val="19"/>
+        </w:rPr>
+        <w:t>בדיקת הבנה: הבחנה בין הספק מידע לסך ההספק.</w:t>
       </w:r>
     </w:p>
     <w:p>
       <w:pPr>
+        <w:spacing w:after="50" w:line="254" w:lineRule="auto"/>
         <w:jc w:val="right"/>
         <w:bidi/>
       </w:pPr>
       <w:r>
         <w:rPr>
-          <w:b/>
-          <w:rtl/>
-        </w:rPr>
-        <w:t>ראיה ללמידה:</w:t>
-      </w:r>
-      <w:r>
-        <w:rPr>
-          <w:rtl/>
-        </w:rPr>
-        <w:t xml:space="preserve"> זיהוי של נושא ושני פסי צד.</w:t>
+          <w:rFonts w:ascii="Arial" w:hAnsi="Arial" w:cs="Arial"/>
+          <w:b w:val="0"/>
+          <w:color w:val="505A64"/>
+          <w:sz w:val="19"/>
+        </w:rPr>
+        <w:t>מעבר: נבדוק מה קורה אם עוברים את הגבול.</w:t>
       </w:r>
     </w:p>
     <w:p>
       <w:pPr>
+        <w:pStyle w:val="Heading2"/>
+        <w:spacing w:before="20" w:after="80"/>
+        <w:jc w:val="right"/>
+        <w:keepNext/>
+        <w:bidi/>
+      </w:pPr>
+      <w:r>
+        <w:rPr>
+          <w:b/>
+        </w:rPr>
+        <w:t>33  מדוע לא מעלים את ma מעל 1?</w:t>
+      </w:r>
+      <w:r>
+        <w:rPr>
+          <w:color w:val="5F6973"/>
+          <w:sz w:val="20"/>
+        </w:rPr>
+        <w:t xml:space="preserve">   |   3 דקות</w:t>
+      </w:r>
+    </w:p>
+    <w:p>
+      <w:pPr>
+        <w:spacing w:after="50" w:line="254" w:lineRule="auto"/>
         <w:jc w:val="right"/>
         <w:bidi/>
-      </w:pPr>
-      <w:r>
-        <w:rPr>
+        <w:shd w:fill="F1F7F8"/>
+      </w:pPr>
+      <w:r>
+        <w:rPr>
+          <w:rFonts w:ascii="Arial" w:hAnsi="Arial" w:cs="Arial"/>
           <w:b/>
-          <w:rtl/>
-        </w:rPr>
-        <w:t>גשר:</w:t>
-      </w:r>
-      <w:r>
-        <w:rPr>
-          <w:rtl/>
-        </w:rPr>
-        <w:t xml:space="preserve"> נראה מדוע כפל בזמן יוצר תדרים חדשים.</w:t>
+          <w:color w:val="08758C"/>
+          <w:sz w:val="21"/>
+        </w:rPr>
+        <w:t xml:space="preserve">המסר  </w:t>
+      </w:r>
+      <w:r>
+        <w:rPr>
+          <w:rFonts w:ascii="Arial" w:hAnsi="Arial" w:cs="Arial"/>
+          <w:b w:val="0"/>
+          <w:sz w:val="21"/>
+        </w:rPr>
+        <w:t>עלייה חשבונאית בנצילות אינה מועילה כשהמידע מתעוות.</w:t>
       </w:r>
     </w:p>
     <w:p>
       <w:pPr>
-        <w:pStyle w:val="Heading2"/>
-      </w:pPr>
-      <w:r>
-        <w:t>24. מכפלה בזמן → סכום והפרש בתדר (3 דקות)</w:t>
+        <w:spacing w:after="50" w:line="254" w:lineRule="auto"/>
+        <w:jc w:val="right"/>
+        <w:bidi/>
+        <w:shd w:fill="EAF6F8"/>
+      </w:pPr>
+      <w:r>
+        <w:rPr>
+          <w:rFonts w:ascii="Arial" w:hAnsi="Arial" w:cs="Arial"/>
+          <w:b/>
+          <w:color w:val="08758C"/>
+          <w:sz w:val="21"/>
+        </w:rPr>
+        <w:t xml:space="preserve">הסבר והקשר  </w:t>
+      </w:r>
+      <w:r>
+        <w:rPr>
+          <w:rFonts w:ascii="Arial" w:hAnsi="Arial" w:cs="Arial"/>
+          <w:b w:val="0"/>
+          <w:sz w:val="21"/>
+        </w:rPr>
+        <w:t>נציב ma=1.2 בנוסחת הנצילות. מתקבל 1.44/(2+1.44)≈0.419, כ־41.8%. המספר לבדו עשוי להיראות טוב יותר. נחזור לתצוגת הזמן והראו שהמעטפת חוצה אפס. אשאל אתכם אם גלאי מעטפת עדיין יוכל לעקוב אחריה. נסביר שהשחזור יתעוות בגלל היפוך המעטפת. מסקנה: נצילות מספרית אינה מספיקה; צריך לשמור על אות שניתן לפענח.</w:t>
       </w:r>
     </w:p>
     <w:p>
       <w:pPr>
+        <w:spacing w:after="50" w:line="254" w:lineRule="auto"/>
         <w:jc w:val="right"/>
         <w:bidi/>
       </w:pPr>
       <w:r>
         <w:rPr>
-          <w:b/>
-          <w:rtl/>
-        </w:rPr>
-        <w:t>הנקודה:</w:t>
-      </w:r>
-      <w:r>
-        <w:rPr>
-          <w:rtl/>
-        </w:rPr>
-        <w:t xml:space="preserve"> הכפלת אות המידע בנושא יוצרת רכיבים בתדר הסכום וההפרש.</w:t>
+          <w:rFonts w:ascii="Arial" w:hAnsi="Arial" w:cs="Arial"/>
+          <w:b w:val="0"/>
+          <w:sz w:val="19"/>
+        </w:rPr>
+        <w:t>בדיקת הבנה: קישור בין אפנון יתר לעיוות בשחזור.</w:t>
       </w:r>
     </w:p>
     <w:p>
       <w:pPr>
+        <w:spacing w:after="50" w:line="254" w:lineRule="auto"/>
         <w:jc w:val="right"/>
         <w:bidi/>
       </w:pPr>
       <w:r>
         <w:rPr>
-          <w:b/>
-          <w:rtl/>
-        </w:rPr>
-        <w:t>מה לומר:</w:t>
-      </w:r>
-      <w:r>
-        <w:rPr>
-          <w:rtl/>
-        </w:rPr>
-        <w:t xml:space="preserve"> מכפלת הקוסינוסים הופכת לסכום שני רכיבים. מתקבלים fc+fm ו־fc−fm. אין צורך לשנן את הפיתוח; חשוב להבין את מקור פסי הצד.</w:t>
+          <w:rFonts w:ascii="Arial" w:hAnsi="Arial" w:cs="Arial"/>
+          <w:b w:val="0"/>
+          <w:color w:val="505A64"/>
+          <w:sz w:val="19"/>
+        </w:rPr>
+        <w:t>מעבר: נשתמש במושגים לפתרון מלא.</w:t>
       </w:r>
     </w:p>
     <w:p>
-      <w:pPr>
+      <w:r>
+        <w:br w:type="page"/>
+      </w:r>
+    </w:p>
+    <w:p>
+      <w:pPr>
+        <w:spacing w:after="40"/>
         <w:jc w:val="right"/>
         <w:bidi/>
       </w:pPr>
       <w:r>
         <w:rPr>
           <w:b/>
-          <w:rtl/>
-        </w:rPr>
-        <w:t>הנחיה/פעילות:</w:t>
-      </w:r>
-      <w:r>
-        <w:rPr>
-          <w:rtl/>
-        </w:rPr>
-        <w:t xml:space="preserve"> בכיתה מתקשה התמקדו ברעיון ובתוצאה.</w:t>
+          <w:color w:val="737D87"/>
+          <w:sz w:val="18"/>
+        </w:rPr>
+        <w:t>תרגיל מה״ט מודרך</w:t>
       </w:r>
     </w:p>
     <w:p>
       <w:pPr>
+        <w:pStyle w:val="Heading2"/>
+        <w:spacing w:before="20" w:after="80"/>
+        <w:jc w:val="right"/>
+        <w:keepNext/>
+        <w:bidi/>
+      </w:pPr>
+      <w:r>
+        <w:rPr>
+          <w:b/>
+        </w:rPr>
+        <w:t>34  תרגיל מה״ט מודרך</w:t>
+      </w:r>
+      <w:r>
+        <w:rPr>
+          <w:color w:val="5F6973"/>
+          <w:sz w:val="20"/>
+        </w:rPr>
+        <w:t xml:space="preserve">   |   0 דקות</w:t>
+      </w:r>
+    </w:p>
+    <w:p>
+      <w:pPr>
+        <w:spacing w:after="50" w:line="254" w:lineRule="auto"/>
         <w:jc w:val="right"/>
         <w:bidi/>
-      </w:pPr>
-      <w:r>
-        <w:rPr>
+        <w:shd w:fill="F1F7F8"/>
+      </w:pPr>
+      <w:r>
+        <w:rPr>
+          <w:rFonts w:ascii="Arial" w:hAnsi="Arial" w:cs="Arial"/>
           <w:b/>
-          <w:rtl/>
-        </w:rPr>
-        <w:t>ראיה ללמידה:</w:t>
-      </w:r>
-      <w:r>
-        <w:rPr>
-          <w:rtl/>
-        </w:rPr>
-        <w:t xml:space="preserve"> הסבר מדוע נוצרים שני פסי צד.</w:t>
+          <w:color w:val="08758C"/>
+          <w:sz w:val="21"/>
+        </w:rPr>
+        <w:t xml:space="preserve">המסר  </w:t>
+      </w:r>
+      <w:r>
+        <w:rPr>
+          <w:rFonts w:ascii="Arial" w:hAnsi="Arial" w:cs="Arial"/>
+          <w:b w:val="0"/>
+          <w:sz w:val="21"/>
+        </w:rPr>
+        <w:t>נפתור תרגיל בסדר קבוע ונפריד בין שלבי החישוב.</w:t>
       </w:r>
     </w:p>
     <w:p>
       <w:pPr>
+        <w:spacing w:after="50" w:line="254" w:lineRule="auto"/>
         <w:jc w:val="right"/>
         <w:bidi/>
-      </w:pPr>
-      <w:r>
-        <w:rPr>
+        <w:shd w:fill="EAF6F8"/>
+      </w:pPr>
+      <w:r>
+        <w:rPr>
+          <w:rFonts w:ascii="Arial" w:hAnsi="Arial" w:cs="Arial"/>
           <w:b/>
-          <w:rtl/>
-        </w:rPr>
-        <w:t>גשר:</w:t>
-      </w:r>
-      <w:r>
-        <w:rPr>
-          <w:rtl/>
-        </w:rPr>
-        <w:t xml:space="preserve"> נסמן את שלושת הרכיבים בספקטרום.</w:t>
+          <w:color w:val="08758C"/>
+          <w:sz w:val="21"/>
+        </w:rPr>
+        <w:t xml:space="preserve">דברי מעבר  </w:t>
+      </w:r>
+      <w:r>
+        <w:rPr>
+          <w:rFonts w:ascii="Arial" w:hAnsi="Arial" w:cs="Arial"/>
+          <w:b w:val="0"/>
+          <w:sz w:val="21"/>
+        </w:rPr>
+        <w:t>שקף מעבר ללא זמן מוקצה: נאמר שעוברים מדיבור על רעיונות לפתרון מלא בסגנון תרגיל מה״ט. בכל שקף נפתור שלב אחד ונבדוק יחידות.</w:t>
       </w:r>
     </w:p>
     <w:p>
       <w:pPr>
-        <w:pStyle w:val="Heading2"/>
-      </w:pPr>
-      <w:r>
-        <w:t>25. נושא במרכז ושני פסי צד (3 דקות)</w:t>
+        <w:spacing w:after="50" w:line="254" w:lineRule="auto"/>
+        <w:jc w:val="right"/>
+        <w:bidi/>
+      </w:pPr>
+      <w:r>
+        <w:rPr>
+          <w:rFonts w:ascii="Arial" w:hAnsi="Arial" w:cs="Arial"/>
+          <w:b w:val="0"/>
+          <w:sz w:val="19"/>
+        </w:rPr>
+        <w:t>בדיקת הבנה: פתרון דומה עצמאי בהמשך.</w:t>
       </w:r>
     </w:p>
     <w:p>
       <w:pPr>
+        <w:spacing w:after="50" w:line="254" w:lineRule="auto"/>
         <w:jc w:val="right"/>
         <w:bidi/>
       </w:pPr>
       <w:r>
         <w:rPr>
-          <w:b/>
-          <w:rtl/>
-        </w:rPr>
-        <w:t>הנקודה:</w:t>
-      </w:r>
-      <w:r>
-        <w:rPr>
-          <w:rtl/>
-        </w:rPr>
-        <w:t xml:space="preserve"> בספקטרום AM מופיע נושא ופס צד בכל צד שלו.</w:t>
+          <w:rFonts w:ascii="Arial" w:hAnsi="Arial" w:cs="Arial"/>
+          <w:b w:val="0"/>
+          <w:color w:val="505A64"/>
+          <w:sz w:val="19"/>
+        </w:rPr>
+        <w:t>מעבר: נתחיל מהשוואה לצורה התקנית.</w:t>
       </w:r>
     </w:p>
     <w:p>
       <w:pPr>
+        <w:pStyle w:val="Heading2"/>
+        <w:spacing w:before="20" w:after="80"/>
+        <w:jc w:val="right"/>
+        <w:keepNext/>
+        <w:bidi/>
+      </w:pPr>
+      <w:r>
+        <w:rPr>
+          <w:b/>
+        </w:rPr>
+        <w:t>35  משווים לצורה התקנית</w:t>
+      </w:r>
+      <w:r>
+        <w:rPr>
+          <w:color w:val="5F6973"/>
+          <w:sz w:val="20"/>
+        </w:rPr>
+        <w:t xml:space="preserve">   |   3 דקות</w:t>
+      </w:r>
+    </w:p>
+    <w:p>
+      <w:pPr>
+        <w:spacing w:after="50" w:line="254" w:lineRule="auto"/>
         <w:jc w:val="right"/>
         <w:bidi/>
-      </w:pPr>
-      <w:r>
-        <w:rPr>
+        <w:shd w:fill="F1F7F8"/>
+      </w:pPr>
+      <w:r>
+        <w:rPr>
+          <w:rFonts w:ascii="Arial" w:hAnsi="Arial" w:cs="Arial"/>
           <w:b/>
-          <w:rtl/>
-        </w:rPr>
-        <w:t>מה לומר:</w:t>
-      </w:r>
-      <w:r>
-        <w:rPr>
-          <w:rtl/>
-        </w:rPr>
-        <w:t xml:space="preserve"> התחתון הוא fc−fm והעליון fc+fm. המידע נמצא בפסי הצד. הנושא מסייע לשידור אך אינו מוסיף את תוכן המידע.</w:t>
+          <w:color w:val="08758C"/>
+          <w:sz w:val="21"/>
+        </w:rPr>
+        <w:t xml:space="preserve">המסר  </w:t>
+      </w:r>
+      <w:r>
+        <w:rPr>
+          <w:rFonts w:ascii="Arial" w:hAnsi="Arial" w:cs="Arial"/>
+          <w:b w:val="0"/>
+          <w:sz w:val="21"/>
+        </w:rPr>
+        <w:t>השוואה לצורה התקנית מזהה תנופות, מקדם אפנון ותדרים זוויתיים.</w:t>
       </w:r>
     </w:p>
     <w:p>
       <w:pPr>
+        <w:spacing w:after="50" w:line="254" w:lineRule="auto"/>
         <w:jc w:val="right"/>
         <w:bidi/>
-      </w:pPr>
-      <w:r>
-        <w:rPr>
+        <w:shd w:fill="EAF6F8"/>
+      </w:pPr>
+      <w:r>
+        <w:rPr>
+          <w:rFonts w:ascii="Arial" w:hAnsi="Arial" w:cs="Arial"/>
           <w:b/>
-          <w:rtl/>
-        </w:rPr>
-        <w:t>הנחיה/פעילות:</w:t>
-      </w:r>
-      <w:r>
-        <w:rPr>
-          <w:rtl/>
-        </w:rPr>
-        <w:t xml:space="preserve"> בקשו לזהות LSB, carrier ו־USB.</w:t>
+          <w:color w:val="08758C"/>
+          <w:sz w:val="21"/>
+        </w:rPr>
+        <w:t xml:space="preserve">הסבר והקשר  </w:t>
+      </w:r>
+      <w:r>
+        <w:rPr>
+          <w:rFonts w:ascii="Arial" w:hAnsi="Arial" w:cs="Arial"/>
+          <w:b w:val="0"/>
+          <w:sz w:val="21"/>
+        </w:rPr>
+        <w:t>נקרא את המשוואה הנתונה פעם אחת בשלמותה. אבקש מכם מהסטודנטים לא לחשב עדיין אלא לסמן כל נתון. נציג את הצורה התקנית s(t)=Ac[1+ma cos(ωm t)]cos(ωc t). התאימו אליה את הביטוי הנתון. זהו גם R=50 Ω. נסכם את הנתונים שצריך: Ac, ma, ωm, ωc, R. אשאל אתכם מה ממירים לפני חישוב תדרים.</w:t>
       </w:r>
     </w:p>
     <w:p>
       <w:pPr>
+        <w:spacing w:after="50" w:line="254" w:lineRule="auto"/>
         <w:jc w:val="right"/>
         <w:bidi/>
       </w:pPr>
       <w:r>
         <w:rPr>
-          <w:b/>
-          <w:rtl/>
-        </w:rPr>
-        <w:t>ראיה ללמידה:</w:t>
-      </w:r>
-      <w:r>
-        <w:rPr>
-          <w:rtl/>
-        </w:rPr>
-        <w:t xml:space="preserve"> זיהוי שלושת הרכיבים.</w:t>
+          <w:rFonts w:ascii="Arial" w:hAnsi="Arial" w:cs="Arial"/>
+          <w:b w:val="0"/>
+          <w:sz w:val="19"/>
+        </w:rPr>
+        <w:t>בדיקת הבנה: זיהוי נכון של המשתנים.</w:t>
       </w:r>
     </w:p>
     <w:p>
       <w:pPr>
+        <w:spacing w:after="50" w:line="254" w:lineRule="auto"/>
         <w:jc w:val="right"/>
         <w:bidi/>
       </w:pPr>
       <w:r>
         <w:rPr>
-          <w:b/>
-          <w:rtl/>
-        </w:rPr>
-        <w:t>גשר:</w:t>
-      </w:r>
-      <w:r>
-        <w:rPr>
-          <w:rtl/>
-        </w:rPr>
-        <w:t xml:space="preserve"> המרחק בין פסי הצד קובע את רוחב הפס.</w:t>
+          <w:rFonts w:ascii="Arial" w:hAnsi="Arial" w:cs="Arial"/>
+          <w:b w:val="0"/>
+          <w:color w:val="505A64"/>
+          <w:sz w:val="19"/>
+        </w:rPr>
+        <w:t>מעבר: נחשב תנופות ומקדם אפנון.</w:t>
       </w:r>
     </w:p>
     <w:p>
       <w:pPr>
         <w:pStyle w:val="Heading2"/>
-      </w:pPr>
-      <w:r>
-        <w:t>26. המרחק בין פסי הצד (4 דקות)</w:t>
+        <w:spacing w:before="20" w:after="80"/>
+        <w:jc w:val="right"/>
+        <w:keepNext/>
+        <w:bidi/>
+      </w:pPr>
+      <w:r>
+        <w:rPr>
+          <w:b/>
+        </w:rPr>
+        <w:t>36  תנופות ומקדם אפנון</w:t>
+      </w:r>
+      <w:r>
+        <w:rPr>
+          <w:color w:val="5F6973"/>
+          <w:sz w:val="20"/>
+        </w:rPr>
+        <w:t xml:space="preserve">   |   3 דקות</w:t>
       </w:r>
     </w:p>
     <w:p>
       <w:pPr>
+        <w:spacing w:after="50" w:line="254" w:lineRule="auto"/>
         <w:jc w:val="right"/>
         <w:bidi/>
-      </w:pPr>
-      <w:r>
-        <w:rPr>
+        <w:shd w:fill="F1F7F8"/>
+      </w:pPr>
+      <w:r>
+        <w:rPr>
+          <w:rFonts w:ascii="Arial" w:hAnsi="Arial" w:cs="Arial"/>
           <w:b/>
-          <w:rtl/>
-        </w:rPr>
-        <w:t>הנקודה:</w:t>
-      </w:r>
-      <w:r>
-        <w:rPr>
-          <w:rtl/>
-        </w:rPr>
-        <w:t xml:space="preserve"> תדר הנושא קובע את מיקום הערוץ ותדר המידע קובע את רוחבו.</w:t>
+          <w:color w:val="08758C"/>
+          <w:sz w:val="21"/>
+        </w:rPr>
+        <w:t xml:space="preserve">המסר  </w:t>
+      </w:r>
+      <w:r>
+        <w:rPr>
+          <w:rFonts w:ascii="Arial" w:hAnsi="Arial" w:cs="Arial"/>
+          <w:b w:val="0"/>
+          <w:sz w:val="21"/>
+        </w:rPr>
+        <w:t>מהמשוואה מתקבלים Ac=100 V, ma=0.8 ו־Am=80 V.</w:t>
       </w:r>
     </w:p>
     <w:p>
       <w:pPr>
+        <w:spacing w:after="50" w:line="254" w:lineRule="auto"/>
         <w:jc w:val="right"/>
         <w:bidi/>
-      </w:pPr>
-      <w:r>
-        <w:rPr>
+        <w:shd w:fill="EAF6F8"/>
+      </w:pPr>
+      <w:r>
+        <w:rPr>
+          <w:rFonts w:ascii="Arial" w:hAnsi="Arial" w:cs="Arial"/>
           <w:b/>
-          <w:rtl/>
-        </w:rPr>
-        <w:t>מה לומר:</w:t>
-      </w:r>
-      <w:r>
-        <w:rPr>
-          <w:rtl/>
-        </w:rPr>
-        <w:t xml:space="preserve"> הצד העליון הוא fc+fm והתחתון fc−fm. לכן רוחב הפס הוא 2fm. הגדלת fm מרחיבה את הערוץ; שינוי fc מזיז אותו.</w:t>
+          <w:color w:val="08758C"/>
+          <w:sz w:val="21"/>
+        </w:rPr>
+        <w:t xml:space="preserve">הסבר והקשר  </w:t>
+      </w:r>
+      <w:r>
+        <w:rPr>
+          <w:rFonts w:ascii="Arial" w:hAnsi="Arial" w:cs="Arial"/>
+          <w:b w:val="0"/>
+          <w:sz w:val="21"/>
+        </w:rPr>
+        <w:t>זהו Ac=100 V כמקדם מחוץ לסוגריים. אבקש מכם מהכיתה להסביר למה הוא אינו Am. זהו ma=0.8 מתוך הסוגריים. נאמר שהוא חסר יחידות ושווה 80 אחוז אפנון. נחשב Am=ma·Ac=0.8·100=80 V. נבדוק שה־Am קטן מ־Ac, ולכן אין אפנון יתר.</w:t>
       </w:r>
     </w:p>
     <w:p>
       <w:pPr>
+        <w:spacing w:after="50" w:line="254" w:lineRule="auto"/>
         <w:jc w:val="right"/>
         <w:bidi/>
       </w:pPr>
       <w:r>
         <w:rPr>
-          <w:b/>
-          <w:rtl/>
-        </w:rPr>
-        <w:t>הנחיה/פעילות:</w:t>
-      </w:r>
-      <w:r>
-        <w:rPr>
-          <w:rtl/>
-        </w:rPr>
-        <w:t xml:space="preserve"> הדגישו את ההבדל בין מיקום לרוחב.</w:t>
+          <w:rFonts w:ascii="Arial" w:hAnsi="Arial" w:cs="Arial"/>
+          <w:b w:val="0"/>
+          <w:sz w:val="19"/>
+        </w:rPr>
+        <w:t>בדיקת הבנה: Am=0.8×100=80 V.</w:t>
       </w:r>
     </w:p>
     <w:p>
       <w:pPr>
+        <w:spacing w:after="50" w:line="254" w:lineRule="auto"/>
         <w:jc w:val="right"/>
         <w:bidi/>
       </w:pPr>
       <w:r>
         <w:rPr>
-          <w:b/>
-          <w:rtl/>
-        </w:rPr>
-        <w:t>ראיה ללמידה:</w:t>
-      </w:r>
-      <w:r>
-        <w:rPr>
-          <w:rtl/>
-        </w:rPr>
-        <w:t xml:space="preserve"> חישוב רוחב הפס מ־fm.</w:t>
+          <w:rFonts w:ascii="Arial" w:hAnsi="Arial" w:cs="Arial"/>
+          <w:b w:val="0"/>
+          <w:color w:val="505A64"/>
+          <w:sz w:val="19"/>
+        </w:rPr>
+        <w:t>מעבר: נמיר את התדרים הזוויתיים להרץ.</w:t>
       </w:r>
     </w:p>
     <w:p>
-      <w:pPr>
+      <w:r>
+        <w:br w:type="page"/>
+      </w:r>
+    </w:p>
+    <w:p>
+      <w:pPr>
+        <w:pStyle w:val="Heading2"/>
+        <w:spacing w:before="20" w:after="80"/>
+        <w:jc w:val="right"/>
+        <w:keepNext/>
+        <w:bidi/>
+      </w:pPr>
+      <w:r>
+        <w:rPr>
+          <w:b/>
+        </w:rPr>
+        <w:t>37  המרת תדר זוויתי להרץ</w:t>
+      </w:r>
+      <w:r>
+        <w:rPr>
+          <w:color w:val="5F6973"/>
+          <w:sz w:val="20"/>
+        </w:rPr>
+        <w:t xml:space="preserve">   |   3 דקות</w:t>
+      </w:r>
+    </w:p>
+    <w:p>
+      <w:pPr>
+        <w:spacing w:after="50" w:line="254" w:lineRule="auto"/>
         <w:jc w:val="right"/>
         <w:bidi/>
-      </w:pPr>
-      <w:r>
-        <w:rPr>
+        <w:shd w:fill="F1F7F8"/>
+      </w:pPr>
+      <w:r>
+        <w:rPr>
+          <w:rFonts w:ascii="Arial" w:hAnsi="Arial" w:cs="Arial"/>
           <w:b/>
-          <w:rtl/>
-        </w:rPr>
-        <w:t>גשר:</w:t>
-      </w:r>
-      <w:r>
-        <w:rPr>
-          <w:rtl/>
-        </w:rPr>
-        <w:t xml:space="preserve"> נבדוק את החישוב על נתונים מספריים.</w:t>
+          <w:color w:val="08758C"/>
+          <w:sz w:val="21"/>
+        </w:rPr>
+        <w:t xml:space="preserve">המסר  </w:t>
+      </w:r>
+      <w:r>
+        <w:rPr>
+          <w:rFonts w:ascii="Arial" w:hAnsi="Arial" w:cs="Arial"/>
+          <w:b w:val="0"/>
+          <w:sz w:val="21"/>
+        </w:rPr>
+        <w:t>ממירים תדר זוויתי לתדר רגיל באמצעות חלוקה ב־2π.</w:t>
       </w:r>
     </w:p>
     <w:p>
       <w:pPr>
-        <w:pStyle w:val="Heading2"/>
-      </w:pPr>
-      <w:r>
-        <w:t>27. מהם פסי הצד? fc=1 MHz, fm=5 kHz (4 דקות)</w:t>
+        <w:spacing w:after="50" w:line="254" w:lineRule="auto"/>
+        <w:jc w:val="right"/>
+        <w:bidi/>
+        <w:shd w:fill="EAF6F8"/>
+      </w:pPr>
+      <w:r>
+        <w:rPr>
+          <w:rFonts w:ascii="Arial" w:hAnsi="Arial" w:cs="Arial"/>
+          <w:b/>
+          <w:color w:val="08758C"/>
+          <w:sz w:val="21"/>
+        </w:rPr>
+        <w:t xml:space="preserve">הסבר והקשר  </w:t>
+      </w:r>
+      <w:r>
+        <w:rPr>
+          <w:rFonts w:ascii="Arial" w:hAnsi="Arial" w:cs="Arial"/>
+          <w:b w:val="0"/>
+          <w:sz w:val="21"/>
+        </w:rPr>
+        <w:t>נסתכל על המקדמים של t בתוך הקוסינוסים: אלה ωm ו־ωc, ביחידות רדיאן לשנייה. נכתוב f=ω/(2π). נתחלק את ωc=2,000,000π ב־2π וקבלו 1 MHz. נתחלק את ωm=10,000π ב־2π וקבלו 5 kHz. נבדוק שהיחידות והסדרים הגיוניים, וחדדו ש־ω אינו f.</w:t>
       </w:r>
     </w:p>
     <w:p>
       <w:pPr>
+        <w:spacing w:after="50" w:line="254" w:lineRule="auto"/>
         <w:jc w:val="right"/>
         <w:bidi/>
       </w:pPr>
       <w:r>
         <w:rPr>
-          <w:b/>
-          <w:rtl/>
-        </w:rPr>
-        <w:t>הנקודה:</w:t>
-      </w:r>
-      <w:r>
-        <w:rPr>
-          <w:rtl/>
-        </w:rPr>
-        <w:t xml:space="preserve"> ממירים תחילה יחידות, ואז מחברים ומחסרים את fm מהנושא.</w:t>
+          <w:rFonts w:ascii="Arial" w:hAnsi="Arial" w:cs="Arial"/>
+          <w:b w:val="0"/>
+          <w:sz w:val="19"/>
+        </w:rPr>
+        <w:t>בדיקת הבנה: המרה נכונה ויחידות נכונות.</w:t>
       </w:r>
     </w:p>
     <w:p>
       <w:pPr>
+        <w:spacing w:after="50" w:line="254" w:lineRule="auto"/>
         <w:jc w:val="right"/>
         <w:bidi/>
       </w:pPr>
       <w:r>
         <w:rPr>
-          <w:b/>
-          <w:rtl/>
-        </w:rPr>
-        <w:t>מה לומר:</w:t>
-      </w:r>
-      <w:r>
-        <w:rPr>
-          <w:rtl/>
-        </w:rPr>
-        <w:t xml:space="preserve"> המירו 1 MHz ל־1000 kHz. חשבו 1000−5 ו־1000+5. בקשו לבחור תשובה ולנמק את ההמרה.</w:t>
+          <w:rFonts w:ascii="Arial" w:hAnsi="Arial" w:cs="Arial"/>
+          <w:b w:val="0"/>
+          <w:color w:val="505A64"/>
+          <w:sz w:val="19"/>
+        </w:rPr>
+        <w:t>מעבר: נחשב מעטפת, פסי צד ורוחב פס.</w:t>
       </w:r>
     </w:p>
     <w:p>
       <w:pPr>
+        <w:pStyle w:val="Heading2"/>
+        <w:spacing w:before="20" w:after="80"/>
+        <w:jc w:val="right"/>
+        <w:keepNext/>
+        <w:bidi/>
+      </w:pPr>
+      <w:r>
+        <w:rPr>
+          <w:b/>
+        </w:rPr>
+        <w:t>38  מעטפת, פסי צד ורוחב פס</w:t>
+      </w:r>
+      <w:r>
+        <w:rPr>
+          <w:color w:val="5F6973"/>
+          <w:sz w:val="20"/>
+        </w:rPr>
+        <w:t xml:space="preserve">   |   3 דקות</w:t>
+      </w:r>
+    </w:p>
+    <w:p>
+      <w:pPr>
+        <w:spacing w:after="50" w:line="254" w:lineRule="auto"/>
         <w:jc w:val="right"/>
         <w:bidi/>
-      </w:pPr>
-      <w:r>
-        <w:rPr>
+        <w:shd w:fill="F1F7F8"/>
+      </w:pPr>
+      <w:r>
+        <w:rPr>
+          <w:rFonts w:ascii="Arial" w:hAnsi="Arial" w:cs="Arial"/>
           <w:b/>
-          <w:rtl/>
-        </w:rPr>
-        <w:t>הנחיה/פעילות:</w:t>
-      </w:r>
-      <w:r>
-        <w:rPr>
-          <w:rtl/>
-        </w:rPr>
-        <w:t xml:space="preserve"> השהו לפני הצגת התשובה.</w:t>
+          <w:color w:val="08758C"/>
+          <w:sz w:val="21"/>
+        </w:rPr>
+        <w:t xml:space="preserve">המסר  </w:t>
+      </w:r>
+      <w:r>
+        <w:rPr>
+          <w:rFonts w:ascii="Arial" w:hAnsi="Arial" w:cs="Arial"/>
+          <w:b w:val="0"/>
+          <w:sz w:val="21"/>
+        </w:rPr>
+        <w:t>מתקבלים גבולות מעטפת 180 ו־20 וולט ופסי צד ב־995 ו־1005 קילוהרץ.</w:t>
       </w:r>
     </w:p>
     <w:p>
       <w:pPr>
+        <w:spacing w:after="50" w:line="254" w:lineRule="auto"/>
         <w:jc w:val="right"/>
         <w:bidi/>
-      </w:pPr>
-      <w:r>
-        <w:rPr>
+        <w:shd w:fill="EAF6F8"/>
+      </w:pPr>
+      <w:r>
+        <w:rPr>
+          <w:rFonts w:ascii="Arial" w:hAnsi="Arial" w:cs="Arial"/>
           <w:b/>
-          <w:rtl/>
-        </w:rPr>
-        <w:t>ראיה ללמידה:</w:t>
-      </w:r>
-      <w:r>
-        <w:rPr>
-          <w:rtl/>
-        </w:rPr>
-        <w:t xml:space="preserve"> 995 ו־1005 kHz עם נימוק יחידות.</w:t>
+          <w:color w:val="08758C"/>
+          <w:sz w:val="21"/>
+        </w:rPr>
+        <w:t xml:space="preserve">הסבר והקשר  </w:t>
+      </w:r>
+      <w:r>
+        <w:rPr>
+          <w:rFonts w:ascii="Arial" w:hAnsi="Arial" w:cs="Arial"/>
+          <w:b w:val="0"/>
+          <w:sz w:val="21"/>
+        </w:rPr>
+        <w:t>נחשב גבולות מעטפת: Vmax=Ac+Am=180 V; Vmin=Ac−Am=20 V. אשאל אתכם אם המספרים מתאימים ל־ma=0.8. מצאו את פסי הצד סביב fc=1 MHz עם fm=5 kHz: 995 ו־1005 kHz. נחשב BW=2fm=10 kHz. נציג גם את תנופת כל פס צד maAc/2=40 V. קשרו בין תוצאת הזמן, תדר והספקטרום במקום להציגם כחישובים נפרדים.</w:t>
       </w:r>
     </w:p>
     <w:p>
       <w:pPr>
+        <w:spacing w:after="50" w:line="254" w:lineRule="auto"/>
         <w:jc w:val="right"/>
         <w:bidi/>
       </w:pPr>
       <w:r>
         <w:rPr>
-          <w:b/>
-          <w:rtl/>
-        </w:rPr>
-        <w:t>גשר:</w:t>
-      </w:r>
-      <w:r>
-        <w:rPr>
-          <w:rtl/>
-        </w:rPr>
-        <w:t xml:space="preserve"> נעבור מחישובי תדר לחלוקת ההספק.</w:t>
+          <w:rFonts w:ascii="Arial" w:hAnsi="Arial" w:cs="Arial"/>
+          <w:b w:val="0"/>
+          <w:sz w:val="19"/>
+        </w:rPr>
+        <w:t>בדיקת הבנה: התאמה בין רוחב הפס ל־2fm.</w:t>
       </w:r>
     </w:p>
     <w:p>
       <w:pPr>
-        <w:pStyle w:val="Heading1"/>
-      </w:pPr>
-      <w:r>
-        <w:t>לאן הולך ההספק?</w:t>
+        <w:spacing w:after="50" w:line="254" w:lineRule="auto"/>
+        <w:jc w:val="right"/>
+        <w:bidi/>
+      </w:pPr>
+      <w:r>
+        <w:rPr>
+          <w:rFonts w:ascii="Arial" w:hAnsi="Arial" w:cs="Arial"/>
+          <w:b w:val="0"/>
+          <w:color w:val="505A64"/>
+          <w:sz w:val="19"/>
+        </w:rPr>
+        <w:t>מעבר: נשלים את התרגיל בהספקים ובנצילות.</w:t>
       </w:r>
     </w:p>
     <w:p>
       <w:pPr>
         <w:pStyle w:val="Heading2"/>
-      </w:pPr>
-      <w:r>
-        <w:t>28. לאן הולך ההספק? (0 דקות)</w:t>
+        <w:spacing w:before="20" w:after="80"/>
+        <w:jc w:val="right"/>
+        <w:keepNext/>
+        <w:bidi/>
+      </w:pPr>
+      <w:r>
+        <w:rPr>
+          <w:b/>
+        </w:rPr>
+        <w:t>39  הספקים ונצילות</w:t>
+      </w:r>
+      <w:r>
+        <w:rPr>
+          <w:color w:val="5F6973"/>
+          <w:sz w:val="20"/>
+        </w:rPr>
+        <w:t xml:space="preserve">   |   5 דקות</w:t>
       </w:r>
     </w:p>
     <w:p>
       <w:pPr>
+        <w:spacing w:after="50" w:line="254" w:lineRule="auto"/>
         <w:jc w:val="right"/>
         <w:bidi/>
-      </w:pPr>
-      <w:r>
-        <w:rPr>
+        <w:shd w:fill="F1F7F8"/>
+      </w:pPr>
+      <w:r>
+        <w:rPr>
+          <w:rFonts w:ascii="Arial" w:hAnsi="Arial" w:cs="Arial"/>
           <w:b/>
-          <w:rtl/>
-        </w:rPr>
-        <w:t>הנקודה:</w:t>
-      </w:r>
-      <w:r>
-        <w:rPr>
-          <w:rtl/>
-        </w:rPr>
-        <w:t xml:space="preserve"> יש להבחין בין הספק הנושא לפסי הצד, כי פסי הצד נושאים מידע.</w:t>
+          <w:color w:val="08758C"/>
+          <w:sz w:val="21"/>
+        </w:rPr>
+        <w:t xml:space="preserve">המסר  </w:t>
+      </w:r>
+      <w:r>
+        <w:rPr>
+          <w:rFonts w:ascii="Arial" w:hAnsi="Arial" w:cs="Arial"/>
+          <w:b w:val="0"/>
+          <w:sz w:val="21"/>
+        </w:rPr>
+        <w:t>מתקבלים Pc=100 W, PSB=32 W, PAM=132 W ונצילות 24.24%.</w:t>
       </w:r>
     </w:p>
     <w:p>
       <w:pPr>
+        <w:spacing w:after="50" w:line="254" w:lineRule="auto"/>
         <w:jc w:val="right"/>
         <w:bidi/>
-      </w:pPr>
-      <w:r>
-        <w:rPr>
+        <w:shd w:fill="EAF6F8"/>
+      </w:pPr>
+      <w:r>
+        <w:rPr>
+          <w:rFonts w:ascii="Arial" w:hAnsi="Arial" w:cs="Arial"/>
           <w:b/>
-          <w:rtl/>
-        </w:rPr>
-        <w:t>מה לומר:</w:t>
-      </w:r>
-      <w:r>
-        <w:rPr>
-          <w:rtl/>
-        </w:rPr>
-        <w:t xml:space="preserve"> נבדוק את חלוקת ההספק ונראה מדוע AM קלאסי אינו יעיל במיוחד.</w:t>
+          <w:color w:val="08758C"/>
+          <w:sz w:val="21"/>
+        </w:rPr>
+        <w:t xml:space="preserve">הסבר והקשר  </w:t>
+      </w:r>
+      <w:r>
+        <w:rPr>
+          <w:rFonts w:ascii="Arial" w:hAnsi="Arial" w:cs="Arial"/>
+          <w:b w:val="0"/>
+          <w:sz w:val="21"/>
+        </w:rPr>
+        <w:t>נתחיל בנתונים החשובים: Ac=100 V שיא, R=50 Ω, ma=0.8. נכתוב Pc=Ac²/(2R)=100 W. נחשב PSB=Pc·ma²/2=100·0.64/2=32 W. אשאל אתכם למה לא מציבים ma במקום אחר. חברו PAM=100+32=132 W. נדגיש שה־32 W הם ההספק המעביר מידע. נחשב η=32/132≈24.24%. נכתוב גם את היחס באחוזים ולא רק את המספר העשרוני. נבדוק היגיון: ma=0.8 קטן מאחד ולכן η חייבת להיות נמוכה מ־33.3%. נעבור על הדרך המלאה וחזרו על כל יחידות התוצאה.</w:t>
       </w:r>
     </w:p>
     <w:p>
       <w:pPr>
+        <w:spacing w:after="50" w:line="254" w:lineRule="auto"/>
         <w:jc w:val="right"/>
         <w:bidi/>
       </w:pPr>
       <w:r>
         <w:rPr>
-          <w:b/>
-          <w:rtl/>
-        </w:rPr>
-        <w:t>הנחיה/פעילות:</w:t>
-      </w:r>
-      <w:r>
-        <w:rPr>
-          <w:rtl/>
-        </w:rPr>
-        <w:t xml:space="preserve"> הפרידו בין מידע לנושא.</w:t>
+          <w:rFonts w:ascii="Arial" w:hAnsi="Arial" w:cs="Arial"/>
+          <w:b w:val="0"/>
+          <w:sz w:val="19"/>
+        </w:rPr>
+        <w:t>בדיקת הבנה: תוצאות וחישוב נצילות נכונים.</w:t>
       </w:r>
     </w:p>
     <w:p>
       <w:pPr>
+        <w:spacing w:after="50" w:line="254" w:lineRule="auto"/>
         <w:jc w:val="right"/>
         <w:bidi/>
       </w:pPr>
       <w:r>
         <w:rPr>
-          <w:b/>
-          <w:rtl/>
-        </w:rPr>
-        <w:t>ראיה ללמידה:</w:t>
-      </w:r>
-      <w:r>
-        <w:rPr>
-          <w:rtl/>
-        </w:rPr>
-        <w:t xml:space="preserve"> התרגיל בהמשך מחייב לחשב כל רכיב.</w:t>
+          <w:rFonts w:ascii="Arial" w:hAnsi="Arial" w:cs="Arial"/>
+          <w:b w:val="0"/>
+          <w:color w:val="505A64"/>
+          <w:sz w:val="19"/>
+        </w:rPr>
+        <w:t>מעבר: ננסח סדר עבודה כללי.</w:t>
       </w:r>
     </w:p>
     <w:p>
-      <w:pPr>
+      <w:r>
+        <w:br w:type="page"/>
+      </w:r>
+    </w:p>
+    <w:p>
+      <w:pPr>
+        <w:pStyle w:val="Heading2"/>
+        <w:spacing w:before="20" w:after="80"/>
+        <w:jc w:val="right"/>
+        <w:keepNext/>
+        <w:bidi/>
+      </w:pPr>
+      <w:r>
+        <w:rPr>
+          <w:b/>
+        </w:rPr>
+        <w:t>40  סדר קבוע לבחינה</w:t>
+      </w:r>
+      <w:r>
+        <w:rPr>
+          <w:color w:val="5F6973"/>
+          <w:sz w:val="20"/>
+        </w:rPr>
+        <w:t xml:space="preserve">   |   3 דקות</w:t>
+      </w:r>
+    </w:p>
+    <w:p>
+      <w:pPr>
+        <w:spacing w:after="50" w:line="254" w:lineRule="auto"/>
         <w:jc w:val="right"/>
         <w:bidi/>
-      </w:pPr>
-      <w:r>
-        <w:rPr>
+        <w:shd w:fill="F1F7F8"/>
+      </w:pPr>
+      <w:r>
+        <w:rPr>
+          <w:rFonts w:ascii="Arial" w:hAnsi="Arial" w:cs="Arial"/>
           <w:b/>
-          <w:rtl/>
-        </w:rPr>
-        <w:t>גשר:</w:t>
-      </w:r>
-      <w:r>
-        <w:rPr>
-          <w:rtl/>
-        </w:rPr>
-        <w:t xml:space="preserve"> נחשב תחילה את הספק הנושא.</w:t>
+          <w:color w:val="08758C"/>
+          <w:sz w:val="21"/>
+        </w:rPr>
+        <w:t xml:space="preserve">המסר  </w:t>
+      </w:r>
+      <w:r>
+        <w:rPr>
+          <w:rFonts w:ascii="Arial" w:hAnsi="Arial" w:cs="Arial"/>
+          <w:b w:val="0"/>
+          <w:sz w:val="21"/>
+        </w:rPr>
+        <w:t>פתרון שיטתי עובר מחילוץ נתונים להמרות, זמן ותדר, הספק ובדיקה.</w:t>
       </w:r>
     </w:p>
     <w:p>
       <w:pPr>
-        <w:pStyle w:val="Heading2"/>
-      </w:pPr>
-      <w:r>
-        <w:t>29. מתח השיא קובע את ההספק (3 דקות)</w:t>
+        <w:spacing w:after="50" w:line="254" w:lineRule="auto"/>
+        <w:jc w:val="right"/>
+        <w:bidi/>
+        <w:shd w:fill="EAF6F8"/>
+      </w:pPr>
+      <w:r>
+        <w:rPr>
+          <w:rFonts w:ascii="Arial" w:hAnsi="Arial" w:cs="Arial"/>
+          <w:b/>
+          <w:color w:val="08758C"/>
+          <w:sz w:val="21"/>
+        </w:rPr>
+        <w:t xml:space="preserve">הסבר והקשר  </w:t>
+      </w:r>
+      <w:r>
+        <w:rPr>
+          <w:rFonts w:ascii="Arial" w:hAnsi="Arial" w:cs="Arial"/>
+          <w:b w:val="0"/>
+          <w:sz w:val="21"/>
+        </w:rPr>
+        <w:t>נציג את ארבעת השלבים: חילוץ נתונים, המרת תדרים, חישובי זמן ותדר, ואז הספק ובדיקה. נסביר מדוע כדאי לכתוב נוסחה לפני הצבה: היא מונעת ערבוב בין משתנים ומבליטה יחידות חסרות. אבקש מכם מהכיתה לומר מה תהיה בדיקת הסיום: ערכים סבירים, יחידות תואמות, PAM גדול מ־Pc, ו־η מתחת לגבול התקין.</w:t>
       </w:r>
     </w:p>
     <w:p>
       <w:pPr>
+        <w:spacing w:after="50" w:line="254" w:lineRule="auto"/>
         <w:jc w:val="right"/>
         <w:bidi/>
       </w:pPr>
       <w:r>
         <w:rPr>
-          <w:b/>
-          <w:rtl/>
-        </w:rPr>
-        <w:t>הנקודה:</w:t>
-      </w:r>
-      <w:r>
-        <w:rPr>
-          <w:rtl/>
-        </w:rPr>
-        <w:t xml:space="preserve"> חישוב הספק הנושא דורש מתח שיא.</w:t>
+          <w:rFonts w:ascii="Arial" w:hAnsi="Arial" w:cs="Arial"/>
+          <w:b w:val="0"/>
+          <w:sz w:val="19"/>
+        </w:rPr>
+        <w:t>בדיקת הבנה: שחזור ארבעת השלבים.</w:t>
       </w:r>
     </w:p>
     <w:p>
       <w:pPr>
+        <w:spacing w:after="50" w:line="254" w:lineRule="auto"/>
         <w:jc w:val="right"/>
         <w:bidi/>
       </w:pPr>
       <w:r>
         <w:rPr>
-          <w:b/>
-          <w:rtl/>
-        </w:rPr>
-        <w:t>מה לומר:</w:t>
-      </w:r>
-      <w:r>
-        <w:rPr>
-          <w:rtl/>
-        </w:rPr>
-        <w:t xml:space="preserve"> Ac הוא מתח שיא. אם נתון Vpp, חלקו בשניים לפני ההצבה. טעות פי שניים במתח תיצור טעות פי ארבעה בהספק.</w:t>
+          <w:rFonts w:ascii="Arial" w:hAnsi="Arial" w:cs="Arial"/>
+          <w:b w:val="0"/>
+          <w:color w:val="505A64"/>
+          <w:sz w:val="19"/>
+        </w:rPr>
+        <w:t>מעבר: עכשיו תיישמו אותו בזוגות.</w:t>
       </w:r>
     </w:p>
     <w:p>
       <w:pPr>
+        <w:spacing w:after="40"/>
         <w:jc w:val="right"/>
         <w:bidi/>
       </w:pPr>
       <w:r>
         <w:rPr>
           <w:b/>
-          <w:rtl/>
-        </w:rPr>
-        <w:t>הנחיה/פעילות:</w:t>
-      </w:r>
-      <w:r>
-        <w:rPr>
-          <w:rtl/>
-        </w:rPr>
-        <w:t xml:space="preserve"> שאלו מה עושים כשנתון Vpp.</w:t>
+          <w:color w:val="737D87"/>
+          <w:sz w:val="18"/>
+        </w:rPr>
+        <w:t>סיכום ויציאה</w:t>
       </w:r>
     </w:p>
     <w:p>
       <w:pPr>
+        <w:pStyle w:val="Heading2"/>
+        <w:spacing w:before="20" w:after="80"/>
+        <w:jc w:val="right"/>
+        <w:keepNext/>
+        <w:bidi/>
+      </w:pPr>
+      <w:r>
+        <w:rPr>
+          <w:b/>
+        </w:rPr>
+        <w:t>41  פתרו לפני חשיפת הפתרון</w:t>
+      </w:r>
+      <w:r>
+        <w:rPr>
+          <w:color w:val="5F6973"/>
+          <w:sz w:val="20"/>
+        </w:rPr>
+        <w:t xml:space="preserve">   |   7 דקות</w:t>
+      </w:r>
+    </w:p>
+    <w:p>
+      <w:pPr>
+        <w:spacing w:after="50" w:line="254" w:lineRule="auto"/>
         <w:jc w:val="right"/>
         <w:bidi/>
-      </w:pPr>
-      <w:r>
-        <w:rPr>
+        <w:shd w:fill="F1F7F8"/>
+      </w:pPr>
+      <w:r>
+        <w:rPr>
+          <w:rFonts w:ascii="Arial" w:hAnsi="Arial" w:cs="Arial"/>
           <w:b/>
-          <w:rtl/>
-        </w:rPr>
-        <w:t>ראיה ללמידה:</w:t>
-      </w:r>
-      <w:r>
-        <w:rPr>
-          <w:rtl/>
-        </w:rPr>
-        <w:t xml:space="preserve"> הבחנה בין Ac ל־Vpp.</w:t>
+          <w:color w:val="08758C"/>
+          <w:sz w:val="21"/>
+        </w:rPr>
+        <w:t xml:space="preserve">המסר  </w:t>
+      </w:r>
+      <w:r>
+        <w:rPr>
+          <w:rFonts w:ascii="Arial" w:hAnsi="Arial" w:cs="Arial"/>
+          <w:b w:val="0"/>
+          <w:sz w:val="21"/>
+        </w:rPr>
+        <w:t>תרגול עצמאי בודק חיבור בין ma, רוחב פס, הספק ונצילות.</w:t>
       </w:r>
     </w:p>
     <w:p>
       <w:pPr>
+        <w:spacing w:after="50" w:line="254" w:lineRule="auto"/>
         <w:jc w:val="right"/>
         <w:bidi/>
-      </w:pPr>
-      <w:r>
-        <w:rPr>
+        <w:shd w:fill="EAF6F8"/>
+      </w:pPr>
+      <w:r>
+        <w:rPr>
+          <w:rFonts w:ascii="Arial" w:hAnsi="Arial" w:cs="Arial"/>
           <w:b/>
-          <w:rtl/>
-        </w:rPr>
-        <w:t>גשר:</w:t>
-      </w:r>
-      <w:r>
-        <w:rPr>
-          <w:rtl/>
-        </w:rPr>
-        <w:t xml:space="preserve"> נחשב את ההספק שבפסי הצד.</w:t>
+          <w:color w:val="08758C"/>
+          <w:sz w:val="21"/>
+        </w:rPr>
+        <w:t xml:space="preserve">הסבר והקשר  </w:t>
+      </w:r>
+      <w:r>
+        <w:rPr>
+          <w:rFonts w:ascii="Arial" w:hAnsi="Arial" w:cs="Arial"/>
+          <w:b w:val="0"/>
+          <w:sz w:val="21"/>
+        </w:rPr>
+        <w:t>נתחלק את העבודה לזוגות. ניתן דקה ראשונה לחילוץ נתונים: Ac=50 V, Am=25 V, fc=2 MHz, fm=10 kHz, R=50 Ω. אבקש מכם לכתוב נוסחאות לפני הצבה. נחשב ma=Am/Ac=0.5 ו־BW=2fm=20 kHz. נעבור בין זוגות והקשיבו לשימוש ביחידות. נחשב Pc=Ac²/(2R)=25 W. אשאל אתכם זוג אחד למה Ac הוא מתח שיא לפי נתוני התרגיל. נחשב PSB=Pc·ma²/2=3.125 W, ואז PAM=28.125 W. נעצור לפני הנצילות ובקשו תחזית אם היא תהיה גדולה או קטנה מ־33.3%. נחשב η=3.125/28.125≈11.11%. נציג את התשובה המלאה שבמצגת והשוו תהליך, לא רק תוצאה.</w:t>
       </w:r>
     </w:p>
     <w:p>
       <w:pPr>
-        <w:pStyle w:val="Heading2"/>
-      </w:pPr>
-      <w:r>
-        <w:t>30. מקדם האפנון קובע את הספק המידע (3 דקות)</w:t>
+        <w:spacing w:after="50" w:line="254" w:lineRule="auto"/>
+        <w:jc w:val="right"/>
+        <w:bidi/>
+      </w:pPr>
+      <w:r>
+        <w:rPr>
+          <w:rFonts w:ascii="Arial" w:hAnsi="Arial" w:cs="Arial"/>
+          <w:b w:val="0"/>
+          <w:sz w:val="21"/>
+        </w:rPr>
+        <w:t>ניתן לזוגות לאתר טעות אפשרית: יחידות, Vpp, ω מול f, או ערבוב PSB ו־PAM. אבקש מכם לתקן שלב אחד. נסכם מה עזר לפתור: סדר, יחידות ובדיקת היגיון. נעבור לארבע מלכודות שכדאי לבדוק לפני מסירת פתרון.</w:t>
       </w:r>
     </w:p>
     <w:p>
       <w:pPr>
+        <w:spacing w:after="50" w:line="254" w:lineRule="auto"/>
         <w:jc w:val="right"/>
         <w:bidi/>
       </w:pPr>
       <w:r>
         <w:rPr>
-          <w:b/>
-          <w:rtl/>
-        </w:rPr>
-        <w:t>הנקודה:</w:t>
-      </w:r>
-      <w:r>
-        <w:rPr>
-          <w:rtl/>
-        </w:rPr>
-        <w:t xml:space="preserve"> הספק שני פסי הצד תלוי בריבוע ma, והם נושאים את המידע.</w:t>
+          <w:rFonts w:ascii="Arial" w:hAnsi="Arial" w:cs="Arial"/>
+          <w:b w:val="0"/>
+          <w:sz w:val="19"/>
+        </w:rPr>
+        <w:t>בדיקת הבנה: ma=.5, BW=20 kHz, Pc=25 W, PAM=28.125 W, η=11.11%.</w:t>
       </w:r>
     </w:p>
     <w:p>
       <w:pPr>
+        <w:spacing w:after="50" w:line="254" w:lineRule="auto"/>
         <w:jc w:val="right"/>
         <w:bidi/>
       </w:pPr>
       <w:r>
         <w:rPr>
-          <w:b/>
-          <w:rtl/>
-        </w:rPr>
-        <w:t>מה לומר:</w:t>
-      </w:r>
-      <w:r>
-        <w:rPr>
-          <w:rtl/>
-        </w:rPr>
-        <w:t xml:space="preserve"> הספק שני פסי הצד הוא Pc·ma²/2. זהו ההספק הרלוונטי להעברת המידע; הנושא עצמו אינו מכיל את תוכן המידע.</w:t>
+          <w:rFonts w:ascii="Arial" w:hAnsi="Arial" w:cs="Arial"/>
+          <w:b w:val="0"/>
+          <w:color w:val="505A64"/>
+          <w:sz w:val="19"/>
+        </w:rPr>
+        <w:t>מעבר: נבדוק ארבע טעויות נפוצות.</w:t>
       </w:r>
     </w:p>
     <w:p>
       <w:pPr>
+        <w:pStyle w:val="Heading2"/>
+        <w:spacing w:before="20" w:after="80"/>
+        <w:jc w:val="right"/>
+        <w:keepNext/>
+        <w:bidi/>
+      </w:pPr>
+      <w:r>
+        <w:rPr>
+          <w:b/>
+        </w:rPr>
+        <w:t>42  ארבע בדיקות לפני שמסיימים</w:t>
+      </w:r>
+      <w:r>
+        <w:rPr>
+          <w:color w:val="5F6973"/>
+          <w:sz w:val="20"/>
+        </w:rPr>
+        <w:t xml:space="preserve">   |   2 דקות</w:t>
+      </w:r>
+    </w:p>
+    <w:p>
+      <w:pPr>
+        <w:spacing w:after="50" w:line="254" w:lineRule="auto"/>
         <w:jc w:val="right"/>
         <w:bidi/>
-      </w:pPr>
-      <w:r>
-        <w:rPr>
+        <w:shd w:fill="F1F7F8"/>
+      </w:pPr>
+      <w:r>
+        <w:rPr>
+          <w:rFonts w:ascii="Arial" w:hAnsi="Arial" w:cs="Arial"/>
           <w:b/>
-          <w:rtl/>
-        </w:rPr>
-        <w:t>הנחיה/פעילות:</w:t>
-      </w:r>
-      <w:r>
-        <w:rPr>
-          <w:rtl/>
-        </w:rPr>
-        <w:t xml:space="preserve"> בקשו לזהות את הנוסחה ולפרש אותה.</w:t>
+          <w:color w:val="08758C"/>
+          <w:sz w:val="21"/>
+        </w:rPr>
+        <w:t xml:space="preserve">המסר  </w:t>
+      </w:r>
+      <w:r>
+        <w:rPr>
+          <w:rFonts w:ascii="Arial" w:hAnsi="Arial" w:cs="Arial"/>
+          <w:b w:val="0"/>
+          <w:sz w:val="21"/>
+        </w:rPr>
+        <w:t>בדיקת יחידות, הגדרת מתח והבחנה בין הספקים מונעות טעויות.</w:t>
       </w:r>
     </w:p>
     <w:p>
       <w:pPr>
+        <w:spacing w:after="50" w:line="254" w:lineRule="auto"/>
         <w:jc w:val="right"/>
         <w:bidi/>
-      </w:pPr>
-      <w:r>
-        <w:rPr>
+        <w:shd w:fill="EAF6F8"/>
+      </w:pPr>
+      <w:r>
+        <w:rPr>
+          <w:rFonts w:ascii="Arial" w:hAnsi="Arial" w:cs="Arial"/>
           <w:b/>
-          <w:rtl/>
-        </w:rPr>
-        <w:t>ראיה ללמידה:</w:t>
-      </w:r>
-      <w:r>
-        <w:rPr>
-          <w:rtl/>
-        </w:rPr>
-        <w:t xml:space="preserve"> הבחנה בין הספק נושא להספק מידע.</w:t>
+          <w:color w:val="08758C"/>
+          <w:sz w:val="21"/>
+        </w:rPr>
+        <w:t xml:space="preserve">הסבר והקשר  </w:t>
+      </w:r>
+      <w:r>
+        <w:rPr>
+          <w:rFonts w:ascii="Arial" w:hAnsi="Arial" w:cs="Arial"/>
+          <w:b w:val="0"/>
+          <w:sz w:val="21"/>
+        </w:rPr>
+        <w:t>בדיקה ראשונה: Vpp אינו Ac. אם קיבלתם Vpp, נתחלק בשניים כדי לקבל שיא. נוודא גם שכל התדרים באותן יחידות. הפרידו PSB מ־PAM והמירו ω ל־f באמצעות 2π. אבקש מכם מהסטודנטים לבחור מלכודת שכמעט תפסה אותם ולהגיד איך יבדקו זאת בפעם הבאה.</w:t>
       </w:r>
     </w:p>
     <w:p>
       <w:pPr>
+        <w:spacing w:after="50" w:line="254" w:lineRule="auto"/>
         <w:jc w:val="right"/>
         <w:bidi/>
       </w:pPr>
       <w:r>
         <w:rPr>
-          <w:b/>
-          <w:rtl/>
-        </w:rPr>
-        <w:t>גשר:</w:t>
-      </w:r>
-      <w:r>
-        <w:rPr>
-          <w:rtl/>
-        </w:rPr>
-        <w:t xml:space="preserve"> נחבר את כל רכיבי ההספק.</w:t>
+          <w:rFonts w:ascii="Arial" w:hAnsi="Arial" w:cs="Arial"/>
+          <w:b w:val="0"/>
+          <w:sz w:val="19"/>
+        </w:rPr>
+        <w:t>בדיקת הבנה: הסטודנטים מתאימים בדיקה לשגיאה אפשרית.</w:t>
       </w:r>
     </w:p>
     <w:p>
       <w:pPr>
-        <w:pStyle w:val="Heading2"/>
-      </w:pPr>
-      <w:r>
-        <w:t>31. מחברים נושא ושני פסי צד (3 דקות)</w:t>
+        <w:spacing w:after="50" w:line="254" w:lineRule="auto"/>
+        <w:jc w:val="right"/>
+        <w:bidi/>
+      </w:pPr>
+      <w:r>
+        <w:rPr>
+          <w:rFonts w:ascii="Arial" w:hAnsi="Arial" w:cs="Arial"/>
+          <w:b w:val="0"/>
+          <w:color w:val="505A64"/>
+          <w:sz w:val="19"/>
+        </w:rPr>
+        <w:t>מעבר: כרטיס היציאה יבדוק הבנה במילים.</w:t>
       </w:r>
     </w:p>
     <w:p>
-      <w:pPr>
+      <w:r>
+        <w:br w:type="page"/>
+      </w:r>
+    </w:p>
+    <w:p>
+      <w:pPr>
+        <w:pStyle w:val="Heading2"/>
+        <w:spacing w:before="20" w:after="80"/>
+        <w:jc w:val="right"/>
+        <w:keepNext/>
+        <w:bidi/>
+      </w:pPr>
+      <w:r>
+        <w:rPr>
+          <w:b/>
+        </w:rPr>
+        <w:t>43  שלוש שאלות קצרות</w:t>
+      </w:r>
+      <w:r>
+        <w:rPr>
+          <w:color w:val="5F6973"/>
+          <w:sz w:val="20"/>
+        </w:rPr>
+        <w:t xml:space="preserve">   |   2 דקות</w:t>
+      </w:r>
+    </w:p>
+    <w:p>
+      <w:pPr>
+        <w:spacing w:after="50" w:line="254" w:lineRule="auto"/>
         <w:jc w:val="right"/>
         <w:bidi/>
-      </w:pPr>
-      <w:r>
-        <w:rPr>
+        <w:shd w:fill="F1F7F8"/>
+      </w:pPr>
+      <w:r>
+        <w:rPr>
+          <w:rFonts w:ascii="Arial" w:hAnsi="Arial" w:cs="Arial"/>
           <w:b/>
-          <w:rtl/>
-        </w:rPr>
-        <w:t>הנקודה:</w:t>
-      </w:r>
-      <w:r>
-        <w:rPr>
-          <w:rtl/>
-        </w:rPr>
-        <w:t xml:space="preserve"> ההספק הכולל הוא סכום הספק הנושא ופסי הצד.</w:t>
+          <w:color w:val="08758C"/>
+          <w:sz w:val="21"/>
+        </w:rPr>
+        <w:t xml:space="preserve">המסר  </w:t>
+      </w:r>
+      <w:r>
+        <w:rPr>
+          <w:rFonts w:ascii="Arial" w:hAnsi="Arial" w:cs="Arial"/>
+          <w:b w:val="0"/>
+          <w:sz w:val="21"/>
+        </w:rPr>
+        <w:t>שלוש תשובות קצרות בודקות את עיקרי האפנון, רוחב הפס והנצילות.</w:t>
       </w:r>
     </w:p>
     <w:p>
       <w:pPr>
+        <w:spacing w:after="50" w:line="254" w:lineRule="auto"/>
         <w:jc w:val="right"/>
         <w:bidi/>
-      </w:pPr>
-      <w:r>
-        <w:rPr>
+        <w:shd w:fill="EAF6F8"/>
+      </w:pPr>
+      <w:r>
+        <w:rPr>
+          <w:rFonts w:ascii="Arial" w:hAnsi="Arial" w:cs="Arial"/>
           <w:b/>
-          <w:rtl/>
-        </w:rPr>
-        <w:t>מה לומר:</w:t>
-      </w:r>
-      <w:r>
-        <w:rPr>
-          <w:rtl/>
-        </w:rPr>
-        <w:t xml:space="preserve"> נשתמש ב־PAM=Pc(1+ma²/2). ההספק הכולל גדול מהספק הנושא לבדו. שאלו מה נוסף להספק הנושא.</w:t>
+          <w:color w:val="08758C"/>
+          <w:sz w:val="21"/>
+        </w:rPr>
+        <w:t xml:space="preserve">הסבר והקשר  </w:t>
+      </w:r>
+      <w:r>
+        <w:rPr>
+          <w:rFonts w:ascii="Arial" w:hAnsi="Arial" w:cs="Arial"/>
+          <w:b w:val="0"/>
+          <w:sz w:val="21"/>
+        </w:rPr>
+        <w:t>אבקש מכם תשובה עצמאית: מה משתנה ב־AM? לא נציג את התשובה עד שרוב הכיתה ענתה. אשאל אתכם גם: אם fm=4 kHz, מה BW? נמתין לתשובה 8 kHz. אשאל אתכם מדוע הנצילות מוגבלת. התשובה: הנושא צורך את רוב ההספק אך אינו נושא מידע. נציג את תשובות הכרטיס ורשמו נושא חסר לחזרה.</w:t>
       </w:r>
     </w:p>
     <w:p>
       <w:pPr>
+        <w:spacing w:after="50" w:line="254" w:lineRule="auto"/>
         <w:jc w:val="right"/>
         <w:bidi/>
       </w:pPr>
       <w:r>
         <w:rPr>
-          <w:b/>
-          <w:rtl/>
-        </w:rPr>
-        <w:t>הנחיה/פעילות:</w:t>
-      </w:r>
-      <w:r>
-        <w:rPr>
-          <w:rtl/>
-        </w:rPr>
-        <w:t xml:space="preserve"> עקבו אחרי הצבת ma.</w:t>
+          <w:rFonts w:ascii="Arial" w:hAnsi="Arial" w:cs="Arial"/>
+          <w:b w:val="0"/>
+          <w:sz w:val="19"/>
+        </w:rPr>
+        <w:t>בדיקת הבנה: שלוש תשובות נכונות.</w:t>
       </w:r>
     </w:p>
     <w:p>
       <w:pPr>
+        <w:spacing w:after="50" w:line="254" w:lineRule="auto"/>
         <w:jc w:val="right"/>
         <w:bidi/>
       </w:pPr>
       <w:r>
         <w:rPr>
-          <w:b/>
-          <w:rtl/>
-        </w:rPr>
-        <w:t>ראיה ללמידה:</w:t>
-      </w:r>
-      <w:r>
-        <w:rPr>
-          <w:rtl/>
-        </w:rPr>
-        <w:t xml:space="preserve"> הסבר רכיבי הסכום.</w:t>
+          <w:rFonts w:ascii="Arial" w:hAnsi="Arial" w:cs="Arial"/>
+          <w:b w:val="0"/>
+          <w:color w:val="505A64"/>
+          <w:sz w:val="19"/>
+        </w:rPr>
+        <w:t>מעבר: נסכם את מסלול המידע מתחילתו ועד להספק.</w:t>
       </w:r>
     </w:p>
     <w:p>
       <w:pPr>
+        <w:pStyle w:val="Heading2"/>
+        <w:spacing w:before="20" w:after="80"/>
+        <w:jc w:val="right"/>
+        <w:keepNext/>
+        <w:bidi/>
+      </w:pPr>
+      <w:r>
+        <w:rPr>
+          <w:b/>
+        </w:rPr>
+        <w:t>44  אות מידע הופך לאות שניתן לשדר</w:t>
+      </w:r>
+      <w:r>
+        <w:rPr>
+          <w:color w:val="5F6973"/>
+          <w:sz w:val="20"/>
+        </w:rPr>
+        <w:t xml:space="preserve">   |   2 דקות</w:t>
+      </w:r>
+    </w:p>
+    <w:p>
+      <w:pPr>
+        <w:spacing w:after="50" w:line="254" w:lineRule="auto"/>
         <w:jc w:val="right"/>
         <w:bidi/>
-      </w:pPr>
-      <w:r>
-        <w:rPr>
+        <w:shd w:fill="F1F7F8"/>
+      </w:pPr>
+      <w:r>
+        <w:rPr>
+          <w:rFonts w:ascii="Arial" w:hAnsi="Arial" w:cs="Arial"/>
           <w:b/>
-          <w:rtl/>
-        </w:rPr>
-        <w:t>גשר:</w:t>
-      </w:r>
-      <w:r>
-        <w:rPr>
-          <w:rtl/>
-        </w:rPr>
-        <w:t xml:space="preserve"> נחשב איזה חלק מההספק מעביר מידע.</w:t>
+          <w:color w:val="08758C"/>
+          <w:sz w:val="21"/>
+        </w:rPr>
+        <w:t xml:space="preserve">המסר  </w:t>
+      </w:r>
+      <w:r>
+        <w:rPr>
+          <w:rFonts w:ascii="Arial" w:hAnsi="Arial" w:cs="Arial"/>
+          <w:b w:val="0"/>
+          <w:sz w:val="21"/>
+        </w:rPr>
+        <w:t>AM מעביר מידע לתדר מתאים במחיר רוחב פס והספק נושא.</w:t>
       </w:r>
     </w:p>
     <w:p>
       <w:pPr>
-        <w:pStyle w:val="Heading2"/>
-      </w:pPr>
-      <w:r>
-        <w:t>32. ב־AM קלאסי רוב ההספק נמצא בנושא (3 דקות)</w:t>
+        <w:spacing w:after="50" w:line="254" w:lineRule="auto"/>
+        <w:jc w:val="right"/>
+        <w:bidi/>
+        <w:shd w:fill="EAF6F8"/>
+      </w:pPr>
+      <w:r>
+        <w:rPr>
+          <w:rFonts w:ascii="Arial" w:hAnsi="Arial" w:cs="Arial"/>
+          <w:b/>
+          <w:color w:val="08758C"/>
+          <w:sz w:val="21"/>
+        </w:rPr>
+        <w:t xml:space="preserve">הסבר והקשר  </w:t>
+      </w:r>
+      <w:r>
+        <w:rPr>
+          <w:rFonts w:ascii="Arial" w:hAnsi="Arial" w:cs="Arial"/>
+          <w:b w:val="0"/>
+          <w:sz w:val="21"/>
+        </w:rPr>
+        <w:t>נסכם את הרצף: אות שמע נמוך, נושא גבוה, מעטפת משתנה ופסי צד בספקטרום. אבקש מכם מהכיתה להשלים כל שלב. סיימו במחיר ובתועלת: אפשר לשדר את המידע בתדר מתאים, אך נדרשים רוחב פס וחלק ניכר מההספק לנושא. אשאל אתכם היכן המידע עצמו נמצא: בפסי הצד.</w:t>
       </w:r>
     </w:p>
     <w:p>
       <w:pPr>
+        <w:spacing w:after="50" w:line="254" w:lineRule="auto"/>
         <w:jc w:val="right"/>
         <w:bidi/>
       </w:pPr>
       <w:r>
         <w:rPr>
-          <w:b/>
-          <w:rtl/>
-        </w:rPr>
-        <w:t>הנקודה:</w:t>
-      </w:r>
-      <w:r>
-        <w:rPr>
-          <w:rtl/>
-        </w:rPr>
-        <w:t xml:space="preserve"> ב־AM קלאסי הנצילות המרבית התקינה היא כשליש.</w:t>
+          <w:rFonts w:ascii="Arial" w:hAnsi="Arial" w:cs="Arial"/>
+          <w:b w:val="0"/>
+          <w:sz w:val="19"/>
+        </w:rPr>
+        <w:t>בדיקת הבנה: זיהוי פסי הצד והסבר תפקיד הנושא.</w:t>
       </w:r>
     </w:p>
     <w:p>
       <w:pPr>
+        <w:spacing w:after="50" w:line="254" w:lineRule="auto"/>
         <w:jc w:val="right"/>
         <w:bidi/>
       </w:pPr>
       <w:r>
         <w:rPr>
-          <w:b/>
-          <w:rtl/>
-        </w:rPr>
-        <w:t>מה לומר:</w:t>
-      </w:r>
-      <w:r>
-        <w:rPr>
-          <w:rtl/>
-        </w:rPr>
-        <w:t xml:space="preserve"> נצילות היא היחס בין הספק פסי הצד להספק הכולל. ב־ma=1 מתקבל המקסימום התקין לפי המודל. רוב ההספק נמצא בנשא.</w:t>
+          <w:rFonts w:ascii="Arial" w:hAnsi="Arial" w:cs="Arial"/>
+          <w:b w:val="0"/>
+          <w:color w:val="505A64"/>
+          <w:sz w:val="19"/>
+        </w:rPr>
+        <w:t>מעבר: קחו את סדר הפתרון ואת בדיקות ההיגיון לתרגיל הבא.</w:t>
       </w:r>
     </w:p>
     <w:p>
-      <w:pPr>
+      <w:r>
+        <w:br w:type="page"/>
+      </w:r>
+    </w:p>
+    <w:p>
+      <w:pPr>
+        <w:pStyle w:val="Heading1"/>
+      </w:pPr>
+      <w:r>
+        <w:t>סיום השיעור</w:t>
+      </w:r>
+    </w:p>
+    <w:p>
+      <w:pPr>
+        <w:spacing w:after="50" w:line="254" w:lineRule="auto"/>
         <w:jc w:val="right"/>
         <w:bidi/>
-      </w:pPr>
-      <w:r>
-        <w:rPr>
+        <w:shd w:fill="EAF6F8"/>
+      </w:pPr>
+      <w:r>
+        <w:rPr>
+          <w:rFonts w:ascii="Arial" w:hAnsi="Arial" w:cs="Arial"/>
           <w:b/>
-          <w:rtl/>
-        </w:rPr>
-        <w:t>הנחיה/פעילות:</w:t>
-      </w:r>
-      <w:r>
-        <w:rPr>
-          <w:rtl/>
-        </w:rPr>
-        <w:t xml:space="preserve"> בקשו לפרש את שליש ההספק.</w:t>
+          <w:color w:val="08758C"/>
+          <w:sz w:val="27"/>
+        </w:rPr>
+        <w:t xml:space="preserve">משפט סיום  </w:t>
+      </w:r>
+      <w:r>
+        <w:rPr>
+          <w:rFonts w:ascii="Arial" w:hAnsi="Arial" w:cs="Arial"/>
+          <w:b w:val="0"/>
+          <w:sz w:val="27"/>
+        </w:rPr>
+        <w:t>אפנון AM מעביר מידע לתדר שמתאים לשידור; כדי להבין את האות צריך לעקוב אחר המעטפת, פסי הצד וההספק.</w:t>
       </w:r>
     </w:p>
     <w:p>
       <w:pPr>
+        <w:pStyle w:val="Heading1"/>
+      </w:pPr>
+      <w:r>
+        <w:t>שאלות מאתגרות ותשובות קצרות</w:t>
+      </w:r>
+    </w:p>
+    <w:p>
+      <w:pPr>
+        <w:spacing w:after="50" w:line="254" w:lineRule="auto"/>
         <w:jc w:val="right"/>
         <w:bidi/>
       </w:pPr>
       <w:r>
         <w:rPr>
+          <w:rFonts w:ascii="Arial" w:hAnsi="Arial" w:cs="Arial"/>
           <w:b/>
-          <w:rtl/>
-        </w:rPr>
-        <w:t>ראיה ללמידה:</w:t>
-      </w:r>
-      <w:r>
-        <w:rPr>
-          <w:rtl/>
-        </w:rPr>
-        <w:t xml:space="preserve"> הבחנה בין הספק מידע לסך ההספק.</w:t>
+          <w:color w:val="08758C"/>
+          <w:sz w:val="23"/>
+        </w:rPr>
+        <w:t xml:space="preserve">שאלה  </w:t>
+      </w:r>
+      <w:r>
+        <w:rPr>
+          <w:rFonts w:ascii="Arial" w:hAnsi="Arial" w:cs="Arial"/>
+          <w:b/>
+          <w:sz w:val="23"/>
+        </w:rPr>
+        <w:t>למה לא משדרים את אות השמע ישירות?</w:t>
       </w:r>
     </w:p>
     <w:p>
       <w:pPr>
+        <w:spacing w:after="50" w:line="254" w:lineRule="auto"/>
         <w:jc w:val="right"/>
         <w:bidi/>
       </w:pPr>
       <w:r>
         <w:rPr>
+          <w:rFonts w:ascii="Arial" w:hAnsi="Arial" w:cs="Arial"/>
           <w:b/>
-          <w:rtl/>
-        </w:rPr>
-        <w:t>גשר:</w:t>
-      </w:r>
-      <w:r>
-        <w:rPr>
-          <w:rtl/>
-        </w:rPr>
-        <w:t xml:space="preserve"> נבדוק מה קורה אם עוברים את הגבול.</w:t>
+          <w:color w:val="08758C"/>
+          <w:sz w:val="23"/>
+        </w:rPr>
+        <w:t xml:space="preserve">תשובה  </w:t>
+      </w:r>
+      <w:r>
+        <w:rPr>
+          <w:rFonts w:ascii="Arial" w:hAnsi="Arial" w:cs="Arial"/>
+          <w:b w:val="0"/>
+          <w:sz w:val="23"/>
+        </w:rPr>
+        <w:t>בתדרים נמוכים אורך הגל גדול, ולכן אנטנה יעילה תהיה גדולה מאוד.</w:t>
       </w:r>
     </w:p>
     <w:p>
       <w:pPr>
-        <w:pStyle w:val="Heading2"/>
-      </w:pPr>
-      <w:r>
-        <w:t>33. מדוע לא מעלים את ma מעל 1? (3 דקות)</w:t>
+        <w:spacing w:after="50" w:line="254" w:lineRule="auto"/>
+        <w:jc w:val="right"/>
+        <w:bidi/>
+      </w:pPr>
+      <w:r>
+        <w:rPr>
+          <w:rFonts w:ascii="Arial" w:hAnsi="Arial" w:cs="Arial"/>
+          <w:b/>
+          <w:color w:val="08758C"/>
+          <w:sz w:val="23"/>
+        </w:rPr>
+        <w:t xml:space="preserve">שאלה  </w:t>
+      </w:r>
+      <w:r>
+        <w:rPr>
+          <w:rFonts w:ascii="Arial" w:hAnsi="Arial" w:cs="Arial"/>
+          <w:b/>
+          <w:sz w:val="23"/>
+        </w:rPr>
+        <w:t>מה משתנה באפנון AM?</w:t>
       </w:r>
     </w:p>
     <w:p>
       <w:pPr>
+        <w:spacing w:after="50" w:line="254" w:lineRule="auto"/>
         <w:jc w:val="right"/>
         <w:bidi/>
       </w:pPr>
       <w:r>
         <w:rPr>
+          <w:rFonts w:ascii="Arial" w:hAnsi="Arial" w:cs="Arial"/>
           <w:b/>
-          <w:rtl/>
-        </w:rPr>
-        <w:t>הנקודה:</w:t>
-      </w:r>
-      <w:r>
-        <w:rPr>
-          <w:rtl/>
-        </w:rPr>
-        <w:t xml:space="preserve"> עלייה חשבונאית בנצילות אינה מועילה כשהמידע מתעוות.</w:t>
+          <w:color w:val="08758C"/>
+          <w:sz w:val="23"/>
+        </w:rPr>
+        <w:t xml:space="preserve">תשובה  </w:t>
+      </w:r>
+      <w:r>
+        <w:rPr>
+          <w:rFonts w:ascii="Arial" w:hAnsi="Arial" w:cs="Arial"/>
+          <w:b w:val="0"/>
+          <w:sz w:val="23"/>
+        </w:rPr>
+        <w:t>תנופת הנושא משתנה לפי אות המידע, בעוד שתדר הנושא נשאר קבוע.</w:t>
       </w:r>
     </w:p>
     <w:p>
       <w:pPr>
+        <w:spacing w:after="50" w:line="254" w:lineRule="auto"/>
         <w:jc w:val="right"/>
         <w:bidi/>
       </w:pPr>
       <w:r>
         <w:rPr>
+          <w:rFonts w:ascii="Arial" w:hAnsi="Arial" w:cs="Arial"/>
           <w:b/>
-          <w:rtl/>
-        </w:rPr>
-        <w:t>מה לומר:</w:t>
-      </w:r>
-      <w:r>
-        <w:rPr>
-          <w:rtl/>
-        </w:rPr>
-        <w:t xml:space="preserve"> ב־ma=1.2 הנצילות המחושבת גבוהה יותר, אבל המעטפת חוצה אפס. גלאי מעטפת לא ישחזר את המידע המקורי כראוי.</w:t>
+          <w:color w:val="08758C"/>
+          <w:sz w:val="23"/>
+        </w:rPr>
+        <w:t xml:space="preserve">שאלה  </w:t>
+      </w:r>
+      <w:r>
+        <w:rPr>
+          <w:rFonts w:ascii="Arial" w:hAnsi="Arial" w:cs="Arial"/>
+          <w:b/>
+          <w:sz w:val="23"/>
+        </w:rPr>
+        <w:t>איפה נמצא המידע בספקטרום?</w:t>
       </w:r>
     </w:p>
     <w:p>
       <w:pPr>
+        <w:spacing w:after="50" w:line="254" w:lineRule="auto"/>
         <w:jc w:val="right"/>
         <w:bidi/>
       </w:pPr>
       <w:r>
         <w:rPr>
+          <w:rFonts w:ascii="Arial" w:hAnsi="Arial" w:cs="Arial"/>
           <w:b/>
-          <w:rtl/>
-        </w:rPr>
-        <w:t>הנחיה/פעילות:</w:t>
-      </w:r>
-      <w:r>
-        <w:rPr>
-          <w:rtl/>
-        </w:rPr>
-        <w:t xml:space="preserve"> שאלו מה נשבר במעטפת.</w:t>
+          <w:color w:val="08758C"/>
+          <w:sz w:val="23"/>
+        </w:rPr>
+        <w:t xml:space="preserve">תשובה  </w:t>
+      </w:r>
+      <w:r>
+        <w:rPr>
+          <w:rFonts w:ascii="Arial" w:hAnsi="Arial" w:cs="Arial"/>
+          <w:b w:val="0"/>
+          <w:sz w:val="23"/>
+        </w:rPr>
+        <w:t>בפסי הצד העליון והתחתון.</w:t>
       </w:r>
     </w:p>
     <w:p>
       <w:pPr>
+        <w:spacing w:after="50" w:line="254" w:lineRule="auto"/>
         <w:jc w:val="right"/>
         <w:bidi/>
       </w:pPr>
       <w:r>
         <w:rPr>
+          <w:rFonts w:ascii="Arial" w:hAnsi="Arial" w:cs="Arial"/>
           <w:b/>
-          <w:rtl/>
-        </w:rPr>
-        <w:t>ראיה ללמידה:</w:t>
-      </w:r>
-      <w:r>
-        <w:rPr>
-          <w:rtl/>
-        </w:rPr>
-        <w:t xml:space="preserve"> קישור בין אפנון יתר לעיוות בשחזור.</w:t>
+          <w:color w:val="08758C"/>
+          <w:sz w:val="23"/>
+        </w:rPr>
+        <w:t xml:space="preserve">שאלה  </w:t>
+      </w:r>
+      <w:r>
+        <w:rPr>
+          <w:rFonts w:ascii="Arial" w:hAnsi="Arial" w:cs="Arial"/>
+          <w:b/>
+          <w:sz w:val="23"/>
+        </w:rPr>
+        <w:t>למה רוחב הפס הוא 2fm?</w:t>
       </w:r>
     </w:p>
     <w:p>
       <w:pPr>
+        <w:spacing w:after="50" w:line="254" w:lineRule="auto"/>
         <w:jc w:val="right"/>
         <w:bidi/>
       </w:pPr>
       <w:r>
         <w:rPr>
+          <w:rFonts w:ascii="Arial" w:hAnsi="Arial" w:cs="Arial"/>
           <w:b/>
-          <w:rtl/>
-        </w:rPr>
-        <w:t>גשר:</w:t>
-      </w:r>
-      <w:r>
-        <w:rPr>
-          <w:rtl/>
-        </w:rPr>
-        <w:t xml:space="preserve"> נשתמש במושגים לפתרון מלא.</w:t>
+          <w:color w:val="08758C"/>
+          <w:sz w:val="23"/>
+        </w:rPr>
+        <w:t xml:space="preserve">תשובה  </w:t>
+      </w:r>
+      <w:r>
+        <w:rPr>
+          <w:rFonts w:ascii="Arial" w:hAnsi="Arial" w:cs="Arial"/>
+          <w:b w:val="0"/>
+          <w:sz w:val="23"/>
+        </w:rPr>
+        <w:t>פסי הצד נמצאים במרחק fm מעל ומתחת לנושא.</w:t>
       </w:r>
     </w:p>
     <w:p>
       <w:pPr>
-        <w:pStyle w:val="Heading1"/>
-      </w:pPr>
-      <w:r>
-        <w:t>תרגיל מה״ט מודרך</w:t>
+        <w:spacing w:after="50" w:line="254" w:lineRule="auto"/>
+        <w:jc w:val="right"/>
+        <w:bidi/>
+      </w:pPr>
+      <w:r>
+        <w:rPr>
+          <w:rFonts w:ascii="Arial" w:hAnsi="Arial" w:cs="Arial"/>
+          <w:b/>
+          <w:color w:val="08758C"/>
+          <w:sz w:val="23"/>
+        </w:rPr>
+        <w:t xml:space="preserve">שאלה  </w:t>
+      </w:r>
+      <w:r>
+        <w:rPr>
+          <w:rFonts w:ascii="Arial" w:hAnsi="Arial" w:cs="Arial"/>
+          <w:b/>
+          <w:sz w:val="23"/>
+        </w:rPr>
+        <w:t>למה לא מעלים את ma מעל 1?</w:t>
       </w:r>
     </w:p>
     <w:p>
       <w:pPr>
-        <w:pStyle w:val="Heading2"/>
-      </w:pPr>
-      <w:r>
-        <w:t>34. תרגיל מה״ט מודרך (0 דקות)</w:t>
+        <w:spacing w:after="50" w:line="254" w:lineRule="auto"/>
+        <w:jc w:val="right"/>
+        <w:bidi/>
+      </w:pPr>
+      <w:r>
+        <w:rPr>
+          <w:rFonts w:ascii="Arial" w:hAnsi="Arial" w:cs="Arial"/>
+          <w:b/>
+          <w:color w:val="08758C"/>
+          <w:sz w:val="23"/>
+        </w:rPr>
+        <w:t xml:space="preserve">תשובה  </w:t>
+      </w:r>
+      <w:r>
+        <w:rPr>
+          <w:rFonts w:ascii="Arial" w:hAnsi="Arial" w:cs="Arial"/>
+          <w:b w:val="0"/>
+          <w:sz w:val="23"/>
+        </w:rPr>
+        <w:t>אפנון היתר מעוות את המעטפת ואת שחזור המידע.</w:t>
       </w:r>
     </w:p>
     <w:p>
       <w:pPr>
+        <w:pStyle w:val="Heading1"/>
+      </w:pPr>
+      <w:r>
+        <w:t>כרטיס חזרה מהיר</w:t>
+      </w:r>
+    </w:p>
+    <w:p>
+      <w:pPr>
+        <w:spacing w:after="50" w:line="254" w:lineRule="auto"/>
         <w:jc w:val="right"/>
         <w:bidi/>
       </w:pPr>
       <w:r>
         <w:rPr>
+          <w:rFonts w:ascii="Arial" w:hAnsi="Arial" w:cs="Arial"/>
           <w:b/>
-          <w:rtl/>
-        </w:rPr>
-        <w:t>הנקודה:</w:t>
-      </w:r>
-      <w:r>
-        <w:rPr>
-          <w:rtl/>
-        </w:rPr>
-        <w:t xml:space="preserve"> נפתור תרגיל בסדר קבוע ונפריד בין שלבי החישוב.</w:t>
+          <w:color w:val="08758C"/>
+          <w:sz w:val="24"/>
+        </w:rPr>
+        <w:t xml:space="preserve">לפתוח  </w:t>
+      </w:r>
+      <w:r>
+        <w:rPr>
+          <w:rFonts w:ascii="Arial" w:hAnsi="Arial" w:cs="Arial"/>
+          <w:b w:val="0"/>
+          <w:sz w:val="24"/>
+        </w:rPr>
+        <w:t>פתיחה: איך קול בתדר נמוך יכול לצאת מאנטנה מעשית ולהגיע למקלט רחוק?</w:t>
       </w:r>
     </w:p>
     <w:p>
       <w:pPr>
+        <w:spacing w:after="50" w:line="254" w:lineRule="auto"/>
         <w:jc w:val="right"/>
         <w:bidi/>
       </w:pPr>
       <w:r>
         <w:rPr>
+          <w:rFonts w:ascii="Arial" w:hAnsi="Arial" w:cs="Arial"/>
           <w:b/>
-          <w:rtl/>
-        </w:rPr>
-        <w:t>מה לומר:</w:t>
-      </w:r>
-      <w:r>
-        <w:rPr>
-          <w:rtl/>
-        </w:rPr>
-        <w:t xml:space="preserve"> נחלץ תנופות ותדרים, נחשב מעטפת ופסי צד, ואז הספק ונצילות. בכל שלב נבדוק יחידות.</w:t>
+          <w:color w:val="08758C"/>
+          <w:sz w:val="24"/>
+        </w:rPr>
+        <w:t xml:space="preserve">רצף  </w:t>
+      </w:r>
+      <w:r>
+        <w:rPr>
+          <w:rFonts w:ascii="Arial" w:hAnsi="Arial" w:cs="Arial"/>
+          <w:b w:val="0"/>
+          <w:sz w:val="24"/>
+        </w:rPr>
+        <w:t>אות שמע ← אנטנה ← אפנון ← מעטפת ← ספקטרום ← הספק ← תרגיל מודרך ← תרגול עצמאי.</w:t>
       </w:r>
     </w:p>
     <w:p>
       <w:pPr>
+        <w:spacing w:after="50" w:line="254" w:lineRule="auto"/>
         <w:jc w:val="right"/>
         <w:bidi/>
-      </w:pPr>
-      <w:r>
-        <w:rPr>
+        <w:shd w:fill="EAF6F8"/>
+      </w:pPr>
+      <w:r>
+        <w:rPr>
+          <w:rFonts w:ascii="Arial" w:hAnsi="Arial" w:cs="Arial"/>
           <w:b/>
-          <w:rtl/>
-        </w:rPr>
-        <w:t>הנחיה/פעילות:</w:t>
-      </w:r>
-      <w:r>
-        <w:rPr>
-          <w:rtl/>
-        </w:rPr>
-        <w:t xml:space="preserve"> הציגו את ארבעת שלבי הפתרון.</w:t>
+          <w:color w:val="08758C"/>
+          <w:sz w:val="24"/>
+        </w:rPr>
+        <w:t xml:space="preserve">לתרגל  </w:t>
+      </w:r>
+      <w:r>
+        <w:rPr>
+          <w:rFonts w:ascii="Arial" w:hAnsi="Arial" w:cs="Arial"/>
+          <w:b/>
+          <w:sz w:val="24"/>
+        </w:rPr>
+        <w:t>ב־AM התנופה משתנה לפי המידע, והמידע עצמו מופיע בפסי הצד.</w:t>
       </w:r>
     </w:p>
     <w:p>
       <w:pPr>
+        <w:spacing w:after="50" w:line="254" w:lineRule="auto"/>
         <w:jc w:val="right"/>
         <w:bidi/>
       </w:pPr>
       <w:r>
         <w:rPr>
+          <w:rFonts w:ascii="Arial" w:hAnsi="Arial" w:cs="Arial"/>
           <w:b/>
-          <w:rtl/>
-        </w:rPr>
-        <w:t>ראיה ללמידה:</w:t>
-      </w:r>
-      <w:r>
-        <w:rPr>
-          <w:rtl/>
-        </w:rPr>
-        <w:t xml:space="preserve"> פתרון דומה עצמאי בהמשך.</w:t>
-      </w:r>
-    </w:p>
-    <w:p>
-      <w:pPr>
-        <w:jc w:val="right"/>
-        <w:bidi/>
-      </w:pPr>
-      <w:r>
-        <w:rPr>
-          <w:b/>
-          <w:rtl/>
-        </w:rPr>
-        <w:t>גשר:</w:t>
-      </w:r>
-      <w:r>
-        <w:rPr>
-          <w:rtl/>
-        </w:rPr>
-        <w:t xml:space="preserve"> נתחיל מהשוואה לצורה התקנית.</w:t>
-      </w:r>
-    </w:p>
-    <w:p>
-      <w:pPr>
-        <w:pStyle w:val="Heading2"/>
-      </w:pPr>
-      <w:r>
-        <w:t>35. משווים לצורה התקנית (3 דקות)</w:t>
-      </w:r>
-    </w:p>
-    <w:p>
-      <w:pPr>
-        <w:jc w:val="right"/>
-        <w:bidi/>
-      </w:pPr>
-      <w:r>
-        <w:rPr>
-          <w:b/>
-          <w:rtl/>
-        </w:rPr>
-        <w:t>הנקודה:</w:t>
-      </w:r>
-      <w:r>
-        <w:rPr>
-          <w:rtl/>
-        </w:rPr>
-        <w:t xml:space="preserve"> השוואה לצורה התקנית מזהה תנופות, מקדם אפנון ותדרים זוויתיים.</w:t>
-      </w:r>
-    </w:p>
-    <w:p>
-      <w:pPr>
-        <w:jc w:val="right"/>
-        <w:bidi/>
-      </w:pPr>
-      <w:r>
-        <w:rPr>
-          <w:b/>
-          <w:rtl/>
-        </w:rPr>
-        <w:t>מה לומר:</w:t>
-      </w:r>
-      <w:r>
-        <w:rPr>
-          <w:rtl/>
-        </w:rPr>
-        <w:t xml:space="preserve"> המספר מחוץ לסוגריים הוא Ac; המקדם שבתוכם הוא ma. המקדמים של t הם התדרים הזוויתיים. העומס הוא 50 אוהם. סמנו נתונים לפני חישוב.</w:t>
-      </w:r>
-    </w:p>
-    <w:p>
-      <w:pPr>
-        <w:jc w:val="right"/>
-        <w:bidi/>
-      </w:pPr>
-      <w:r>
-        <w:rPr>
-          <w:b/>
-          <w:rtl/>
-        </w:rPr>
-        <w:t>הנחיה/פעילות:</w:t>
-      </w:r>
-      <w:r>
-        <w:rPr>
-          <w:rtl/>
-        </w:rPr>
-        <w:t xml:space="preserve"> בקשו לסמן את המשתנים במשוואה.</w:t>
-      </w:r>
-    </w:p>
-    <w:p>
-      <w:pPr>
-        <w:jc w:val="right"/>
-        <w:bidi/>
-      </w:pPr>
-      <w:r>
-        <w:rPr>
-          <w:b/>
-          <w:rtl/>
-        </w:rPr>
-        <w:t>ראיה ללמידה:</w:t>
-      </w:r>
-      <w:r>
-        <w:rPr>
-          <w:rtl/>
-        </w:rPr>
-        <w:t xml:space="preserve"> זיהוי נכון של המשתנים.</w:t>
-      </w:r>
-    </w:p>
-    <w:p>
-      <w:pPr>
-        <w:jc w:val="right"/>
-        <w:bidi/>
-      </w:pPr>
-      <w:r>
-        <w:rPr>
-          <w:b/>
-          <w:rtl/>
-        </w:rPr>
-        <w:t>גשר:</w:t>
-      </w:r>
-      <w:r>
-        <w:rPr>
-          <w:rtl/>
-        </w:rPr>
-        <w:t xml:space="preserve"> נחשב תנופות ומקדם אפנון.</w:t>
-      </w:r>
-    </w:p>
-    <w:p>
-      <w:pPr>
-        <w:pStyle w:val="Heading2"/>
-      </w:pPr>
-      <w:r>
-        <w:t>36. תנופות ומקדם אפנון (3 דקות)</w:t>
-      </w:r>
-    </w:p>
-    <w:p>
-      <w:pPr>
-        <w:jc w:val="right"/>
-        <w:bidi/>
-      </w:pPr>
-      <w:r>
-        <w:rPr>
-          <w:b/>
-          <w:rtl/>
-        </w:rPr>
-        <w:t>הנקודה:</w:t>
-      </w:r>
-      <w:r>
-        <w:rPr>
-          <w:rtl/>
-        </w:rPr>
-        <w:t xml:space="preserve"> מהמשוואה מתקבלים Ac=100 V, ma=0.8 ו־Am=80 V.</w:t>
-      </w:r>
-    </w:p>
-    <w:p>
-      <w:pPr>
-        <w:jc w:val="right"/>
-        <w:bidi/>
-      </w:pPr>
-      <w:r>
-        <w:rPr>
-          <w:b/>
-          <w:rtl/>
-        </w:rPr>
-        <w:t>מה לומר:</w:t>
-      </w:r>
-      <w:r>
-        <w:rPr>
-          <w:rtl/>
-        </w:rPr>
-        <w:t xml:space="preserve"> המקדם החיצוני הוא תנופת הנושא. המקדם שבסוגריים הוא ma. תנופת המידע היא ma כפול Ac, כלומר 80 V.</w:t>
-      </w:r>
-    </w:p>
-    <w:p>
-      <w:pPr>
-        <w:jc w:val="right"/>
-        <w:bidi/>
-      </w:pPr>
-      <w:r>
-        <w:rPr>
-          <w:b/>
-          <w:rtl/>
-        </w:rPr>
-        <w:t>הנחיה/פעילות:</w:t>
-      </w:r>
-      <w:r>
-        <w:rPr>
-          <w:rtl/>
-        </w:rPr>
-        <w:t xml:space="preserve"> חשבו יחד ובדקו עקביות.</w:t>
-      </w:r>
-    </w:p>
-    <w:p>
-      <w:pPr>
-        <w:jc w:val="right"/>
-        <w:bidi/>
-      </w:pPr>
-      <w:r>
-        <w:rPr>
-          <w:b/>
-          <w:rtl/>
-        </w:rPr>
-        <w:t>ראיה ללמידה:</w:t>
-      </w:r>
-      <w:r>
-        <w:rPr>
-          <w:rtl/>
-        </w:rPr>
-        <w:t xml:space="preserve"> Am=0.8×100=80 V.</w:t>
-      </w:r>
-    </w:p>
-    <w:p>
-      <w:pPr>
-        <w:jc w:val="right"/>
-        <w:bidi/>
-      </w:pPr>
-      <w:r>
-        <w:rPr>
-          <w:b/>
-          <w:rtl/>
-        </w:rPr>
-        <w:t>גשר:</w:t>
-      </w:r>
-      <w:r>
-        <w:rPr>
-          <w:rtl/>
-        </w:rPr>
-        <w:t xml:space="preserve"> נמיר את התדרים הזוויתיים להרץ.</w:t>
-      </w:r>
-    </w:p>
-    <w:p>
-      <w:pPr>
-        <w:pStyle w:val="Heading2"/>
-      </w:pPr>
-      <w:r>
-        <w:t>37. המרת תדר זוויתי להרץ (3 דקות)</w:t>
-      </w:r>
-    </w:p>
-    <w:p>
-      <w:pPr>
-        <w:jc w:val="right"/>
-        <w:bidi/>
-      </w:pPr>
-      <w:r>
-        <w:rPr>
-          <w:b/>
-          <w:rtl/>
-        </w:rPr>
-        <w:t>הנקודה:</w:t>
-      </w:r>
-      <w:r>
-        <w:rPr>
-          <w:rtl/>
-        </w:rPr>
-        <w:t xml:space="preserve"> ממירים תדר זוויתי לתדר רגיל באמצעות חלוקה ב־2π.</w:t>
-      </w:r>
-    </w:p>
-    <w:p>
-      <w:pPr>
-        <w:jc w:val="right"/>
-        <w:bidi/>
-      </w:pPr>
-      <w:r>
-        <w:rPr>
-          <w:b/>
-          <w:rtl/>
-        </w:rPr>
-        <w:t>מה לומר:</w:t>
-      </w:r>
-      <w:r>
-        <w:rPr>
-          <w:rtl/>
-        </w:rPr>
-        <w:t xml:space="preserve"> ב־cos(ωt), המקדם של t הוא ω. חשבו f=ω/(2π). הנתונים נותנים fc=1 MHz ו־fm=5 kHz.</w:t>
-      </w:r>
-    </w:p>
-    <w:p>
-      <w:pPr>
-        <w:jc w:val="right"/>
-        <w:bidi/>
-      </w:pPr>
-      <w:r>
-        <w:rPr>
-          <w:b/>
-          <w:rtl/>
-        </w:rPr>
-        <w:t>הנחיה/פעילות:</w:t>
-      </w:r>
-      <w:r>
-        <w:rPr>
-          <w:rtl/>
-        </w:rPr>
-        <w:t xml:space="preserve"> הדגישו את ההבחנה בין ω ל־f.</w:t>
-      </w:r>
-    </w:p>
-    <w:p>
-      <w:pPr>
-        <w:jc w:val="right"/>
-        <w:bidi/>
-      </w:pPr>
-      <w:r>
-        <w:rPr>
-          <w:b/>
-          <w:rtl/>
-        </w:rPr>
-        <w:t>ראיה ללמידה:</w:t>
-      </w:r>
-      <w:r>
-        <w:rPr>
-          <w:rtl/>
-        </w:rPr>
-        <w:t xml:space="preserve"> המרה נכונה ויחידות נכונות.</w:t>
-      </w:r>
-    </w:p>
-    <w:p>
-      <w:pPr>
-        <w:jc w:val="right"/>
-        <w:bidi/>
-      </w:pPr>
-      <w:r>
-        <w:rPr>
-          <w:b/>
-          <w:rtl/>
-        </w:rPr>
-        <w:t>גשר:</w:t>
-      </w:r>
-      <w:r>
-        <w:rPr>
-          <w:rtl/>
-        </w:rPr>
-        <w:t xml:space="preserve"> נחשב מעטפת, פסי צד ורוחב פס.</w:t>
-      </w:r>
-    </w:p>
-    <w:p>
-      <w:pPr>
-        <w:pStyle w:val="Heading2"/>
-      </w:pPr>
-      <w:r>
-        <w:t>38. מעטפת, פסי צד ורוחב פס (3 דקות)</w:t>
-      </w:r>
-    </w:p>
-    <w:p>
-      <w:pPr>
-        <w:jc w:val="right"/>
-        <w:bidi/>
-      </w:pPr>
-      <w:r>
-        <w:rPr>
-          <w:b/>
-          <w:rtl/>
-        </w:rPr>
-        <w:t>הנקודה:</w:t>
-      </w:r>
-      <w:r>
-        <w:rPr>
-          <w:rtl/>
-        </w:rPr>
-        <w:t xml:space="preserve"> מתקבלים גבולות מעטפת 180 ו־20 וולט ופסי צד ב־995 ו־1005 קילוהרץ.</w:t>
-      </w:r>
-    </w:p>
-    <w:p>
-      <w:pPr>
-        <w:jc w:val="right"/>
-        <w:bidi/>
-      </w:pPr>
-      <w:r>
-        <w:rPr>
-          <w:b/>
-          <w:rtl/>
-        </w:rPr>
-        <w:t>מה לומר:</w:t>
-      </w:r>
-      <w:r>
-        <w:rPr>
-          <w:rtl/>
-        </w:rPr>
-        <w:t xml:space="preserve"> השתמשו ב־Ac וב־Am לגבולות המעטפת. פסי הצד נמצאים 5 kHz משני צדי 1 MHz. רוחב הפס 10 kHz; בדקו מול 2fm.</w:t>
-      </w:r>
-    </w:p>
-    <w:p>
-      <w:pPr>
-        <w:jc w:val="right"/>
-        <w:bidi/>
-      </w:pPr>
-      <w:r>
-        <w:rPr>
-          <w:b/>
-          <w:rtl/>
-        </w:rPr>
-        <w:t>הנחיה/פעילות:</w:t>
-      </w:r>
-      <w:r>
-        <w:rPr>
-          <w:rtl/>
-        </w:rPr>
-        <w:t xml:space="preserve"> בקשו בדיקת היגיון עצמאית.</w:t>
-      </w:r>
-    </w:p>
-    <w:p>
-      <w:pPr>
-        <w:jc w:val="right"/>
-        <w:bidi/>
-      </w:pPr>
-      <w:r>
-        <w:rPr>
-          <w:b/>
-          <w:rtl/>
-        </w:rPr>
-        <w:t>ראיה ללמידה:</w:t>
-      </w:r>
-      <w:r>
-        <w:rPr>
-          <w:rtl/>
-        </w:rPr>
-        <w:t xml:space="preserve"> התאמה בין רוחב הפס ל־2fm.</w:t>
-      </w:r>
-    </w:p>
-    <w:p>
-      <w:pPr>
-        <w:jc w:val="right"/>
-        <w:bidi/>
-      </w:pPr>
-      <w:r>
-        <w:rPr>
-          <w:b/>
-          <w:rtl/>
-        </w:rPr>
-        <w:t>גשר:</w:t>
-      </w:r>
-      <w:r>
-        <w:rPr>
-          <w:rtl/>
-        </w:rPr>
-        <w:t xml:space="preserve"> נשלים את התרגיל בהספקים ובנצילות.</w:t>
-      </w:r>
-    </w:p>
-    <w:p>
-      <w:pPr>
-        <w:pStyle w:val="Heading2"/>
-      </w:pPr>
-      <w:r>
-        <w:t>39. הספקים ונצילות (5 דקות)</w:t>
-      </w:r>
-    </w:p>
-    <w:p>
-      <w:pPr>
-        <w:jc w:val="right"/>
-        <w:bidi/>
-      </w:pPr>
-      <w:r>
-        <w:rPr>
-          <w:b/>
-          <w:rtl/>
-        </w:rPr>
-        <w:t>הנקודה:</w:t>
-      </w:r>
-      <w:r>
-        <w:rPr>
-          <w:rtl/>
-        </w:rPr>
-        <w:t xml:space="preserve"> מתקבלים Pc=100 W, PSB=32 W, PAM=132 W ונצילות 24.24%.</w:t>
-      </w:r>
-    </w:p>
-    <w:p>
-      <w:pPr>
-        <w:jc w:val="right"/>
-        <w:bidi/>
-      </w:pPr>
-      <w:r>
-        <w:rPr>
-          <w:b/>
-          <w:rtl/>
-        </w:rPr>
-        <w:t>מה לומר:</w:t>
-      </w:r>
-      <w:r>
-        <w:rPr>
-          <w:rtl/>
-        </w:rPr>
-        <w:t xml:space="preserve"> נחשב הספק נושא עם 100 V שיא ו־50 אוהם. נוסיף 32 W בפסי הצד ונקבל 132 W. הנצילות היא 32/132. היא קטנה משליש כי ma=0.8.</w:t>
-      </w:r>
-    </w:p>
-    <w:p>
-      <w:pPr>
-        <w:jc w:val="right"/>
-        <w:bidi/>
-      </w:pPr>
-      <w:r>
-        <w:rPr>
-          <w:b/>
-          <w:rtl/>
-        </w:rPr>
-        <w:t>הנחיה/פעילות:</w:t>
-      </w:r>
-      <w:r>
-        <w:rPr>
-          <w:rtl/>
-        </w:rPr>
-        <w:t xml:space="preserve"> הציגו כל שלב ובקשו מהכיתה לחשב יחד.</w:t>
-      </w:r>
-    </w:p>
-    <w:p>
-      <w:pPr>
-        <w:jc w:val="right"/>
-        <w:bidi/>
-      </w:pPr>
-      <w:r>
-        <w:rPr>
-          <w:b/>
-          <w:rtl/>
-        </w:rPr>
-        <w:t>ראיה ללמידה:</w:t>
-      </w:r>
-      <w:r>
-        <w:rPr>
-          <w:rtl/>
-        </w:rPr>
-        <w:t xml:space="preserve"> תוצאות וחישוב נצילות נכונים.</w:t>
-      </w:r>
-    </w:p>
-    <w:p>
-      <w:pPr>
-        <w:jc w:val="right"/>
-        <w:bidi/>
-      </w:pPr>
-      <w:r>
-        <w:rPr>
-          <w:b/>
-          <w:rtl/>
-        </w:rPr>
-        <w:t>גשר:</w:t>
-      </w:r>
-      <w:r>
-        <w:rPr>
-          <w:rtl/>
-        </w:rPr>
-        <w:t xml:space="preserve"> ננסח סדר עבודה כללי.</w:t>
-      </w:r>
-    </w:p>
-    <w:p>
-      <w:pPr>
-        <w:pStyle w:val="Heading2"/>
-      </w:pPr>
-      <w:r>
-        <w:t>40. סדר קבוע לבחינה (3 דקות)</w:t>
-      </w:r>
-    </w:p>
-    <w:p>
-      <w:pPr>
-        <w:jc w:val="right"/>
-        <w:bidi/>
-      </w:pPr>
-      <w:r>
-        <w:rPr>
-          <w:b/>
-          <w:rtl/>
-        </w:rPr>
-        <w:t>הנקודה:</w:t>
-      </w:r>
-      <w:r>
-        <w:rPr>
-          <w:rtl/>
-        </w:rPr>
-        <w:t xml:space="preserve"> פתרון שיטתי עובר מחילוץ נתונים להמרות, זמן ותדר, הספק ובדיקה.</w:t>
-      </w:r>
-    </w:p>
-    <w:p>
-      <w:pPr>
-        <w:jc w:val="right"/>
-        <w:bidi/>
-      </w:pPr>
-      <w:r>
-        <w:rPr>
-          <w:b/>
-          <w:rtl/>
-        </w:rPr>
-        <w:t>מה לומר:</w:t>
-      </w:r>
-      <w:r>
-        <w:rPr>
-          <w:rtl/>
-        </w:rPr>
-        <w:t xml:space="preserve"> סדר קבוע מפחית דילוגים ובלבול בין PSB ל־PAM. חזרו על השלבים במילים.</w:t>
-      </w:r>
-    </w:p>
-    <w:p>
-      <w:pPr>
-        <w:jc w:val="right"/>
-        <w:bidi/>
-      </w:pPr>
-      <w:r>
-        <w:rPr>
-          <w:b/>
-          <w:rtl/>
-        </w:rPr>
-        <w:t>הנחיה/פעילות:</w:t>
-      </w:r>
-      <w:r>
-        <w:rPr>
-          <w:rtl/>
-        </w:rPr>
-        <w:t xml:space="preserve"> בקשו מהסטודנטים לשחזר את הסדר.</w:t>
-      </w:r>
-    </w:p>
-    <w:p>
-      <w:pPr>
-        <w:jc w:val="right"/>
-        <w:bidi/>
-      </w:pPr>
-      <w:r>
-        <w:rPr>
-          <w:b/>
-          <w:rtl/>
-        </w:rPr>
-        <w:t>ראיה ללמידה:</w:t>
-      </w:r>
-      <w:r>
-        <w:rPr>
-          <w:rtl/>
-        </w:rPr>
-        <w:t xml:space="preserve"> שחזור ארבעת השלבים.</w:t>
-      </w:r>
-    </w:p>
-    <w:p>
-      <w:pPr>
-        <w:jc w:val="right"/>
-        <w:bidi/>
-      </w:pPr>
-      <w:r>
-        <w:rPr>
-          <w:b/>
-          <w:rtl/>
-        </w:rPr>
-        <w:t>גשר:</w:t>
-      </w:r>
-      <w:r>
-        <w:rPr>
-          <w:rtl/>
-        </w:rPr>
-        <w:t xml:space="preserve"> עכשיו תיישמו אותו בזוגות.</w:t>
-      </w:r>
-    </w:p>
-    <w:p>
-      <w:pPr>
-        <w:pStyle w:val="Heading1"/>
-      </w:pPr>
-      <w:r>
-        <w:t>סיכום ויציאה</w:t>
-      </w:r>
-    </w:p>
-    <w:p>
-      <w:pPr>
-        <w:pStyle w:val="Heading2"/>
-      </w:pPr>
-      <w:r>
-        <w:t>41. פתרו לפני חשיפת הפתרון (7 דקות)</w:t>
-      </w:r>
-    </w:p>
-    <w:p>
-      <w:pPr>
-        <w:jc w:val="right"/>
-        <w:bidi/>
-      </w:pPr>
-      <w:r>
-        <w:rPr>
-          <w:b/>
-          <w:rtl/>
-        </w:rPr>
-        <w:t>הנקודה:</w:t>
-      </w:r>
-      <w:r>
-        <w:rPr>
-          <w:rtl/>
-        </w:rPr>
-        <w:t xml:space="preserve"> תרגול עצמאי בודק חיבור בין ma, רוחב פס, הספק ונצילות.</w:t>
-      </w:r>
-    </w:p>
-    <w:p>
-      <w:pPr>
-        <w:jc w:val="right"/>
-        <w:bidi/>
-      </w:pPr>
-      <w:r>
-        <w:rPr>
-          <w:b/>
-          <w:rtl/>
-        </w:rPr>
-        <w:t>מה לומר:</w:t>
-      </w:r>
-      <w:r>
-        <w:rPr>
-          <w:rtl/>
-        </w:rPr>
-        <w:t xml:space="preserve"> עבדו בזוגות. כתבו נוסחה ויחידות לפני כל הצבה. הנתונים: fc=2 MHz, Ac=50 V, fm=10 kHz, Am=25 V, R=50Ω. חשבו ma, BW, Pc, PAM ו־η.</w:t>
-      </w:r>
-    </w:p>
-    <w:p>
-      <w:pPr>
-        <w:jc w:val="right"/>
-        <w:bidi/>
-      </w:pPr>
-      <w:r>
-        <w:rPr>
-          <w:b/>
-          <w:rtl/>
-        </w:rPr>
-        <w:t>הנחיה/פעילות:</w:t>
-      </w:r>
-      <w:r>
-        <w:rPr>
-          <w:rtl/>
-        </w:rPr>
-        <w:t xml:space="preserve"> תנו את כל שבע הדקות לפתרון ואז חשפו תשובות.</w:t>
-      </w:r>
-    </w:p>
-    <w:p>
-      <w:pPr>
-        <w:jc w:val="right"/>
-        <w:bidi/>
-      </w:pPr>
-      <w:r>
-        <w:rPr>
-          <w:b/>
-          <w:rtl/>
-        </w:rPr>
-        <w:t>ראיה ללמידה:</w:t>
-      </w:r>
-      <w:r>
-        <w:rPr>
-          <w:rtl/>
-        </w:rPr>
-        <w:t xml:space="preserve"> ma=.5, BW=20 kHz, Pc=25 W, PAM=28.125 W, η=11.11%.</w:t>
-      </w:r>
-    </w:p>
-    <w:p>
-      <w:pPr>
-        <w:jc w:val="right"/>
-        <w:bidi/>
-      </w:pPr>
-      <w:r>
-        <w:rPr>
-          <w:b/>
-          <w:rtl/>
-        </w:rPr>
-        <w:t>גשר:</w:t>
-      </w:r>
-      <w:r>
-        <w:rPr>
-          <w:rtl/>
-        </w:rPr>
-        <w:t xml:space="preserve"> נבדוק ארבע טעויות נפוצות.</w:t>
-      </w:r>
-    </w:p>
-    <w:p>
-      <w:pPr>
-        <w:pStyle w:val="Heading2"/>
-      </w:pPr>
-      <w:r>
-        <w:t>42. ארבע בדיקות לפני שמסיימים (2 דקות)</w:t>
-      </w:r>
-    </w:p>
-    <w:p>
-      <w:pPr>
-        <w:jc w:val="right"/>
-        <w:bidi/>
-      </w:pPr>
-      <w:r>
-        <w:rPr>
-          <w:b/>
-          <w:rtl/>
-        </w:rPr>
-        <w:t>הנקודה:</w:t>
-      </w:r>
-      <w:r>
-        <w:rPr>
-          <w:rtl/>
-        </w:rPr>
-        <w:t xml:space="preserve"> בדיקת יחידות, הגדרת מתח והבחנה בין הספקים מונעות טעויות.</w:t>
-      </w:r>
-    </w:p>
-    <w:p>
-      <w:pPr>
-        <w:jc w:val="right"/>
-        <w:bidi/>
-      </w:pPr>
-      <w:r>
-        <w:rPr>
-          <w:b/>
-          <w:rtl/>
-        </w:rPr>
-        <w:t>מה לומר:</w:t>
-      </w:r>
-      <w:r>
-        <w:rPr>
-          <w:rtl/>
-        </w:rPr>
-        <w:t xml:space="preserve"> בדקו אם המתח הוא Vpp או Ac; ודאו יחידות תדר אחידות; הפרידו PSB מ־PAM; והמירו ω ל־f באמצעות 2π.</w:t>
-      </w:r>
-    </w:p>
-    <w:p>
-      <w:pPr>
-        <w:jc w:val="right"/>
-        <w:bidi/>
-      </w:pPr>
-      <w:r>
-        <w:rPr>
-          <w:b/>
-          <w:rtl/>
-        </w:rPr>
-        <w:t>הנחיה/פעילות:</w:t>
-      </w:r>
-      <w:r>
-        <w:rPr>
-          <w:rtl/>
-        </w:rPr>
-        <w:t xml:space="preserve"> בקשו לבחור בדיקה שתמנע טעות מהתרגיל.</w:t>
-      </w:r>
-    </w:p>
-    <w:p>
-      <w:pPr>
-        <w:jc w:val="right"/>
-        <w:bidi/>
-      </w:pPr>
-      <w:r>
-        <w:rPr>
-          <w:b/>
-          <w:rtl/>
-        </w:rPr>
-        <w:t>ראיה ללמידה:</w:t>
-      </w:r>
-      <w:r>
-        <w:rPr>
-          <w:rtl/>
-        </w:rPr>
-        <w:t xml:space="preserve"> הסטודנטים מתאימים בדיקה לשגיאה אפשרית.</w:t>
-      </w:r>
-    </w:p>
-    <w:p>
-      <w:pPr>
-        <w:jc w:val="right"/>
-        <w:bidi/>
-      </w:pPr>
-      <w:r>
-        <w:rPr>
-          <w:b/>
-          <w:rtl/>
-        </w:rPr>
-        <w:t>גשר:</w:t>
-      </w:r>
-      <w:r>
-        <w:rPr>
-          <w:rtl/>
-        </w:rPr>
-        <w:t xml:space="preserve"> כרטיס היציאה יבדוק הבנה במילים.</w:t>
-      </w:r>
-    </w:p>
-    <w:p>
-      <w:pPr>
-        <w:pStyle w:val="Heading2"/>
-      </w:pPr>
-      <w:r>
-        <w:t>43. שלוש שאלות קצרות (2 דקות)</w:t>
-      </w:r>
-    </w:p>
-    <w:p>
-      <w:pPr>
-        <w:jc w:val="right"/>
-        <w:bidi/>
-      </w:pPr>
-      <w:r>
-        <w:rPr>
-          <w:b/>
-          <w:rtl/>
-        </w:rPr>
-        <w:t>הנקודה:</w:t>
-      </w:r>
-      <w:r>
-        <w:rPr>
-          <w:rtl/>
-        </w:rPr>
-        <w:t xml:space="preserve"> שלוש תשובות קצרות בודקות את עיקרי האפנון, רוחב הפס והנצילות.</w:t>
-      </w:r>
-    </w:p>
-    <w:p>
-      <w:pPr>
-        <w:jc w:val="right"/>
-        <w:bidi/>
-      </w:pPr>
-      <w:r>
-        <w:rPr>
-          <w:b/>
-          <w:rtl/>
-        </w:rPr>
-        <w:t>מה לומר:</w:t>
-      </w:r>
-      <w:r>
-        <w:rPr>
-          <w:rtl/>
-        </w:rPr>
-        <w:t xml:space="preserve"> מה משתנה ב־AM? אם fm=4 kHz מה BW? מדוע הנצילות מוגבלת? התשובות: התנופה; 8 kHz; הנושא צורך רוב ההספק ואינו נושא מידע.</w:t>
-      </w:r>
-    </w:p>
-    <w:p>
-      <w:pPr>
-        <w:jc w:val="right"/>
-        <w:bidi/>
-      </w:pPr>
-      <w:r>
-        <w:rPr>
-          <w:b/>
-          <w:rtl/>
-        </w:rPr>
-        <w:t>הנחיה/פעילות:</w:t>
-      </w:r>
-      <w:r>
-        <w:rPr>
-          <w:rtl/>
-        </w:rPr>
-        <w:t xml:space="preserve"> תנו זמן לתשובה לפני הצגת בדיקה עצמית.</w:t>
-      </w:r>
-    </w:p>
-    <w:p>
-      <w:pPr>
-        <w:jc w:val="right"/>
-        <w:bidi/>
-      </w:pPr>
-      <w:r>
-        <w:rPr>
-          <w:b/>
-          <w:rtl/>
-        </w:rPr>
-        <w:t>ראיה ללמידה:</w:t>
-      </w:r>
-      <w:r>
-        <w:rPr>
-          <w:rtl/>
-        </w:rPr>
-        <w:t xml:space="preserve"> שלוש תשובות נכונות.</w:t>
-      </w:r>
-    </w:p>
-    <w:p>
-      <w:pPr>
-        <w:jc w:val="right"/>
-        <w:bidi/>
-      </w:pPr>
-      <w:r>
-        <w:rPr>
-          <w:b/>
-          <w:rtl/>
-        </w:rPr>
-        <w:t>גשר:</w:t>
-      </w:r>
-      <w:r>
-        <w:rPr>
-          <w:rtl/>
-        </w:rPr>
-        <w:t xml:space="preserve"> נסכם את מסלול המידע מתחילתו ועד להספק.</w:t>
-      </w:r>
-    </w:p>
-    <w:p>
-      <w:pPr>
-        <w:pStyle w:val="Heading2"/>
-      </w:pPr>
-      <w:r>
-        <w:t>44. אות מידע הופך לאות שניתן לשדר (2 דקות)</w:t>
-      </w:r>
-    </w:p>
-    <w:p>
-      <w:pPr>
-        <w:jc w:val="right"/>
-        <w:bidi/>
-      </w:pPr>
-      <w:r>
-        <w:rPr>
-          <w:b/>
-          <w:rtl/>
-        </w:rPr>
-        <w:t>הנקודה:</w:t>
-      </w:r>
-      <w:r>
-        <w:rPr>
-          <w:rtl/>
-        </w:rPr>
-        <w:t xml:space="preserve"> AM מעביר מידע לתדר מתאים במחיר רוחב פס והספק נושא.</w:t>
-      </w:r>
-    </w:p>
-    <w:p>
-      <w:pPr>
-        <w:jc w:val="right"/>
-        <w:bidi/>
-      </w:pPr>
-      <w:r>
-        <w:rPr>
-          <w:b/>
-          <w:rtl/>
-        </w:rPr>
-        <w:t>מה לומר:</w:t>
-      </w:r>
-      <w:r>
-        <w:rPr>
-          <w:rtl/>
-        </w:rPr>
-        <w:t xml:space="preserve"> נחזור למסלול: שמע נמוך, נושא גבוה, מעטפת, פסי צד והספק. ה־AM מאפשר שידור, אך יש לו מחיר ברוחב פס ובנצילות.</w:t>
-      </w:r>
-    </w:p>
-    <w:p>
-      <w:pPr>
-        <w:jc w:val="right"/>
-        <w:bidi/>
-      </w:pPr>
-      <w:r>
-        <w:rPr>
-          <w:b/>
-          <w:rtl/>
-        </w:rPr>
-        <w:t>הנחיה/פעילות:</w:t>
-      </w:r>
-      <w:r>
-        <w:rPr>
-          <w:rtl/>
-        </w:rPr>
-        <w:t xml:space="preserve"> שאלו היכן נמצא המידע.</w:t>
-      </w:r>
-    </w:p>
-    <w:p>
-      <w:pPr>
-        <w:jc w:val="right"/>
-        <w:bidi/>
-      </w:pPr>
-      <w:r>
-        <w:rPr>
-          <w:b/>
-          <w:rtl/>
-        </w:rPr>
-        <w:t>ראיה ללמידה:</w:t>
-      </w:r>
-      <w:r>
-        <w:rPr>
-          <w:rtl/>
-        </w:rPr>
-        <w:t xml:space="preserve"> זיהוי פסי הצד והסבר תפקיד הנושא.</w:t>
-      </w:r>
-    </w:p>
-    <w:p>
-      <w:pPr>
-        <w:jc w:val="right"/>
-        <w:bidi/>
-      </w:pPr>
-      <w:r>
-        <w:rPr>
-          <w:b/>
-          <w:rtl/>
-        </w:rPr>
-        <w:t>גשר:</w:t>
-      </w:r>
-      <w:r>
-        <w:rPr>
-          <w:rtl/>
-        </w:rPr>
-        <w:t xml:space="preserve"> קחו את סדר הפתרון ואת בדיקות ההיגיון לתרגיל הבא.</w:t>
-      </w:r>
-    </w:p>
-    <w:p>
-      <w:pPr>
-        <w:pStyle w:val="Heading1"/>
-      </w:pPr>
-      <w:r>
-        <w:t>סיום</w:t>
-      </w:r>
-    </w:p>
-    <w:p>
-      <w:pPr>
-        <w:jc w:val="right"/>
-        <w:bidi/>
-      </w:pPr>
-      <w:r>
-        <w:rPr>
-          <w:rtl/>
-        </w:rPr>
-        <w:t>שורת סיום: אפנון AM מעביר מידע לתדר שמתאים לשידור; כדי להבין את האות צריך לעקוב אחר המעטפת, פסי הצד וההספק.</w:t>
-      </w:r>
-    </w:p>
-    <w:p>
-      <w:pPr>
-        <w:pStyle w:val="Heading1"/>
-      </w:pPr>
-      <w:r>
-        <w:t>שאלות מאתגרות ותשובות קצרות</w:t>
-      </w:r>
-    </w:p>
-    <w:p>
-      <w:pPr>
-        <w:jc w:val="right"/>
-        <w:bidi/>
-      </w:pPr>
-      <w:r>
-        <w:rPr>
-          <w:rtl/>
-        </w:rPr>
-        <w:t>למה לא משדרים את אות השמע ישירות?</w:t>
-      </w:r>
-    </w:p>
-    <w:p>
-      <w:pPr>
-        <w:jc w:val="right"/>
-        <w:bidi/>
-      </w:pPr>
-      <w:r>
-        <w:rPr>
-          <w:rtl/>
-        </w:rPr>
-        <w:t>בתדרים נמוכים אורך הגל גדול, ולכן אנטנה יעילה תהיה גדולה מאוד.</w:t>
-      </w:r>
-    </w:p>
-    <w:p>
-      <w:pPr>
-        <w:jc w:val="right"/>
-        <w:bidi/>
-      </w:pPr>
-      <w:r>
-        <w:rPr>
-          <w:rtl/>
-        </w:rPr>
-        <w:t>מה משתנה באפנון AM?</w:t>
-      </w:r>
-    </w:p>
-    <w:p>
-      <w:pPr>
-        <w:jc w:val="right"/>
-        <w:bidi/>
-      </w:pPr>
-      <w:r>
-        <w:rPr>
-          <w:rtl/>
-        </w:rPr>
-        <w:t>תנופת הנושא משתנה לפי אות המידע, בעוד שתדר הנושא נשאר קבוע.</w:t>
-      </w:r>
-    </w:p>
-    <w:p>
-      <w:pPr>
-        <w:jc w:val="right"/>
-        <w:bidi/>
-      </w:pPr>
-      <w:r>
-        <w:rPr>
-          <w:rtl/>
-        </w:rPr>
-        <w:t>איפה נמצא המידע בספקטרום?</w:t>
-      </w:r>
-    </w:p>
-    <w:p>
-      <w:pPr>
-        <w:jc w:val="right"/>
-        <w:bidi/>
-      </w:pPr>
-      <w:r>
-        <w:rPr>
-          <w:rtl/>
-        </w:rPr>
-        <w:t>בפסי הצד העליון והתחתון.</w:t>
-      </w:r>
-    </w:p>
-    <w:p>
-      <w:pPr>
-        <w:jc w:val="right"/>
-        <w:bidi/>
-      </w:pPr>
-      <w:r>
-        <w:rPr>
-          <w:rtl/>
-        </w:rPr>
-        <w:t>למה רוחב הפס הוא 2fm?</w:t>
-      </w:r>
-    </w:p>
-    <w:p>
-      <w:pPr>
-        <w:jc w:val="right"/>
-        <w:bidi/>
-      </w:pPr>
-      <w:r>
-        <w:rPr>
-          <w:rtl/>
-        </w:rPr>
-        <w:t>פסי הצד נמצאים במרחק fm מעל ומתחת לנושא.</w:t>
-      </w:r>
-    </w:p>
-    <w:p>
-      <w:pPr>
-        <w:jc w:val="right"/>
-        <w:bidi/>
-      </w:pPr>
-      <w:r>
-        <w:rPr>
-          <w:rtl/>
-        </w:rPr>
-        <w:t>למה לא מעלים את ma מעל 1?</w:t>
-      </w:r>
-    </w:p>
-    <w:p>
-      <w:pPr>
-        <w:jc w:val="right"/>
-        <w:bidi/>
-      </w:pPr>
-      <w:r>
-        <w:rPr>
-          <w:rtl/>
-        </w:rPr>
-        <w:t>אפנון היתר מעוות את המעטפת ואת שחזור המידע.</w:t>
-      </w:r>
-    </w:p>
-    <w:p>
-      <w:pPr>
-        <w:pStyle w:val="Heading1"/>
-      </w:pPr>
-      <w:r>
-        <w:t>כרטיס חזרה</w:t>
-      </w:r>
-    </w:p>
-    <w:p>
-      <w:pPr>
-        <w:jc w:val="right"/>
-        <w:bidi/>
-      </w:pPr>
-      <w:r>
-        <w:rPr>
-          <w:rtl/>
-        </w:rPr>
-        <w:t>פתיחה: איך קול בתדר נמוך יכול לצאת מאנטנה מעשית ולהגיע למקלט רחוק?</w:t>
-      </w:r>
-    </w:p>
-    <w:p>
-      <w:pPr>
-        <w:jc w:val="right"/>
-        <w:bidi/>
-      </w:pPr>
-      <w:r>
-        <w:rPr>
-          <w:rtl/>
-        </w:rPr>
-        <w:t>רצף: אות שמע ← אנטנה ← אפנון ← מעטפת ← ספקטרום ← הספק ← תרגיל מודרך ← תרגול עצמאי.</w:t>
-      </w:r>
-    </w:p>
-    <w:p>
-      <w:pPr>
-        <w:jc w:val="right"/>
-        <w:bidi/>
-      </w:pPr>
-      <w:r>
-        <w:rPr>
-          <w:rtl/>
-        </w:rPr>
-        <w:t>סיום: אפנון AM מעביר מידע לתדר שמתאים לשידור; כדי להבין את האות צריך לעקוב אחר המעטפת, פסי הצד וההספק.</w:t>
-      </w:r>
-    </w:p>
-    <w:p>
-      <w:pPr>
-        <w:jc w:val="right"/>
-        <w:bidi/>
-      </w:pPr>
-      <w:r>
-        <w:rPr>
-          <w:rtl/>
-        </w:rPr>
-        <w:t>השקף החלש ביותר: שקף 24, כי הגזירה הטריגונומטרית עלולה להסיט זמן מהרעיון של יצירת פסי הצד.</w:t>
-      </w:r>
-    </w:p>
-    <w:p>
-      <w:pPr>
-        <w:jc w:val="right"/>
-        <w:bidi/>
-      </w:pPr>
-      <w:r>
-        <w:rPr>
-          <w:rtl/>
-        </w:rPr>
-        <w:t>המשפט לתרגול: ב־AM התנופה משתנה לפי המידע, והמידע עצמו מופיע בפסי הצד.</w:t>
+          <w:color w:val="08758C"/>
+          <w:sz w:val="21"/>
+        </w:rPr>
+        <w:t xml:space="preserve">תזכורת למרצה  </w:t>
+      </w:r>
+      <w:r>
+        <w:rPr>
+          <w:rFonts w:ascii="Arial" w:hAnsi="Arial" w:cs="Arial"/>
+          <w:b w:val="0"/>
+          <w:sz w:val="21"/>
+        </w:rPr>
+        <w:t>שקף 24: הגזירה הטריגונומטרית עלולה להסיט זמן מהרעיון המרכזי. אם צריך לקצר, הציגו את התוצאה ואת הסיבה לפסי הצד בלי לעבור את כל שלבי הזהות.</w:t>
       </w:r>
     </w:p>
     <w:sectPr>
       <w:pgSz w:w="12240" w:h="15840"/>
-      <w:pgMar w:top="936" w:right="1080" w:bottom="936" w:left="1080" w:header="720" w:footer="720" w:gutter="0"/>
+      <w:pgMar w:top="893" w:right="1037" w:bottom="893" w:left="1037" w:header="720" w:footer="720" w:gutter="0"/>
       <w:cols w:space="720"/>
       <w:docGrid w:linePitch="360"/>
     </w:sectPr>
@@ -5274,7 +5646,7 @@
     <w:qFormat/>
     <w:rsid w:val="00FC693F"/>
     <w:pPr>
-      <w:spacing w:after="80"/>
+      <w:spacing w:after="60" w:line="259" w:lineRule="auto"/>
     </w:pPr>
     <w:rPr>
       <w:rFonts w:ascii="Arial" w:hAnsi="Arial" w:cs="Arial"/>
@@ -5344,7 +5716,7 @@
       <w:b/>
       <w:bCs/>
       <w:color w:val="0F3C4E"/>
-      <w:sz w:val="34"/>
+      <w:sz w:val="36"/>
       <w:szCs w:val="28"/>
     </w:rPr>
   </w:style>
@@ -5368,7 +5740,7 @@
       <w:b/>
       <w:bCs/>
       <w:color w:val="08758C"/>
-      <w:sz w:val="24"/>
+      <w:sz w:val="32"/>
       <w:szCs w:val="26"/>
     </w:rPr>
   </w:style>
@@ -5631,7 +6003,7 @@
       <w:color w:val="0F3C4E"/>
       <w:spacing w:val="5"/>
       <w:kern w:val="28"/>
-      <w:sz w:val="52"/>
+      <w:sz w:val="56"/>
       <w:szCs w:val="52"/>
     </w:rPr>
   </w:style>
